--- a/Lab-10.5_2403A51082.docx
+++ b/Lab-10.5_2403A51082.docx
@@ -29,8 +29,8 @@
         <w:gridCol w:w="1305"/>
         <w:gridCol w:w="283"/>
         <w:gridCol w:w="1528"/>
-        <w:gridCol w:w="1720"/>
-        <w:gridCol w:w="1123"/>
+        <w:gridCol w:w="1726"/>
+        <w:gridCol w:w="1117"/>
         <w:gridCol w:w="25"/>
       </w:tblGrid>
       <w:tr>
@@ -1710,7 +1710,7 @@
         </w:tc>
         <w:tc>
           <w:tcPr>
-            <w:tcW w:w="7079" w:type="dxa"/>
+            <w:tcW w:w="7085" w:type="dxa"/>
             <w:gridSpan w:val="6"/>
             <w:tcBorders>
               <w:top w:val="single" w:sz="8" w:space="0" w:color="000000"/>
@@ -1735,7 +1735,7 @@
         </w:tc>
         <w:tc>
           <w:tcPr>
-            <w:tcW w:w="1123" w:type="dxa"/>
+            <w:tcW w:w="1117" w:type="dxa"/>
             <w:tcBorders>
               <w:top w:val="single" w:sz="8" w:space="0" w:color="000000"/>
             </w:tcBorders>
@@ -1872,7 +1872,7 @@
         </w:tc>
         <w:tc>
           <w:tcPr>
-            <w:tcW w:w="7079" w:type="dxa"/>
+            <w:tcW w:w="7085" w:type="dxa"/>
             <w:gridSpan w:val="6"/>
             <w:vAlign w:val="center"/>
           </w:tcPr>
@@ -2406,112 +2406,21 @@
             <w:pPr>
               <w:pStyle w:val="TableParagraph"/>
               <w:spacing w:line="276" w:lineRule="auto"/>
-              <w:ind w:left="360"/>
-              <w:jc w:val="both"/>
-              <w:rPr>
-                <w:rFonts w:ascii="Times New Roman" w:hAnsi="Times New Roman" w:cs="Times New Roman"/>
-                <w:sz w:val="24"/>
-                <w:szCs w:val="24"/>
-              </w:rPr>
-            </w:pPr>
-          </w:p>
-          <w:p>
-            <w:pPr>
-              <w:pStyle w:val="TableParagraph"/>
-              <w:spacing w:line="276" w:lineRule="auto"/>
-              <w:jc w:val="both"/>
-              <w:rPr>
-                <w:rFonts w:ascii="Times New Roman" w:hAnsi="Times New Roman" w:cs="Times New Roman"/>
-                <w:b/>
-                <w:bCs/>
-                <w:sz w:val="24"/>
-                <w:szCs w:val="24"/>
-              </w:rPr>
-            </w:pPr>
-            <w:r>
-              <w:rPr>
-                <w:rFonts w:ascii="Times New Roman" w:hAnsi="Times New Roman" w:cs="Times New Roman"/>
-                <w:b/>
-                <w:bCs/>
-                <w:sz w:val="24"/>
-                <w:szCs w:val="24"/>
-              </w:rPr>
-              <w:t>Code#1</w:t>
-            </w:r>
-            <w:r>
-              <w:rPr>
-                <w:rFonts w:ascii="Times New Roman" w:hAnsi="Times New Roman" w:cs="Times New Roman"/>
-                <w:b/>
-                <w:bCs/>
-                <w:sz w:val="24"/>
-                <w:szCs w:val="24"/>
-              </w:rPr>
-              <w:t>:</w:t>
-            </w:r>
-          </w:p>
-          <w:p>
-            <w:pPr>
-              <w:pStyle w:val="TableParagraph"/>
-              <w:spacing w:line="276" w:lineRule="auto"/>
-              <w:jc w:val="both"/>
-              <w:rPr>
-                <w:rFonts w:ascii="Times New Roman" w:hAnsi="Times New Roman" w:cs="Times New Roman"/>
-                <w:b/>
-                <w:bCs/>
-                <w:sz w:val="24"/>
-                <w:szCs w:val="24"/>
-                <w:u w:val="single"/>
-              </w:rPr>
-            </w:pPr>
-            <w:r>
-              <w:rPr>
-                <w:rFonts w:ascii="Times New Roman" w:hAnsi="Times New Roman" w:cs="Times New Roman"/>
-                <w:b/>
-                <w:bCs/>
-                <w:sz w:val="24"/>
-                <w:szCs w:val="24"/>
-                <w:u w:val="single"/>
-              </w:rPr>
-              <w:t>Code before correcting:</w:t>
-            </w:r>
-          </w:p>
-          <w:p>
-            <w:pPr>
-              <w:pStyle w:val="TableParagraph"/>
-              <w:spacing w:line="276" w:lineRule="auto"/>
               <w:ind w:left="0"/>
               <w:jc w:val="both"/>
               <w:rPr>
-                <w:rFonts w:ascii="Times New Roman" w:hAnsi="Times New Roman" w:cs="Times New Roman"/>
-                <w:b/>
-                <w:bCs/>
-                <w:sz w:val="24"/>
-                <w:szCs w:val="24"/>
-              </w:rPr>
-            </w:pPr>
-            <w:r>
-              <w:rPr>
-                <w:rFonts w:ascii="Times New Roman" w:hAnsi="Times New Roman" w:cs="Times New Roman"/>
-                <w:b/>
-                <w:bCs/>
-                <w:sz w:val="24"/>
-                <w:szCs w:val="24"/>
-              </w:rPr>
-              <w:t xml:space="preserve">  </w:t>
-            </w:r>
-            <w:r>
-              <w:rPr>
-                <w:rFonts w:ascii="Times New Roman" w:hAnsi="Times New Roman" w:cs="Times New Roman"/>
-                <w:b/>
-                <w:bCs/>
-                <w:sz w:val="24"/>
-                <w:szCs w:val="24"/>
+                <w:noProof/>
+              </w:rPr>
+            </w:pPr>
+            <w:r>
+              <w:rPr>
+                <w:noProof/>
               </w:rPr>
               <w:drawing>
-                <wp:inline distT="0" distB="0" distL="0" distR="0" wp14:anchorId="3D9CFB32" wp14:editId="3A824DB8">
-                  <wp:extent cx="4378771" cy="529166"/>
-                  <wp:effectExtent l="0" t="0" r="3175" b="4445"/>
-                  <wp:docPr id="877702784" name="Picture 1"/>
+                <wp:inline distT="0" distB="0" distL="0" distR="0" wp14:anchorId="26A6AF0F" wp14:editId="2C13326B">
+                  <wp:extent cx="4492625" cy="2409190"/>
+                  <wp:effectExtent l="0" t="0" r="3175" b="0"/>
+                  <wp:docPr id="1427636759" name="Picture 2"/>
                   <wp:cNvGraphicFramePr>
                     <a:graphicFrameLocks xmlns:a="http://schemas.openxmlformats.org/drawingml/2006/main" noChangeAspect="1"/>
                   </wp:cNvGraphicFramePr>
@@ -2519,1110 +2428,13 @@
                     <a:graphicData uri="http://schemas.openxmlformats.org/drawingml/2006/picture">
                       <pic:pic xmlns:pic="http://schemas.openxmlformats.org/drawingml/2006/picture">
                         <pic:nvPicPr>
-                          <pic:cNvPr id="877702784" name=""/>
-                          <pic:cNvPicPr/>
-                        </pic:nvPicPr>
-                        <pic:blipFill>
-                          <a:blip r:embed="rId5"/>
-                          <a:stretch>
-                            <a:fillRect/>
-                          </a:stretch>
-                        </pic:blipFill>
-                        <pic:spPr>
-                          <a:xfrm>
-                            <a:off x="0" y="0"/>
-                            <a:ext cx="4424367" cy="534676"/>
-                          </a:xfrm>
-                          <a:prstGeom prst="rect">
-                            <a:avLst/>
-                          </a:prstGeom>
-                        </pic:spPr>
-                      </pic:pic>
-                    </a:graphicData>
-                  </a:graphic>
-                </wp:inline>
-              </w:drawing>
-            </w:r>
-          </w:p>
-          <w:p>
-            <w:pPr>
-              <w:pStyle w:val="TableParagraph"/>
-              <w:spacing w:line="276" w:lineRule="auto"/>
-              <w:ind w:left="0"/>
-              <w:jc w:val="both"/>
-              <w:rPr>
-                <w:rFonts w:ascii="Times New Roman" w:hAnsi="Times New Roman" w:cs="Times New Roman"/>
-                <w:sz w:val="24"/>
-                <w:szCs w:val="24"/>
-              </w:rPr>
-            </w:pPr>
-            <w:r>
-              <w:rPr>
-                <w:rFonts w:ascii="Times New Roman" w:hAnsi="Times New Roman" w:cs="Times New Roman"/>
-                <w:b/>
-                <w:bCs/>
-                <w:sz w:val="24"/>
-                <w:szCs w:val="24"/>
-              </w:rPr>
-              <w:t xml:space="preserve">  </w:t>
-            </w:r>
-            <w:r>
-              <w:rPr>
-                <w:rFonts w:ascii="Times New Roman" w:hAnsi="Times New Roman" w:cs="Times New Roman"/>
-                <w:sz w:val="24"/>
-                <w:szCs w:val="24"/>
-              </w:rPr>
-              <w:t>The Expected output is:120</w:t>
-            </w:r>
-          </w:p>
-          <w:p>
-            <w:pPr>
-              <w:pStyle w:val="TableParagraph"/>
-              <w:spacing w:line="276" w:lineRule="auto"/>
-              <w:ind w:left="0"/>
-              <w:jc w:val="both"/>
-              <w:rPr>
-                <w:rFonts w:ascii="Times New Roman" w:hAnsi="Times New Roman" w:cs="Times New Roman"/>
-                <w:sz w:val="24"/>
-                <w:szCs w:val="24"/>
-              </w:rPr>
-            </w:pPr>
-            <w:r>
-              <w:rPr>
-                <w:rFonts w:ascii="Times New Roman" w:hAnsi="Times New Roman" w:cs="Times New Roman"/>
-                <w:sz w:val="24"/>
-                <w:szCs w:val="24"/>
-              </w:rPr>
-              <w:t xml:space="preserve">  Generated Output is:24</w:t>
-            </w:r>
-          </w:p>
-          <w:p>
-            <w:pPr>
-              <w:pStyle w:val="TableParagraph"/>
-              <w:spacing w:line="276" w:lineRule="auto"/>
-              <w:ind w:left="0"/>
-              <w:jc w:val="both"/>
-              <w:rPr>
-                <w:rFonts w:ascii="Times New Roman" w:hAnsi="Times New Roman" w:cs="Times New Roman"/>
-                <w:b/>
-                <w:bCs/>
-                <w:sz w:val="24"/>
-                <w:szCs w:val="24"/>
-                <w:u w:val="single"/>
-              </w:rPr>
-            </w:pPr>
-            <w:r>
-              <w:rPr>
-                <w:rFonts w:ascii="Times New Roman" w:hAnsi="Times New Roman" w:cs="Times New Roman"/>
-                <w:b/>
-                <w:bCs/>
-                <w:sz w:val="24"/>
-                <w:szCs w:val="24"/>
-              </w:rPr>
-              <w:t xml:space="preserve">  </w:t>
-            </w:r>
-            <w:r>
-              <w:rPr>
-                <w:rFonts w:ascii="Times New Roman" w:hAnsi="Times New Roman" w:cs="Times New Roman"/>
-                <w:b/>
-                <w:bCs/>
-                <w:sz w:val="24"/>
-                <w:szCs w:val="24"/>
-                <w:u w:val="single"/>
-              </w:rPr>
-              <w:t>Prompt#1:</w:t>
-            </w:r>
-          </w:p>
-          <w:p>
-            <w:pPr>
-              <w:pStyle w:val="TableParagraph"/>
-              <w:spacing w:line="276" w:lineRule="auto"/>
-              <w:ind w:left="0"/>
-              <w:jc w:val="both"/>
-              <w:rPr>
-                <w:rFonts w:ascii="Times New Roman" w:hAnsi="Times New Roman" w:cs="Times New Roman"/>
-                <w:sz w:val="24"/>
-                <w:szCs w:val="24"/>
-              </w:rPr>
-            </w:pPr>
-            <w:r>
-              <w:rPr>
-                <w:rFonts w:ascii="Times New Roman" w:hAnsi="Times New Roman" w:cs="Times New Roman"/>
-                <w:sz w:val="24"/>
-                <w:szCs w:val="24"/>
-              </w:rPr>
-              <w:t xml:space="preserve">      </w:t>
-            </w:r>
-            <w:r>
-              <w:rPr>
-                <w:rFonts w:ascii="Times New Roman" w:hAnsi="Times New Roman" w:cs="Times New Roman"/>
-                <w:sz w:val="24"/>
-                <w:szCs w:val="24"/>
-              </w:rPr>
-              <w:sym w:font="Wingdings" w:char="F0E0"/>
-            </w:r>
-            <w:r>
-              <w:rPr>
-                <w:rFonts w:ascii="Times New Roman" w:hAnsi="Times New Roman" w:cs="Times New Roman"/>
-                <w:sz w:val="24"/>
-                <w:szCs w:val="24"/>
-              </w:rPr>
-              <w:t xml:space="preserve">My factorial function gives 24 for factorial(5) instead of 120.Please </w:t>
-            </w:r>
-            <w:r>
-              <w:rPr>
-                <w:rFonts w:ascii="Times New Roman" w:hAnsi="Times New Roman" w:cs="Times New Roman"/>
-                <w:sz w:val="24"/>
-                <w:szCs w:val="24"/>
-              </w:rPr>
-              <w:t xml:space="preserve">           </w:t>
-            </w:r>
-          </w:p>
-          <w:p>
-            <w:pPr>
-              <w:pStyle w:val="TableParagraph"/>
-              <w:spacing w:line="276" w:lineRule="auto"/>
-              <w:ind w:left="0"/>
-              <w:jc w:val="both"/>
-              <w:rPr>
-                <w:rFonts w:ascii="Times New Roman" w:hAnsi="Times New Roman" w:cs="Times New Roman"/>
-                <w:sz w:val="24"/>
-                <w:szCs w:val="24"/>
-              </w:rPr>
-            </w:pPr>
-            <w:r>
-              <w:rPr>
-                <w:rFonts w:ascii="Times New Roman" w:hAnsi="Times New Roman" w:cs="Times New Roman"/>
-                <w:b/>
-                <w:bCs/>
-                <w:sz w:val="24"/>
-                <w:szCs w:val="24"/>
-              </w:rPr>
-              <w:t xml:space="preserve">          </w:t>
-            </w:r>
-            <w:r>
-              <w:rPr>
-                <w:rFonts w:ascii="Times New Roman" w:hAnsi="Times New Roman" w:cs="Times New Roman"/>
-                <w:sz w:val="24"/>
-                <w:szCs w:val="24"/>
-              </w:rPr>
-              <w:t>fix the bug and give the corrected code.</w:t>
-            </w:r>
-          </w:p>
-          <w:p>
-            <w:pPr>
-              <w:pStyle w:val="TableParagraph"/>
-              <w:spacing w:line="276" w:lineRule="auto"/>
-              <w:ind w:left="0"/>
-              <w:jc w:val="both"/>
-              <w:rPr>
-                <w:rFonts w:ascii="Times New Roman" w:hAnsi="Times New Roman" w:cs="Times New Roman"/>
-                <w:b/>
-                <w:bCs/>
-                <w:sz w:val="24"/>
-                <w:szCs w:val="24"/>
-                <w:u w:val="single"/>
-              </w:rPr>
-            </w:pPr>
-            <w:r>
-              <w:rPr>
-                <w:rFonts w:ascii="Times New Roman" w:hAnsi="Times New Roman" w:cs="Times New Roman"/>
-                <w:sz w:val="24"/>
-                <w:szCs w:val="24"/>
-              </w:rPr>
-              <w:t xml:space="preserve">  </w:t>
-            </w:r>
-            <w:r>
-              <w:rPr>
-                <w:rFonts w:ascii="Times New Roman" w:hAnsi="Times New Roman" w:cs="Times New Roman"/>
-                <w:b/>
-                <w:bCs/>
-                <w:sz w:val="24"/>
-                <w:szCs w:val="24"/>
-                <w:u w:val="single"/>
-              </w:rPr>
-              <w:t>Code after correcting:</w:t>
-            </w:r>
-          </w:p>
-          <w:p>
-            <w:pPr>
-              <w:pStyle w:val="TableParagraph"/>
-              <w:spacing w:line="276" w:lineRule="auto"/>
-              <w:ind w:left="0"/>
-              <w:jc w:val="both"/>
-              <w:rPr>
-                <w:rFonts w:ascii="Times New Roman" w:hAnsi="Times New Roman" w:cs="Times New Roman"/>
-                <w:b/>
-                <w:bCs/>
-                <w:sz w:val="24"/>
-                <w:szCs w:val="24"/>
-              </w:rPr>
-            </w:pPr>
-            <w:r>
-              <w:rPr>
-                <w:rFonts w:ascii="Times New Roman" w:hAnsi="Times New Roman" w:cs="Times New Roman"/>
-                <w:b/>
-                <w:bCs/>
-                <w:sz w:val="24"/>
-                <w:szCs w:val="24"/>
-              </w:rPr>
-              <w:t xml:space="preserve">  </w:t>
-            </w:r>
-            <w:r>
-              <w:rPr>
-                <w:rFonts w:ascii="Times New Roman" w:hAnsi="Times New Roman" w:cs="Times New Roman"/>
-                <w:b/>
-                <w:bCs/>
-                <w:sz w:val="24"/>
-                <w:szCs w:val="24"/>
-              </w:rPr>
-              <w:drawing>
-                <wp:inline distT="0" distB="0" distL="0" distR="0" wp14:anchorId="31F17256" wp14:editId="3ABE206D">
-                  <wp:extent cx="4378749" cy="765175"/>
-                  <wp:effectExtent l="0" t="0" r="3175" b="0"/>
-                  <wp:docPr id="549736362" name="Picture 1"/>
-                  <wp:cNvGraphicFramePr>
-                    <a:graphicFrameLocks xmlns:a="http://schemas.openxmlformats.org/drawingml/2006/main" noChangeAspect="1"/>
-                  </wp:cNvGraphicFramePr>
-                  <a:graphic xmlns:a="http://schemas.openxmlformats.org/drawingml/2006/main">
-                    <a:graphicData uri="http://schemas.openxmlformats.org/drawingml/2006/picture">
-                      <pic:pic xmlns:pic="http://schemas.openxmlformats.org/drawingml/2006/picture">
-                        <pic:nvPicPr>
-                          <pic:cNvPr id="549736362" name=""/>
-                          <pic:cNvPicPr/>
-                        </pic:nvPicPr>
-                        <pic:blipFill>
-                          <a:blip r:embed="rId6"/>
-                          <a:stretch>
-                            <a:fillRect/>
-                          </a:stretch>
-                        </pic:blipFill>
-                        <pic:spPr>
-                          <a:xfrm>
-                            <a:off x="0" y="0"/>
-                            <a:ext cx="4409648" cy="770575"/>
-                          </a:xfrm>
-                          <a:prstGeom prst="rect">
-                            <a:avLst/>
-                          </a:prstGeom>
-                        </pic:spPr>
-                      </pic:pic>
-                    </a:graphicData>
-                  </a:graphic>
-                </wp:inline>
-              </w:drawing>
-            </w:r>
-          </w:p>
-          <w:p>
-            <w:pPr>
-              <w:pStyle w:val="TableParagraph"/>
-              <w:spacing w:line="276" w:lineRule="auto"/>
-              <w:ind w:left="0"/>
-              <w:jc w:val="both"/>
-              <w:rPr>
-                <w:rFonts w:ascii="Times New Roman" w:hAnsi="Times New Roman" w:cs="Times New Roman"/>
-                <w:b/>
-                <w:bCs/>
-                <w:sz w:val="24"/>
-                <w:szCs w:val="24"/>
-              </w:rPr>
-            </w:pPr>
-            <w:r>
-              <w:rPr>
-                <w:rFonts w:ascii="Times New Roman" w:hAnsi="Times New Roman" w:cs="Times New Roman"/>
-                <w:b/>
-                <w:bCs/>
-                <w:sz w:val="24"/>
-                <w:szCs w:val="24"/>
-              </w:rPr>
-              <w:t xml:space="preserve">  </w:t>
-            </w:r>
-            <w:r>
-              <w:rPr>
-                <w:rFonts w:ascii="Times New Roman" w:hAnsi="Times New Roman" w:cs="Times New Roman"/>
-                <w:b/>
-                <w:bCs/>
-                <w:sz w:val="24"/>
-                <w:szCs w:val="24"/>
-                <w:u w:val="single"/>
-              </w:rPr>
-              <w:t>Observation#1:</w:t>
-            </w:r>
-          </w:p>
-          <w:p>
-            <w:pPr>
-              <w:pStyle w:val="TableParagraph"/>
-              <w:spacing w:line="276" w:lineRule="auto"/>
-              <w:ind w:left="0"/>
-              <w:jc w:val="both"/>
-              <w:rPr>
-                <w:rFonts w:ascii="Times New Roman" w:hAnsi="Times New Roman" w:cs="Times New Roman"/>
-                <w:sz w:val="24"/>
-                <w:szCs w:val="24"/>
-              </w:rPr>
-            </w:pPr>
-            <w:r>
-              <w:rPr>
-                <w:rFonts w:ascii="Times New Roman" w:hAnsi="Times New Roman" w:cs="Times New Roman"/>
-                <w:b/>
-                <w:bCs/>
-                <w:sz w:val="24"/>
-                <w:szCs w:val="24"/>
-              </w:rPr>
-              <w:t xml:space="preserve">    </w:t>
-            </w:r>
-            <w:r>
-              <w:rPr>
-                <w:rFonts w:ascii="Times New Roman" w:hAnsi="Times New Roman" w:cs="Times New Roman"/>
-                <w:sz w:val="24"/>
-                <w:szCs w:val="24"/>
-              </w:rPr>
-              <w:sym w:font="Wingdings" w:char="F0E0"/>
-            </w:r>
-            <w:r>
-              <w:rPr>
-                <w:rFonts w:ascii="Times New Roman" w:hAnsi="Times New Roman" w:cs="Times New Roman"/>
-                <w:sz w:val="24"/>
-                <w:szCs w:val="24"/>
-              </w:rPr>
-              <w:t>Based on the code in the notebook, we started with a factorial function that incorrectly calculated the factorial of 5 as 24 due to an off-by-one error in the range of the for loop. We then corrected the function by changing the range to include n, and successfully tested it to confirm that it now correctly returns 120 for factorial(5).</w:t>
-            </w:r>
-          </w:p>
-          <w:p>
-            <w:pPr>
-              <w:pStyle w:val="TableParagraph"/>
-              <w:spacing w:line="276" w:lineRule="auto"/>
-              <w:ind w:left="0"/>
-              <w:jc w:val="both"/>
-              <w:rPr>
-                <w:rFonts w:ascii="Times New Roman" w:hAnsi="Times New Roman" w:cs="Times New Roman"/>
-                <w:b/>
-                <w:bCs/>
-                <w:sz w:val="24"/>
-                <w:szCs w:val="24"/>
-              </w:rPr>
-            </w:pPr>
-            <w:r>
-              <w:rPr>
-                <w:rFonts w:ascii="Times New Roman" w:hAnsi="Times New Roman" w:cs="Times New Roman"/>
-                <w:b/>
-                <w:bCs/>
-                <w:sz w:val="24"/>
-                <w:szCs w:val="24"/>
-                <w:u w:val="single"/>
-              </w:rPr>
-              <w:t xml:space="preserve">  </w:t>
-            </w:r>
-          </w:p>
-          <w:p>
-            <w:pPr>
-              <w:pStyle w:val="TableParagraph"/>
-              <w:spacing w:line="276" w:lineRule="auto"/>
-              <w:rPr>
-                <w:rFonts w:ascii="Times New Roman" w:hAnsi="Times New Roman" w:cs="Times New Roman"/>
-                <w:sz w:val="24"/>
-                <w:szCs w:val="24"/>
-                <w:lang w:val="en-IN"/>
-              </w:rPr>
-            </w:pPr>
-            <w:r>
-              <w:rPr>
-                <w:rFonts w:ascii="Times New Roman" w:hAnsi="Times New Roman" w:cs="Times New Roman"/>
-                <w:sz w:val="24"/>
-                <w:szCs w:val="24"/>
-                <w:lang w:val="en-IN"/>
-              </w:rPr>
-              <w:pict w14:anchorId="06FDD073">
-                <v:rect id="_x0000_i1026" style="width:0;height:1.5pt" o:hralign="center" o:hrstd="t" o:hr="t" fillcolor="#a0a0a0" stroked="f"/>
-              </w:pict>
-            </w:r>
-          </w:p>
-          <w:p>
-            <w:pPr>
-              <w:pStyle w:val="TableParagraph"/>
-              <w:spacing w:line="276" w:lineRule="auto"/>
-              <w:rPr>
-                <w:rFonts w:ascii="Times New Roman" w:hAnsi="Times New Roman" w:cs="Times New Roman"/>
-                <w:sz w:val="24"/>
-                <w:szCs w:val="24"/>
-                <w:lang w:val="en-IN"/>
-              </w:rPr>
-            </w:pPr>
-            <w:r>
-              <w:rPr>
-                <w:rFonts w:ascii="Times New Roman" w:hAnsi="Times New Roman" w:cs="Times New Roman"/>
-                <w:b/>
-                <w:bCs/>
-                <w:sz w:val="24"/>
-                <w:szCs w:val="24"/>
-                <w:lang w:val="en-IN"/>
-              </w:rPr>
-              <w:lastRenderedPageBreak/>
-              <w:t>Task Description #2</w:t>
-            </w:r>
-            <w:r>
-              <w:rPr>
-                <w:rFonts w:ascii="Times New Roman" w:hAnsi="Times New Roman" w:cs="Times New Roman"/>
-                <w:sz w:val="24"/>
-                <w:szCs w:val="24"/>
-                <w:lang w:val="en-IN"/>
-              </w:rPr>
-              <w:t xml:space="preserve"> (</w:t>
-            </w:r>
-            <w:r>
-              <w:rPr>
-                <w:rFonts w:ascii="Times New Roman" w:hAnsi="Times New Roman" w:cs="Times New Roman"/>
-                <w:sz w:val="24"/>
-                <w:szCs w:val="24"/>
-              </w:rPr>
-              <w:t>Improving Readability &amp; Documentation</w:t>
-            </w:r>
-            <w:r>
-              <w:rPr>
-                <w:rFonts w:ascii="Times New Roman" w:hAnsi="Times New Roman" w:cs="Times New Roman"/>
-                <w:sz w:val="24"/>
-                <w:szCs w:val="24"/>
-                <w:lang w:val="en-IN"/>
-              </w:rPr>
-              <w:t>)</w:t>
-            </w:r>
-          </w:p>
-          <w:p>
-            <w:pPr>
-              <w:pStyle w:val="TableParagraph"/>
-              <w:spacing w:line="276" w:lineRule="auto"/>
-              <w:rPr>
-                <w:rFonts w:ascii="Times New Roman" w:hAnsi="Times New Roman" w:cs="Times New Roman"/>
-                <w:b/>
-                <w:bCs/>
-                <w:sz w:val="24"/>
-                <w:szCs w:val="24"/>
-              </w:rPr>
-            </w:pPr>
-          </w:p>
-          <w:p>
-            <w:pPr>
-              <w:pStyle w:val="TableParagraph"/>
-              <w:spacing w:line="276" w:lineRule="auto"/>
-              <w:rPr>
-                <w:rFonts w:ascii="Times New Roman" w:hAnsi="Times New Roman" w:cs="Times New Roman"/>
-                <w:sz w:val="24"/>
-                <w:szCs w:val="24"/>
-              </w:rPr>
-            </w:pPr>
-            <w:r>
-              <w:rPr>
-                <w:rFonts w:ascii="Times New Roman" w:hAnsi="Times New Roman" w:cs="Times New Roman"/>
-                <w:b/>
-                <w:bCs/>
-                <w:sz w:val="24"/>
-                <w:szCs w:val="24"/>
-              </w:rPr>
-              <w:t xml:space="preserve">Scenario: </w:t>
-            </w:r>
-            <w:r>
-              <w:rPr>
-                <w:rFonts w:ascii="Times New Roman" w:hAnsi="Times New Roman" w:cs="Times New Roman"/>
-                <w:sz w:val="24"/>
-                <w:szCs w:val="24"/>
-              </w:rPr>
-              <w:t>The following code works but is poorly written:</w:t>
-            </w:r>
-          </w:p>
-          <w:p>
-            <w:pPr>
-              <w:pStyle w:val="TableParagraph"/>
-              <w:spacing w:line="276" w:lineRule="auto"/>
-              <w:rPr>
-                <w:rFonts w:ascii="Times New Roman" w:hAnsi="Times New Roman" w:cs="Times New Roman"/>
-                <w:sz w:val="24"/>
-                <w:szCs w:val="24"/>
-                <w:lang w:val="en-IN"/>
-              </w:rPr>
-            </w:pPr>
-          </w:p>
-          <w:p>
-            <w:pPr>
-              <w:pStyle w:val="TableParagraph"/>
-              <w:spacing w:line="276" w:lineRule="auto"/>
-              <w:rPr>
-                <w:rFonts w:ascii="Times New Roman" w:hAnsi="Times New Roman" w:cs="Times New Roman"/>
-                <w:sz w:val="24"/>
-                <w:szCs w:val="24"/>
-                <w:lang w:val="en-IN"/>
-              </w:rPr>
-            </w:pPr>
-            <w:r>
-              <w:rPr>
-                <w:rFonts w:ascii="Times New Roman" w:hAnsi="Times New Roman" w:cs="Times New Roman"/>
-                <w:sz w:val="24"/>
-                <w:szCs w:val="24"/>
-                <w:lang w:val="en-IN"/>
-              </w:rPr>
-              <w:t>def calc(a,b,c):</w:t>
-            </w:r>
-          </w:p>
-          <w:p>
-            <w:pPr>
-              <w:pStyle w:val="TableParagraph"/>
-              <w:spacing w:line="276" w:lineRule="auto"/>
-              <w:rPr>
-                <w:rFonts w:ascii="Times New Roman" w:hAnsi="Times New Roman" w:cs="Times New Roman"/>
-                <w:sz w:val="24"/>
-                <w:szCs w:val="24"/>
-                <w:lang w:val="en-IN"/>
-              </w:rPr>
-            </w:pPr>
-            <w:r>
-              <w:rPr>
-                <w:rFonts w:ascii="Times New Roman" w:hAnsi="Times New Roman" w:cs="Times New Roman"/>
-                <w:sz w:val="24"/>
-                <w:szCs w:val="24"/>
-                <w:lang w:val="en-IN"/>
-              </w:rPr>
-              <w:t xml:space="preserve">    if c=="add":</w:t>
-            </w:r>
-          </w:p>
-          <w:p>
-            <w:pPr>
-              <w:pStyle w:val="TableParagraph"/>
-              <w:spacing w:line="276" w:lineRule="auto"/>
-              <w:rPr>
-                <w:rFonts w:ascii="Times New Roman" w:hAnsi="Times New Roman" w:cs="Times New Roman"/>
-                <w:sz w:val="24"/>
-                <w:szCs w:val="24"/>
-                <w:lang w:val="en-IN"/>
-              </w:rPr>
-            </w:pPr>
-            <w:r>
-              <w:rPr>
-                <w:rFonts w:ascii="Times New Roman" w:hAnsi="Times New Roman" w:cs="Times New Roman"/>
-                <w:sz w:val="24"/>
-                <w:szCs w:val="24"/>
-                <w:lang w:val="en-IN"/>
-              </w:rPr>
-              <w:t xml:space="preserve">        return a+b</w:t>
-            </w:r>
-          </w:p>
-          <w:p>
-            <w:pPr>
-              <w:pStyle w:val="TableParagraph"/>
-              <w:spacing w:line="276" w:lineRule="auto"/>
-              <w:rPr>
-                <w:rFonts w:ascii="Times New Roman" w:hAnsi="Times New Roman" w:cs="Times New Roman"/>
-                <w:sz w:val="24"/>
-                <w:szCs w:val="24"/>
-                <w:lang w:val="en-IN"/>
-              </w:rPr>
-            </w:pPr>
-            <w:r>
-              <w:rPr>
-                <w:rFonts w:ascii="Times New Roman" w:hAnsi="Times New Roman" w:cs="Times New Roman"/>
-                <w:sz w:val="24"/>
-                <w:szCs w:val="24"/>
-                <w:lang w:val="en-IN"/>
-              </w:rPr>
-              <w:t xml:space="preserve">    elif c=="sub":</w:t>
-            </w:r>
-          </w:p>
-          <w:p>
-            <w:pPr>
-              <w:pStyle w:val="TableParagraph"/>
-              <w:spacing w:line="276" w:lineRule="auto"/>
-              <w:rPr>
-                <w:rFonts w:ascii="Times New Roman" w:hAnsi="Times New Roman" w:cs="Times New Roman"/>
-                <w:sz w:val="24"/>
-                <w:szCs w:val="24"/>
-                <w:lang w:val="en-IN"/>
-              </w:rPr>
-            </w:pPr>
-            <w:r>
-              <w:rPr>
-                <w:rFonts w:ascii="Times New Roman" w:hAnsi="Times New Roman" w:cs="Times New Roman"/>
-                <w:sz w:val="24"/>
-                <w:szCs w:val="24"/>
-                <w:lang w:val="en-IN"/>
-              </w:rPr>
-              <w:t xml:space="preserve">        return a-b</w:t>
-            </w:r>
-          </w:p>
-          <w:p>
-            <w:pPr>
-              <w:pStyle w:val="TableParagraph"/>
-              <w:spacing w:line="276" w:lineRule="auto"/>
-              <w:rPr>
-                <w:rFonts w:ascii="Times New Roman" w:hAnsi="Times New Roman" w:cs="Times New Roman"/>
-                <w:sz w:val="24"/>
-                <w:szCs w:val="24"/>
-                <w:lang w:val="en-IN"/>
-              </w:rPr>
-            </w:pPr>
-            <w:r>
-              <w:rPr>
-                <w:rFonts w:ascii="Times New Roman" w:hAnsi="Times New Roman" w:cs="Times New Roman"/>
-                <w:sz w:val="24"/>
-                <w:szCs w:val="24"/>
-                <w:lang w:val="en-IN"/>
-              </w:rPr>
-              <w:t xml:space="preserve">    elif c=="mul":</w:t>
-            </w:r>
-          </w:p>
-          <w:p>
-            <w:pPr>
-              <w:pStyle w:val="TableParagraph"/>
-              <w:spacing w:line="276" w:lineRule="auto"/>
-              <w:rPr>
-                <w:rFonts w:ascii="Times New Roman" w:hAnsi="Times New Roman" w:cs="Times New Roman"/>
-                <w:sz w:val="24"/>
-                <w:szCs w:val="24"/>
-                <w:lang w:val="en-IN"/>
-              </w:rPr>
-            </w:pPr>
-            <w:r>
-              <w:rPr>
-                <w:rFonts w:ascii="Times New Roman" w:hAnsi="Times New Roman" w:cs="Times New Roman"/>
-                <w:sz w:val="24"/>
-                <w:szCs w:val="24"/>
-                <w:lang w:val="en-IN"/>
-              </w:rPr>
-              <w:t xml:space="preserve">        return a*b</w:t>
-            </w:r>
-          </w:p>
-          <w:p>
-            <w:pPr>
-              <w:pStyle w:val="TableParagraph"/>
-              <w:spacing w:line="276" w:lineRule="auto"/>
-              <w:rPr>
-                <w:rFonts w:ascii="Times New Roman" w:hAnsi="Times New Roman" w:cs="Times New Roman"/>
-                <w:sz w:val="24"/>
-                <w:szCs w:val="24"/>
-                <w:lang w:val="en-IN"/>
-              </w:rPr>
-            </w:pPr>
-            <w:r>
-              <w:rPr>
-                <w:rFonts w:ascii="Times New Roman" w:hAnsi="Times New Roman" w:cs="Times New Roman"/>
-                <w:sz w:val="24"/>
-                <w:szCs w:val="24"/>
-                <w:lang w:val="en-IN"/>
-              </w:rPr>
-              <w:t xml:space="preserve">    elif c=="div":</w:t>
-            </w:r>
-          </w:p>
-          <w:p>
-            <w:pPr>
-              <w:pStyle w:val="TableParagraph"/>
-              <w:spacing w:line="276" w:lineRule="auto"/>
-              <w:rPr>
-                <w:rFonts w:ascii="Times New Roman" w:hAnsi="Times New Roman" w:cs="Times New Roman"/>
-                <w:sz w:val="24"/>
-                <w:szCs w:val="24"/>
-                <w:lang w:val="en-IN"/>
-              </w:rPr>
-            </w:pPr>
-            <w:r>
-              <w:rPr>
-                <w:rFonts w:ascii="Times New Roman" w:hAnsi="Times New Roman" w:cs="Times New Roman"/>
-                <w:sz w:val="24"/>
-                <w:szCs w:val="24"/>
-                <w:lang w:val="en-IN"/>
-              </w:rPr>
-              <w:t xml:space="preserve">        return a/b</w:t>
-            </w:r>
-          </w:p>
-          <w:p>
-            <w:pPr>
-              <w:pStyle w:val="TableParagraph"/>
-              <w:spacing w:line="276" w:lineRule="auto"/>
-              <w:rPr>
-                <w:rFonts w:ascii="Times New Roman" w:hAnsi="Times New Roman" w:cs="Times New Roman"/>
-                <w:sz w:val="24"/>
-                <w:szCs w:val="24"/>
-                <w:lang w:val="en-IN"/>
-              </w:rPr>
-            </w:pPr>
-          </w:p>
-          <w:p>
-            <w:pPr>
-              <w:pStyle w:val="TableParagraph"/>
-              <w:numPr>
-                <w:ilvl w:val="0"/>
-                <w:numId w:val="40"/>
-              </w:numPr>
-              <w:spacing w:line="276" w:lineRule="auto"/>
-              <w:jc w:val="both"/>
-              <w:rPr>
-                <w:rFonts w:ascii="Times New Roman" w:hAnsi="Times New Roman" w:cs="Times New Roman"/>
-                <w:sz w:val="24"/>
-                <w:szCs w:val="24"/>
-              </w:rPr>
-            </w:pPr>
-            <w:r>
-              <w:rPr>
-                <w:rFonts w:ascii="Times New Roman" w:hAnsi="Times New Roman" w:cs="Times New Roman"/>
-                <w:sz w:val="24"/>
-                <w:szCs w:val="24"/>
-              </w:rPr>
-              <w:t>Use AI to review this code for readability, naming, and documentation issues.</w:t>
-            </w:r>
-          </w:p>
-          <w:p>
-            <w:pPr>
-              <w:pStyle w:val="TableParagraph"/>
-              <w:numPr>
-                <w:ilvl w:val="0"/>
-                <w:numId w:val="40"/>
-              </w:numPr>
-              <w:spacing w:line="276" w:lineRule="auto"/>
-              <w:rPr>
-                <w:rFonts w:ascii="Times New Roman" w:hAnsi="Times New Roman" w:cs="Times New Roman"/>
-                <w:sz w:val="24"/>
-                <w:szCs w:val="24"/>
-              </w:rPr>
-            </w:pPr>
-            <w:r>
-              <w:rPr>
-                <w:rFonts w:ascii="Times New Roman" w:hAnsi="Times New Roman" w:cs="Times New Roman"/>
-                <w:sz w:val="24"/>
-                <w:szCs w:val="24"/>
-              </w:rPr>
-              <w:t>Prompt AI to rewrite the code with:</w:t>
-            </w:r>
-          </w:p>
-          <w:p>
-            <w:pPr>
-              <w:pStyle w:val="TableParagraph"/>
-              <w:numPr>
-                <w:ilvl w:val="0"/>
-                <w:numId w:val="41"/>
-              </w:numPr>
-              <w:spacing w:line="276" w:lineRule="auto"/>
-              <w:ind w:left="1120" w:hanging="25"/>
-              <w:rPr>
-                <w:rFonts w:ascii="Times New Roman" w:hAnsi="Times New Roman" w:cs="Times New Roman"/>
-                <w:sz w:val="24"/>
-                <w:szCs w:val="24"/>
-              </w:rPr>
-            </w:pPr>
-            <w:r>
-              <w:rPr>
-                <w:rFonts w:ascii="Times New Roman" w:hAnsi="Times New Roman" w:cs="Times New Roman"/>
-                <w:sz w:val="24"/>
-                <w:szCs w:val="24"/>
-              </w:rPr>
-              <w:t>Clear function &amp; variable names.</w:t>
-            </w:r>
-          </w:p>
-          <w:p>
-            <w:pPr>
-              <w:pStyle w:val="TableParagraph"/>
-              <w:numPr>
-                <w:ilvl w:val="0"/>
-                <w:numId w:val="41"/>
-              </w:numPr>
-              <w:spacing w:line="276" w:lineRule="auto"/>
-              <w:ind w:left="1120" w:hanging="25"/>
-              <w:rPr>
-                <w:rFonts w:ascii="Times New Roman" w:hAnsi="Times New Roman" w:cs="Times New Roman"/>
-                <w:sz w:val="24"/>
-                <w:szCs w:val="24"/>
-              </w:rPr>
-            </w:pPr>
-            <w:r>
-              <w:rPr>
-                <w:rFonts w:ascii="Times New Roman" w:hAnsi="Times New Roman" w:cs="Times New Roman"/>
-                <w:sz w:val="24"/>
-                <w:szCs w:val="24"/>
-              </w:rPr>
-              <w:t>Proper docstrings.</w:t>
-            </w:r>
-          </w:p>
-          <w:p>
-            <w:pPr>
-              <w:pStyle w:val="TableParagraph"/>
-              <w:numPr>
-                <w:ilvl w:val="0"/>
-                <w:numId w:val="41"/>
-              </w:numPr>
-              <w:spacing w:line="276" w:lineRule="auto"/>
-              <w:ind w:left="1120" w:hanging="25"/>
-              <w:rPr>
-                <w:rFonts w:ascii="Times New Roman" w:hAnsi="Times New Roman" w:cs="Times New Roman"/>
-                <w:sz w:val="24"/>
-                <w:szCs w:val="24"/>
-              </w:rPr>
-            </w:pPr>
-            <w:r>
-              <w:rPr>
-                <w:rFonts w:ascii="Times New Roman" w:hAnsi="Times New Roman" w:cs="Times New Roman"/>
-                <w:sz w:val="24"/>
-                <w:szCs w:val="24"/>
-              </w:rPr>
-              <w:t>Exception handling for division by zero.</w:t>
-            </w:r>
-          </w:p>
-          <w:p>
-            <w:pPr>
-              <w:pStyle w:val="TableParagraph"/>
-              <w:numPr>
-                <w:ilvl w:val="0"/>
-                <w:numId w:val="40"/>
-              </w:numPr>
-              <w:spacing w:line="276" w:lineRule="auto"/>
-              <w:rPr>
-                <w:rFonts w:ascii="Times New Roman" w:hAnsi="Times New Roman" w:cs="Times New Roman"/>
-                <w:sz w:val="24"/>
-                <w:szCs w:val="24"/>
-              </w:rPr>
-            </w:pPr>
-            <w:r>
-              <w:rPr>
-                <w:rFonts w:ascii="Times New Roman" w:hAnsi="Times New Roman" w:cs="Times New Roman"/>
-                <w:sz w:val="24"/>
-                <w:szCs w:val="24"/>
-              </w:rPr>
-              <w:t>Compare the before-and-after versions to evaluate AI’s contribution.</w:t>
-            </w:r>
-          </w:p>
-          <w:p>
-            <w:pPr>
-              <w:pStyle w:val="TableParagraph"/>
-              <w:spacing w:line="276" w:lineRule="auto"/>
-              <w:ind w:left="360"/>
-              <w:rPr>
-                <w:rFonts w:ascii="Times New Roman" w:hAnsi="Times New Roman" w:cs="Times New Roman"/>
-                <w:b/>
-                <w:bCs/>
-                <w:sz w:val="24"/>
-                <w:szCs w:val="24"/>
-              </w:rPr>
-            </w:pPr>
-            <w:r>
-              <w:rPr>
-                <w:rFonts w:ascii="Times New Roman" w:hAnsi="Times New Roman" w:cs="Times New Roman"/>
-                <w:b/>
-                <w:bCs/>
-                <w:sz w:val="24"/>
-                <w:szCs w:val="24"/>
-                <w:u w:val="single"/>
-              </w:rPr>
-              <w:t xml:space="preserve">Code before </w:t>
-            </w:r>
-            <w:r>
-              <w:rPr>
-                <w:rFonts w:ascii="Times New Roman" w:hAnsi="Times New Roman" w:cs="Times New Roman"/>
-                <w:b/>
-                <w:bCs/>
-                <w:sz w:val="24"/>
-                <w:szCs w:val="24"/>
-                <w:u w:val="single"/>
-              </w:rPr>
-              <w:t>modifying:</w:t>
-            </w:r>
-          </w:p>
-          <w:p>
-            <w:pPr>
-              <w:pStyle w:val="TableParagraph"/>
-              <w:spacing w:line="276" w:lineRule="auto"/>
-              <w:ind w:left="360"/>
-              <w:rPr>
-                <w:rFonts w:ascii="Times New Roman" w:hAnsi="Times New Roman" w:cs="Times New Roman"/>
-                <w:sz w:val="24"/>
-                <w:szCs w:val="24"/>
-              </w:rPr>
-            </w:pPr>
-            <w:r>
-              <w:rPr>
-                <w:rFonts w:ascii="Times New Roman" w:hAnsi="Times New Roman" w:cs="Times New Roman"/>
-                <w:sz w:val="24"/>
-                <w:szCs w:val="24"/>
-              </w:rPr>
-              <w:drawing>
-                <wp:inline distT="0" distB="0" distL="0" distR="0" wp14:anchorId="50C7F591" wp14:editId="3FBB981D">
-                  <wp:extent cx="4152900" cy="856615"/>
-                  <wp:effectExtent l="0" t="0" r="0" b="635"/>
-                  <wp:docPr id="2009236193" name="Picture 1"/>
-                  <wp:cNvGraphicFramePr>
-                    <a:graphicFrameLocks xmlns:a="http://schemas.openxmlformats.org/drawingml/2006/main" noChangeAspect="1"/>
-                  </wp:cNvGraphicFramePr>
-                  <a:graphic xmlns:a="http://schemas.openxmlformats.org/drawingml/2006/main">
-                    <a:graphicData uri="http://schemas.openxmlformats.org/drawingml/2006/picture">
-                      <pic:pic xmlns:pic="http://schemas.openxmlformats.org/drawingml/2006/picture">
-                        <pic:nvPicPr>
-                          <pic:cNvPr id="2009236193" name=""/>
-                          <pic:cNvPicPr/>
-                        </pic:nvPicPr>
-                        <pic:blipFill>
-                          <a:blip r:embed="rId7"/>
-                          <a:stretch>
-                            <a:fillRect/>
-                          </a:stretch>
-                        </pic:blipFill>
-                        <pic:spPr>
-                          <a:xfrm>
-                            <a:off x="0" y="0"/>
-                            <a:ext cx="4548951" cy="938308"/>
-                          </a:xfrm>
-                          <a:prstGeom prst="rect">
-                            <a:avLst/>
-                          </a:prstGeom>
-                        </pic:spPr>
-                      </pic:pic>
-                    </a:graphicData>
-                  </a:graphic>
-                </wp:inline>
-              </w:drawing>
-            </w:r>
-          </w:p>
-          <w:p>
-            <w:pPr>
-              <w:pStyle w:val="TableParagraph"/>
-              <w:spacing w:line="276" w:lineRule="auto"/>
-              <w:ind w:left="360"/>
-              <w:rPr>
-                <w:rFonts w:ascii="Times New Roman" w:hAnsi="Times New Roman" w:cs="Times New Roman"/>
-                <w:b/>
-                <w:bCs/>
-                <w:sz w:val="24"/>
-                <w:szCs w:val="24"/>
-                <w:u w:val="single"/>
-              </w:rPr>
-            </w:pPr>
-            <w:r>
-              <w:rPr>
-                <w:rFonts w:ascii="Times New Roman" w:hAnsi="Times New Roman" w:cs="Times New Roman"/>
-                <w:b/>
-                <w:bCs/>
-                <w:sz w:val="24"/>
-                <w:szCs w:val="24"/>
-                <w:u w:val="single"/>
-              </w:rPr>
-              <w:t>Prompt#2:</w:t>
-            </w:r>
-          </w:p>
-          <w:p>
-            <w:pPr>
-              <w:pStyle w:val="TableParagraph"/>
-              <w:spacing w:line="276" w:lineRule="auto"/>
-              <w:ind w:left="360"/>
-              <w:rPr>
-                <w:rFonts w:ascii="Times New Roman" w:hAnsi="Times New Roman" w:cs="Times New Roman"/>
-                <w:sz w:val="24"/>
-                <w:szCs w:val="24"/>
-              </w:rPr>
-            </w:pPr>
-            <w:r>
-              <w:rPr>
-                <w:rFonts w:ascii="Times New Roman" w:hAnsi="Times New Roman" w:cs="Times New Roman"/>
-                <w:b/>
-                <w:bCs/>
-                <w:sz w:val="24"/>
-                <w:szCs w:val="24"/>
-              </w:rPr>
-              <w:sym w:font="Wingdings" w:char="F0E0"/>
-            </w:r>
-            <w:r>
-              <w:rPr>
-                <w:rFonts w:ascii="Times New Roman" w:hAnsi="Times New Roman" w:cs="Times New Roman"/>
-                <w:sz w:val="24"/>
-                <w:szCs w:val="24"/>
-              </w:rPr>
-              <w:t>R</w:t>
-            </w:r>
-            <w:r>
-              <w:rPr>
-                <w:rFonts w:ascii="Times New Roman" w:hAnsi="Times New Roman" w:cs="Times New Roman"/>
-                <w:sz w:val="24"/>
-                <w:szCs w:val="24"/>
-              </w:rPr>
-              <w:t xml:space="preserve">eview def </w:t>
-            </w:r>
-            <w:proofErr w:type="gramStart"/>
-            <w:r>
-              <w:rPr>
-                <w:rFonts w:ascii="Times New Roman" w:hAnsi="Times New Roman" w:cs="Times New Roman"/>
-                <w:sz w:val="24"/>
-                <w:szCs w:val="24"/>
-              </w:rPr>
-              <w:t>calc(</w:t>
-            </w:r>
-            <w:proofErr w:type="gramEnd"/>
-            <w:r>
-              <w:rPr>
-                <w:rFonts w:ascii="Times New Roman" w:hAnsi="Times New Roman" w:cs="Times New Roman"/>
-                <w:sz w:val="24"/>
-                <w:szCs w:val="24"/>
-              </w:rPr>
-              <w:t>a, b, c): ... for readability, naming, and documentation issues, then rewrite it with clear names, a docstring, and division-by-zero handling, finally comparing both versions</w:t>
-            </w:r>
-            <w:r>
-              <w:rPr>
-                <w:rFonts w:ascii="Times New Roman" w:hAnsi="Times New Roman" w:cs="Times New Roman"/>
-                <w:sz w:val="24"/>
-                <w:szCs w:val="24"/>
-              </w:rPr>
-              <w:t>.</w:t>
-            </w:r>
-          </w:p>
-          <w:p>
-            <w:pPr>
-              <w:pStyle w:val="TableParagraph"/>
-              <w:spacing w:line="276" w:lineRule="auto"/>
-              <w:ind w:left="360"/>
-              <w:rPr>
-                <w:rFonts w:ascii="Times New Roman" w:hAnsi="Times New Roman" w:cs="Times New Roman"/>
-                <w:sz w:val="24"/>
-                <w:szCs w:val="24"/>
-              </w:rPr>
-            </w:pPr>
-            <w:r>
-              <w:rPr>
-                <w:rFonts w:ascii="Times New Roman" w:hAnsi="Times New Roman" w:cs="Times New Roman"/>
-                <w:b/>
-                <w:bCs/>
-                <w:sz w:val="24"/>
-                <w:szCs w:val="24"/>
-                <w:u w:val="single"/>
-              </w:rPr>
-              <w:t>Code after modifying:</w:t>
-            </w:r>
-          </w:p>
-          <w:p>
-            <w:pPr>
-              <w:pStyle w:val="TableParagraph"/>
-              <w:spacing w:line="276" w:lineRule="auto"/>
-              <w:ind w:left="360"/>
-              <w:rPr>
-                <w:rFonts w:ascii="Times New Roman" w:hAnsi="Times New Roman" w:cs="Times New Roman"/>
-                <w:b/>
-                <w:bCs/>
-                <w:sz w:val="24"/>
-                <w:szCs w:val="24"/>
-              </w:rPr>
-            </w:pPr>
-            <w:r>
-              <w:rPr>
-                <w:noProof/>
-              </w:rPr>
-              <w:drawing>
-                <wp:inline distT="0" distB="0" distL="0" distR="0" wp14:anchorId="0AEAE374" wp14:editId="600DC4B4">
-                  <wp:extent cx="4191508" cy="1567543"/>
-                  <wp:effectExtent l="0" t="0" r="0" b="0"/>
-                  <wp:docPr id="1103883835" name="Picture 1"/>
-                  <wp:cNvGraphicFramePr>
-                    <a:graphicFrameLocks xmlns:a="http://schemas.openxmlformats.org/drawingml/2006/main" noChangeAspect="1"/>
-                  </wp:cNvGraphicFramePr>
-                  <a:graphic xmlns:a="http://schemas.openxmlformats.org/drawingml/2006/main">
-                    <a:graphicData uri="http://schemas.openxmlformats.org/drawingml/2006/picture">
-                      <pic:pic xmlns:pic="http://schemas.openxmlformats.org/drawingml/2006/picture">
-                        <pic:nvPicPr>
-                          <pic:cNvPr id="0" name="Picture 5"/>
+                          <pic:cNvPr id="0" name="Picture 7"/>
                           <pic:cNvPicPr>
                             <a:picLocks noChangeAspect="1" noChangeArrowheads="1"/>
                           </pic:cNvPicPr>
                         </pic:nvPicPr>
                         <pic:blipFill>
-                          <a:blip r:embed="rId8" cstate="print">
+                          <a:blip r:embed="rId5">
                             <a:extLst>
                               <a:ext uri="{28A0092B-C50C-407E-A947-70E740481C1C}">
                                 <a14:useLocalDpi xmlns:a14="http://schemas.microsoft.com/office/drawing/2010/main" val="0"/>
@@ -3637,7 +2449,7 @@
                         <pic:spPr bwMode="auto">
                           <a:xfrm>
                             <a:off x="0" y="0"/>
-                            <a:ext cx="4292844" cy="1605441"/>
+                            <a:ext cx="4492625" cy="2409190"/>
                           </a:xfrm>
                           <a:prstGeom prst="rect">
                             <a:avLst/>
@@ -3658,305 +2470,7 @@
             <w:pPr>
               <w:pStyle w:val="TableParagraph"/>
               <w:spacing w:line="276" w:lineRule="auto"/>
-              <w:ind w:left="360"/>
-              <w:rPr>
-                <w:rFonts w:ascii="Times New Roman" w:hAnsi="Times New Roman" w:cs="Times New Roman"/>
-                <w:b/>
-                <w:bCs/>
-                <w:sz w:val="24"/>
-                <w:szCs w:val="24"/>
-              </w:rPr>
-            </w:pPr>
-            <w:r>
-              <w:rPr>
-                <w:rFonts w:ascii="Times New Roman" w:hAnsi="Times New Roman" w:cs="Times New Roman"/>
-                <w:b/>
-                <w:bCs/>
-                <w:sz w:val="24"/>
-                <w:szCs w:val="24"/>
-                <w:u w:val="single"/>
-              </w:rPr>
-              <w:lastRenderedPageBreak/>
-              <w:t>Observation#2:</w:t>
-            </w:r>
-          </w:p>
-          <w:p>
-            <w:pPr>
-              <w:pStyle w:val="TableParagraph"/>
-              <w:spacing w:line="276" w:lineRule="auto"/>
-              <w:ind w:left="360"/>
-              <w:rPr>
-                <w:rFonts w:ascii="Times New Roman" w:hAnsi="Times New Roman" w:cs="Times New Roman"/>
-                <w:sz w:val="24"/>
-                <w:szCs w:val="24"/>
-              </w:rPr>
-            </w:pPr>
-            <w:r>
-              <w:rPr>
-                <w:rFonts w:ascii="Times New Roman" w:hAnsi="Times New Roman" w:cs="Times New Roman"/>
-                <w:b/>
-                <w:bCs/>
-                <w:sz w:val="24"/>
-                <w:szCs w:val="24"/>
-              </w:rPr>
-              <w:sym w:font="Wingdings" w:char="F0E0"/>
-            </w:r>
-            <w:r>
-              <w:rPr>
-                <w:rFonts w:ascii="Times New Roman" w:hAnsi="Times New Roman" w:cs="Times New Roman"/>
-                <w:sz w:val="24"/>
-                <w:szCs w:val="24"/>
-              </w:rPr>
-              <w:t>This code defines two calculator functions. calc is simple but lacks error checks. calculate_operation is more robust with error handling. The output shows a successful multiplication using the second functi</w:t>
-            </w:r>
-            <w:r>
-              <w:rPr>
-                <w:rFonts w:ascii="Times New Roman" w:hAnsi="Times New Roman" w:cs="Times New Roman"/>
-                <w:sz w:val="24"/>
-                <w:szCs w:val="24"/>
-              </w:rPr>
-              <w:t>on.</w:t>
-            </w:r>
-          </w:p>
-          <w:p>
-            <w:pPr>
-              <w:pStyle w:val="TableParagraph"/>
-              <w:spacing w:line="276" w:lineRule="auto"/>
-              <w:rPr>
-                <w:rFonts w:ascii="Times New Roman" w:hAnsi="Times New Roman" w:cs="Times New Roman"/>
-                <w:sz w:val="24"/>
-                <w:szCs w:val="24"/>
-                <w:lang w:val="en-IN"/>
-              </w:rPr>
-            </w:pPr>
-            <w:r>
-              <w:rPr>
-                <w:rFonts w:ascii="Times New Roman" w:hAnsi="Times New Roman" w:cs="Times New Roman"/>
-                <w:sz w:val="24"/>
-                <w:szCs w:val="24"/>
-                <w:lang w:val="en-IN"/>
-              </w:rPr>
-              <w:pict w14:anchorId="523270A4">
-                <v:rect id="_x0000_i1027" style="width:0;height:1.5pt" o:hralign="center" o:hrstd="t" o:hr="t" fillcolor="#a0a0a0" stroked="f"/>
-              </w:pict>
-            </w:r>
-          </w:p>
-          <w:p>
-            <w:pPr>
-              <w:pStyle w:val="TableParagraph"/>
-              <w:spacing w:line="276" w:lineRule="auto"/>
-              <w:rPr>
-                <w:rFonts w:ascii="Times New Roman" w:hAnsi="Times New Roman" w:cs="Times New Roman"/>
-                <w:sz w:val="24"/>
-                <w:szCs w:val="24"/>
-                <w:lang w:val="en-IN"/>
-              </w:rPr>
-            </w:pPr>
-            <w:r>
-              <w:rPr>
-                <w:rFonts w:ascii="Times New Roman" w:hAnsi="Times New Roman" w:cs="Times New Roman"/>
-                <w:b/>
-                <w:bCs/>
-                <w:sz w:val="24"/>
-                <w:szCs w:val="24"/>
-                <w:lang w:val="en-IN"/>
-              </w:rPr>
-              <w:t>Task Description #3</w:t>
-            </w:r>
-            <w:r>
-              <w:rPr>
-                <w:rFonts w:ascii="Times New Roman" w:hAnsi="Times New Roman" w:cs="Times New Roman"/>
-                <w:sz w:val="24"/>
-                <w:szCs w:val="24"/>
-                <w:lang w:val="en-IN"/>
-              </w:rPr>
-              <w:t xml:space="preserve"> (</w:t>
-            </w:r>
-            <w:r>
-              <w:rPr>
-                <w:rFonts w:ascii="Times New Roman" w:hAnsi="Times New Roman" w:cs="Times New Roman"/>
-                <w:sz w:val="24"/>
-                <w:szCs w:val="24"/>
-              </w:rPr>
-              <w:t>Enforcing Coding Standards</w:t>
-            </w:r>
-            <w:r>
-              <w:rPr>
-                <w:rFonts w:ascii="Times New Roman" w:hAnsi="Times New Roman" w:cs="Times New Roman"/>
-                <w:sz w:val="24"/>
-                <w:szCs w:val="24"/>
-                <w:lang w:val="en-IN"/>
-              </w:rPr>
-              <w:t>)</w:t>
-            </w:r>
-          </w:p>
-          <w:p>
-            <w:pPr>
-              <w:pStyle w:val="TableParagraph"/>
-              <w:spacing w:line="276" w:lineRule="auto"/>
-              <w:rPr>
-                <w:rFonts w:ascii="Times New Roman" w:hAnsi="Times New Roman" w:cs="Times New Roman"/>
-                <w:sz w:val="24"/>
-                <w:szCs w:val="24"/>
-                <w:lang w:val="en-IN"/>
-              </w:rPr>
-            </w:pPr>
-            <w:r>
-              <w:rPr>
-                <w:rFonts w:ascii="Times New Roman" w:hAnsi="Times New Roman" w:cs="Times New Roman"/>
-                <w:b/>
-                <w:bCs/>
-                <w:sz w:val="24"/>
-                <w:szCs w:val="24"/>
-              </w:rPr>
-              <w:t xml:space="preserve">Scenario: </w:t>
-            </w:r>
-            <w:r>
-              <w:rPr>
-                <w:rFonts w:ascii="Times New Roman" w:hAnsi="Times New Roman" w:cs="Times New Roman"/>
-                <w:sz w:val="24"/>
-                <w:szCs w:val="24"/>
-              </w:rPr>
-              <w:t>A team project requires following PEP8 style guide. One developer submits:</w:t>
-            </w:r>
-          </w:p>
-          <w:p>
-            <w:pPr>
-              <w:pStyle w:val="TableParagraph"/>
-              <w:spacing w:line="276" w:lineRule="auto"/>
-              <w:rPr>
-                <w:rFonts w:ascii="Times New Roman" w:hAnsi="Times New Roman" w:cs="Times New Roman"/>
-                <w:sz w:val="24"/>
-                <w:szCs w:val="24"/>
-                <w:lang w:val="en-IN"/>
-              </w:rPr>
-            </w:pPr>
-          </w:p>
-          <w:p>
-            <w:pPr>
-              <w:pStyle w:val="TableParagraph"/>
-              <w:spacing w:line="276" w:lineRule="auto"/>
-              <w:rPr>
-                <w:rFonts w:ascii="Times New Roman" w:hAnsi="Times New Roman" w:cs="Times New Roman"/>
-                <w:sz w:val="24"/>
-                <w:szCs w:val="24"/>
-                <w:lang w:val="en-IN"/>
-              </w:rPr>
-            </w:pPr>
-            <w:r>
-              <w:rPr>
-                <w:rFonts w:ascii="Times New Roman" w:hAnsi="Times New Roman" w:cs="Times New Roman"/>
-                <w:sz w:val="24"/>
-                <w:szCs w:val="24"/>
-                <w:lang w:val="en-IN"/>
-              </w:rPr>
-              <w:t xml:space="preserve">def Checkprime(n): </w:t>
-            </w:r>
-          </w:p>
-          <w:p>
-            <w:pPr>
-              <w:pStyle w:val="TableParagraph"/>
-              <w:spacing w:line="276" w:lineRule="auto"/>
-              <w:rPr>
-                <w:rFonts w:ascii="Times New Roman" w:hAnsi="Times New Roman" w:cs="Times New Roman"/>
-                <w:sz w:val="24"/>
-                <w:szCs w:val="24"/>
-                <w:lang w:val="en-IN"/>
-              </w:rPr>
-            </w:pPr>
-            <w:r>
-              <w:rPr>
-                <w:rFonts w:ascii="Times New Roman" w:hAnsi="Times New Roman" w:cs="Times New Roman"/>
-                <w:sz w:val="24"/>
-                <w:szCs w:val="24"/>
-                <w:lang w:val="en-IN"/>
-              </w:rPr>
-              <w:t xml:space="preserve"> for i in range(2,n): </w:t>
-            </w:r>
-          </w:p>
-          <w:p>
-            <w:pPr>
-              <w:pStyle w:val="TableParagraph"/>
-              <w:spacing w:line="276" w:lineRule="auto"/>
-              <w:rPr>
-                <w:rFonts w:ascii="Times New Roman" w:hAnsi="Times New Roman" w:cs="Times New Roman"/>
-                <w:sz w:val="24"/>
-                <w:szCs w:val="24"/>
-                <w:lang w:val="en-IN"/>
-              </w:rPr>
-            </w:pPr>
-            <w:r>
-              <w:rPr>
-                <w:rFonts w:ascii="Times New Roman" w:hAnsi="Times New Roman" w:cs="Times New Roman"/>
-                <w:sz w:val="24"/>
-                <w:szCs w:val="24"/>
-                <w:lang w:val="en-IN"/>
-              </w:rPr>
-              <w:t xml:space="preserve">  if n%i==0: </w:t>
-            </w:r>
-          </w:p>
-          <w:p>
-            <w:pPr>
-              <w:pStyle w:val="TableParagraph"/>
-              <w:spacing w:line="276" w:lineRule="auto"/>
-              <w:rPr>
-                <w:rFonts w:ascii="Times New Roman" w:hAnsi="Times New Roman" w:cs="Times New Roman"/>
-                <w:sz w:val="24"/>
-                <w:szCs w:val="24"/>
-                <w:lang w:val="en-IN"/>
-              </w:rPr>
-            </w:pPr>
-            <w:r>
-              <w:rPr>
-                <w:rFonts w:ascii="Times New Roman" w:hAnsi="Times New Roman" w:cs="Times New Roman"/>
-                <w:sz w:val="24"/>
-                <w:szCs w:val="24"/>
-                <w:lang w:val="en-IN"/>
-              </w:rPr>
-              <w:t xml:space="preserve">   return False</w:t>
-            </w:r>
-          </w:p>
-          <w:p>
-            <w:pPr>
-              <w:pStyle w:val="TableParagraph"/>
-              <w:spacing w:line="276" w:lineRule="auto"/>
-              <w:rPr>
-                <w:rFonts w:ascii="Times New Roman" w:hAnsi="Times New Roman" w:cs="Times New Roman"/>
-                <w:sz w:val="24"/>
-                <w:szCs w:val="24"/>
-                <w:lang w:val="en-IN"/>
-              </w:rPr>
-            </w:pPr>
-            <w:r>
-              <w:rPr>
-                <w:rFonts w:ascii="Times New Roman" w:hAnsi="Times New Roman" w:cs="Times New Roman"/>
-                <w:sz w:val="24"/>
-                <w:szCs w:val="24"/>
-                <w:lang w:val="en-IN"/>
-              </w:rPr>
-              <w:t xml:space="preserve"> return True</w:t>
-            </w:r>
-          </w:p>
-          <w:p>
-            <w:pPr>
-              <w:pStyle w:val="TableParagraph"/>
-              <w:spacing w:line="276" w:lineRule="auto"/>
-              <w:rPr>
-                <w:rFonts w:ascii="Times New Roman" w:hAnsi="Times New Roman" w:cs="Times New Roman"/>
-                <w:sz w:val="24"/>
-                <w:szCs w:val="24"/>
-                <w:lang w:val="en-IN"/>
-              </w:rPr>
-            </w:pPr>
-          </w:p>
-          <w:p>
-            <w:pPr>
-              <w:pStyle w:val="TableParagraph"/>
-              <w:numPr>
-                <w:ilvl w:val="0"/>
-                <w:numId w:val="40"/>
-              </w:numPr>
-              <w:spacing w:line="276" w:lineRule="auto"/>
+              <w:ind w:left="0"/>
               <w:jc w:val="both"/>
               <w:rPr>
                 <w:rFonts w:ascii="Times New Roman" w:hAnsi="Times New Roman" w:cs="Times New Roman"/>
@@ -3966,152 +2480,13 @@
             </w:pPr>
             <w:r>
               <w:rPr>
-                <w:rFonts w:ascii="Times New Roman" w:hAnsi="Times New Roman" w:cs="Times New Roman"/>
-                <w:sz w:val="24"/>
-                <w:szCs w:val="24"/>
-              </w:rPr>
-              <w:t>Run this code and verify correctness.</w:t>
-            </w:r>
-          </w:p>
-          <w:p>
-            <w:pPr>
-              <w:pStyle w:val="TableParagraph"/>
-              <w:numPr>
-                <w:ilvl w:val="0"/>
-                <w:numId w:val="40"/>
-              </w:numPr>
-              <w:spacing w:line="276" w:lineRule="auto"/>
-              <w:jc w:val="both"/>
-              <w:rPr>
-                <w:rFonts w:ascii="Times New Roman" w:hAnsi="Times New Roman" w:cs="Times New Roman"/>
-                <w:sz w:val="24"/>
-                <w:szCs w:val="24"/>
-              </w:rPr>
-            </w:pPr>
-            <w:r>
-              <w:rPr>
-                <w:rFonts w:ascii="Times New Roman" w:hAnsi="Times New Roman" w:cs="Times New Roman"/>
-                <w:sz w:val="24"/>
-                <w:szCs w:val="24"/>
-              </w:rPr>
-              <w:t>Use AI to perform a code quality review for PEP8 compliance.</w:t>
-            </w:r>
-          </w:p>
-          <w:p>
-            <w:pPr>
-              <w:pStyle w:val="TableParagraph"/>
-              <w:numPr>
-                <w:ilvl w:val="0"/>
-                <w:numId w:val="40"/>
-              </w:numPr>
-              <w:spacing w:line="276" w:lineRule="auto"/>
-              <w:jc w:val="both"/>
-              <w:rPr>
-                <w:rFonts w:ascii="Times New Roman" w:hAnsi="Times New Roman" w:cs="Times New Roman"/>
-                <w:sz w:val="24"/>
-                <w:szCs w:val="24"/>
-              </w:rPr>
-            </w:pPr>
-            <w:r>
-              <w:rPr>
-                <w:rFonts w:ascii="Times New Roman" w:hAnsi="Times New Roman" w:cs="Times New Roman"/>
-                <w:sz w:val="24"/>
-                <w:szCs w:val="24"/>
-              </w:rPr>
-              <w:t>Prompt AI to return a refactored version with proper indentation, spacing, and naming conventions.</w:t>
-            </w:r>
-          </w:p>
-          <w:p>
-            <w:pPr>
-              <w:pStyle w:val="TableParagraph"/>
-              <w:numPr>
-                <w:ilvl w:val="0"/>
-                <w:numId w:val="40"/>
-              </w:numPr>
-              <w:spacing w:line="276" w:lineRule="auto"/>
-              <w:jc w:val="both"/>
-              <w:rPr>
-                <w:rFonts w:ascii="Times New Roman" w:hAnsi="Times New Roman" w:cs="Times New Roman"/>
-                <w:sz w:val="24"/>
-                <w:szCs w:val="24"/>
-              </w:rPr>
-            </w:pPr>
-            <w:r>
-              <w:rPr>
-                <w:rFonts w:ascii="Times New Roman" w:hAnsi="Times New Roman" w:cs="Times New Roman"/>
-                <w:sz w:val="24"/>
-                <w:szCs w:val="24"/>
-              </w:rPr>
-              <w:t>Discuss how automated AI review can save time in large-scale projects.</w:t>
-            </w:r>
-          </w:p>
-          <w:p>
-            <w:pPr>
-              <w:pStyle w:val="TableParagraph"/>
-              <w:spacing w:line="276" w:lineRule="auto"/>
-              <w:ind w:left="360"/>
-              <w:jc w:val="both"/>
-              <w:rPr>
-                <w:rFonts w:ascii="Times New Roman" w:hAnsi="Times New Roman" w:cs="Times New Roman"/>
-                <w:b/>
-                <w:bCs/>
-                <w:sz w:val="24"/>
-                <w:szCs w:val="24"/>
-                <w:u w:val="single"/>
-              </w:rPr>
-            </w:pPr>
-            <w:r>
-              <w:rPr>
-                <w:rFonts w:ascii="Times New Roman" w:hAnsi="Times New Roman" w:cs="Times New Roman"/>
-                <w:b/>
-                <w:bCs/>
-                <w:sz w:val="24"/>
-                <w:szCs w:val="24"/>
-                <w:u w:val="single"/>
-              </w:rPr>
-              <w:t xml:space="preserve">Code before </w:t>
-            </w:r>
-            <w:r>
-              <w:rPr>
-                <w:rFonts w:ascii="Times New Roman" w:hAnsi="Times New Roman" w:cs="Times New Roman"/>
-                <w:b/>
-                <w:bCs/>
-                <w:sz w:val="24"/>
-                <w:szCs w:val="24"/>
-                <w:u w:val="single"/>
-              </w:rPr>
-              <w:t>verifying:</w:t>
-            </w:r>
-          </w:p>
-          <w:p>
-            <w:pPr>
-              <w:pStyle w:val="TableParagraph"/>
-              <w:spacing w:line="276" w:lineRule="auto"/>
-              <w:ind w:left="360"/>
-              <w:jc w:val="both"/>
-              <w:rPr>
-                <w:rFonts w:ascii="Times New Roman" w:hAnsi="Times New Roman" w:cs="Times New Roman"/>
-                <w:b/>
-                <w:bCs/>
-                <w:sz w:val="24"/>
-                <w:szCs w:val="24"/>
-                <w:u w:val="single"/>
-              </w:rPr>
-            </w:pPr>
-            <w:r>
-              <w:rPr>
-                <w:rFonts w:ascii="Times New Roman" w:hAnsi="Times New Roman" w:cs="Times New Roman"/>
-                <w:b/>
-                <w:bCs/>
-                <w:sz w:val="24"/>
-                <w:szCs w:val="24"/>
-                <w:u w:val="single"/>
+                <w:noProof/>
               </w:rPr>
               <w:drawing>
-                <wp:inline distT="0" distB="0" distL="0" distR="0" wp14:anchorId="60801B9B" wp14:editId="385CBA98">
-                  <wp:extent cx="4136390" cy="506186"/>
-                  <wp:effectExtent l="0" t="0" r="0" b="8255"/>
-                  <wp:docPr id="1101156756" name="Picture 1"/>
+                <wp:inline distT="0" distB="0" distL="0" distR="0" wp14:anchorId="24224F32" wp14:editId="2EFC257D">
+                  <wp:extent cx="4492625" cy="1621790"/>
+                  <wp:effectExtent l="0" t="0" r="3175" b="0"/>
+                  <wp:docPr id="510591340" name="Picture 1"/>
                   <wp:cNvGraphicFramePr>
                     <a:graphicFrameLocks xmlns:a="http://schemas.openxmlformats.org/drawingml/2006/main" noChangeAspect="1"/>
                   </wp:cNvGraphicFramePr>
@@ -4119,7 +2494,2096 @@
                     <a:graphicData uri="http://schemas.openxmlformats.org/drawingml/2006/picture">
                       <pic:pic xmlns:pic="http://schemas.openxmlformats.org/drawingml/2006/picture">
                         <pic:nvPicPr>
-                          <pic:cNvPr id="1101156756" name=""/>
+                          <pic:cNvPr id="0" name="Picture 5"/>
+                          <pic:cNvPicPr>
+                            <a:picLocks noChangeAspect="1" noChangeArrowheads="1"/>
+                          </pic:cNvPicPr>
+                        </pic:nvPicPr>
+                        <pic:blipFill>
+                          <a:blip r:embed="rId6">
+                            <a:extLst>
+                              <a:ext uri="{28A0092B-C50C-407E-A947-70E740481C1C}">
+                                <a14:useLocalDpi xmlns:a14="http://schemas.microsoft.com/office/drawing/2010/main" val="0"/>
+                              </a:ext>
+                            </a:extLst>
+                          </a:blip>
+                          <a:srcRect/>
+                          <a:stretch>
+                            <a:fillRect/>
+                          </a:stretch>
+                        </pic:blipFill>
+                        <pic:spPr bwMode="auto">
+                          <a:xfrm>
+                            <a:off x="0" y="0"/>
+                            <a:ext cx="4492625" cy="1621790"/>
+                          </a:xfrm>
+                          <a:prstGeom prst="rect">
+                            <a:avLst/>
+                          </a:prstGeom>
+                          <a:noFill/>
+                          <a:ln>
+                            <a:noFill/>
+                          </a:ln>
+                        </pic:spPr>
+                      </pic:pic>
+                    </a:graphicData>
+                  </a:graphic>
+                </wp:inline>
+              </w:drawing>
+            </w:r>
+          </w:p>
+          <w:p>
+            <w:pPr>
+              <w:pStyle w:val="TableParagraph"/>
+              <w:spacing w:line="276" w:lineRule="auto"/>
+              <w:jc w:val="both"/>
+              <w:rPr>
+                <w:noProof/>
+                <w:lang w:val="en-IN"/>
+              </w:rPr>
+            </w:pPr>
+            <w:r>
+              <w:rPr>
+                <w:noProof/>
+                <w:lang w:val="en-IN"/>
+              </w:rPr>
+              <w:t>Data Analysis Key Findings</w:t>
+            </w:r>
+          </w:p>
+          <w:p>
+            <w:pPr>
+              <w:pStyle w:val="TableParagraph"/>
+              <w:numPr>
+                <w:ilvl w:val="0"/>
+                <w:numId w:val="48"/>
+              </w:numPr>
+              <w:spacing w:line="276" w:lineRule="auto"/>
+              <w:jc w:val="both"/>
+              <w:rPr>
+                <w:noProof/>
+                <w:lang w:val="en-IN"/>
+              </w:rPr>
+            </w:pPr>
+            <w:r>
+              <w:rPr>
+                <w:noProof/>
+                <w:lang w:val="en-IN"/>
+              </w:rPr>
+              <w:t>The initial factorial function correctly calculated the factorial of 5 as 120.</w:t>
+            </w:r>
+          </w:p>
+          <w:p>
+            <w:pPr>
+              <w:pStyle w:val="TableParagraph"/>
+              <w:numPr>
+                <w:ilvl w:val="0"/>
+                <w:numId w:val="48"/>
+              </w:numPr>
+              <w:spacing w:line="276" w:lineRule="auto"/>
+              <w:jc w:val="both"/>
+              <w:rPr>
+                <w:noProof/>
+                <w:lang w:val="en-IN"/>
+              </w:rPr>
+            </w:pPr>
+            <w:r>
+              <w:rPr>
+                <w:noProof/>
+                <w:lang w:val="en-IN"/>
+              </w:rPr>
+              <w:lastRenderedPageBreak/>
+              <w:t>No bug was identified in the provided factorial function for the input 5, as the actual result matched the expected result.</w:t>
+            </w:r>
+          </w:p>
+          <w:p>
+            <w:pPr>
+              <w:pStyle w:val="TableParagraph"/>
+              <w:numPr>
+                <w:ilvl w:val="0"/>
+                <w:numId w:val="48"/>
+              </w:numPr>
+              <w:spacing w:line="276" w:lineRule="auto"/>
+              <w:jc w:val="both"/>
+              <w:rPr>
+                <w:noProof/>
+                <w:lang w:val="en-IN"/>
+              </w:rPr>
+            </w:pPr>
+            <w:r>
+              <w:rPr>
+                <w:noProof/>
+                <w:lang w:val="en-IN"/>
+              </w:rPr>
+              <w:t>The revised code, incorporating an iterative approach and handling negative inputs, also correctly calculated the factorial of 5 as 120, confirming the fix.</w:t>
+            </w:r>
+          </w:p>
+          <w:p>
+            <w:pPr>
+              <w:pStyle w:val="TableParagraph"/>
+              <w:spacing w:line="276" w:lineRule="auto"/>
+              <w:ind w:left="0"/>
+              <w:jc w:val="both"/>
+              <w:rPr>
+                <w:rFonts w:ascii="Times New Roman" w:hAnsi="Times New Roman" w:cs="Times New Roman"/>
+                <w:sz w:val="24"/>
+                <w:szCs w:val="24"/>
+              </w:rPr>
+            </w:pPr>
+          </w:p>
+          <w:p>
+            <w:pPr>
+              <w:pStyle w:val="TableParagraph"/>
+              <w:spacing w:line="276" w:lineRule="auto"/>
+              <w:rPr>
+                <w:rFonts w:ascii="Times New Roman" w:hAnsi="Times New Roman" w:cs="Times New Roman"/>
+                <w:sz w:val="24"/>
+                <w:szCs w:val="24"/>
+                <w:lang w:val="en-IN"/>
+              </w:rPr>
+            </w:pPr>
+            <w:r>
+              <w:rPr>
+                <w:rFonts w:ascii="Times New Roman" w:hAnsi="Times New Roman" w:cs="Times New Roman"/>
+                <w:sz w:val="24"/>
+                <w:szCs w:val="24"/>
+                <w:lang w:val="en-IN"/>
+              </w:rPr>
+              <w:pict w14:anchorId="06FDD073">
+                <v:rect id="_x0000_i1026" style="width:0;height:1.5pt" o:hralign="center" o:hrstd="t" o:hr="t" fillcolor="#a0a0a0" stroked="f"/>
+              </w:pict>
+            </w:r>
+          </w:p>
+          <w:p>
+            <w:pPr>
+              <w:pStyle w:val="TableParagraph"/>
+              <w:spacing w:line="276" w:lineRule="auto"/>
+              <w:rPr>
+                <w:rFonts w:ascii="Times New Roman" w:hAnsi="Times New Roman" w:cs="Times New Roman"/>
+                <w:sz w:val="24"/>
+                <w:szCs w:val="24"/>
+                <w:lang w:val="en-IN"/>
+              </w:rPr>
+            </w:pPr>
+            <w:r>
+              <w:rPr>
+                <w:rFonts w:ascii="Times New Roman" w:hAnsi="Times New Roman" w:cs="Times New Roman"/>
+                <w:b/>
+                <w:bCs/>
+                <w:sz w:val="24"/>
+                <w:szCs w:val="24"/>
+                <w:lang w:val="en-IN"/>
+              </w:rPr>
+              <w:t>Task Description #2</w:t>
+            </w:r>
+            <w:r>
+              <w:rPr>
+                <w:rFonts w:ascii="Times New Roman" w:hAnsi="Times New Roman" w:cs="Times New Roman"/>
+                <w:sz w:val="24"/>
+                <w:szCs w:val="24"/>
+                <w:lang w:val="en-IN"/>
+              </w:rPr>
+              <w:t xml:space="preserve"> (</w:t>
+            </w:r>
+            <w:r>
+              <w:rPr>
+                <w:rFonts w:ascii="Times New Roman" w:hAnsi="Times New Roman" w:cs="Times New Roman"/>
+                <w:sz w:val="24"/>
+                <w:szCs w:val="24"/>
+              </w:rPr>
+              <w:t>Improving Readability &amp; Documentation</w:t>
+            </w:r>
+            <w:r>
+              <w:rPr>
+                <w:rFonts w:ascii="Times New Roman" w:hAnsi="Times New Roman" w:cs="Times New Roman"/>
+                <w:sz w:val="24"/>
+                <w:szCs w:val="24"/>
+                <w:lang w:val="en-IN"/>
+              </w:rPr>
+              <w:t>)</w:t>
+            </w:r>
+          </w:p>
+          <w:p>
+            <w:pPr>
+              <w:pStyle w:val="TableParagraph"/>
+              <w:spacing w:line="276" w:lineRule="auto"/>
+              <w:rPr>
+                <w:rFonts w:ascii="Times New Roman" w:hAnsi="Times New Roman" w:cs="Times New Roman"/>
+                <w:b/>
+                <w:bCs/>
+                <w:sz w:val="24"/>
+                <w:szCs w:val="24"/>
+              </w:rPr>
+            </w:pPr>
+          </w:p>
+          <w:p>
+            <w:pPr>
+              <w:pStyle w:val="TableParagraph"/>
+              <w:spacing w:line="276" w:lineRule="auto"/>
+              <w:rPr>
+                <w:rFonts w:ascii="Times New Roman" w:hAnsi="Times New Roman" w:cs="Times New Roman"/>
+                <w:sz w:val="24"/>
+                <w:szCs w:val="24"/>
+              </w:rPr>
+            </w:pPr>
+            <w:r>
+              <w:rPr>
+                <w:rFonts w:ascii="Times New Roman" w:hAnsi="Times New Roman" w:cs="Times New Roman"/>
+                <w:b/>
+                <w:bCs/>
+                <w:sz w:val="24"/>
+                <w:szCs w:val="24"/>
+              </w:rPr>
+              <w:t xml:space="preserve">Scenario: </w:t>
+            </w:r>
+            <w:r>
+              <w:rPr>
+                <w:rFonts w:ascii="Times New Roman" w:hAnsi="Times New Roman" w:cs="Times New Roman"/>
+                <w:sz w:val="24"/>
+                <w:szCs w:val="24"/>
+              </w:rPr>
+              <w:t>The following code works but is poorly written:</w:t>
+            </w:r>
+          </w:p>
+          <w:p>
+            <w:pPr>
+              <w:pStyle w:val="TableParagraph"/>
+              <w:spacing w:line="276" w:lineRule="auto"/>
+              <w:rPr>
+                <w:rFonts w:ascii="Times New Roman" w:hAnsi="Times New Roman" w:cs="Times New Roman"/>
+                <w:sz w:val="24"/>
+                <w:szCs w:val="24"/>
+                <w:lang w:val="en-IN"/>
+              </w:rPr>
+            </w:pPr>
+          </w:p>
+          <w:p>
+            <w:pPr>
+              <w:pStyle w:val="TableParagraph"/>
+              <w:spacing w:line="276" w:lineRule="auto"/>
+              <w:rPr>
+                <w:rFonts w:ascii="Times New Roman" w:hAnsi="Times New Roman" w:cs="Times New Roman"/>
+                <w:sz w:val="24"/>
+                <w:szCs w:val="24"/>
+                <w:lang w:val="en-IN"/>
+              </w:rPr>
+            </w:pPr>
+            <w:r>
+              <w:rPr>
+                <w:rFonts w:ascii="Times New Roman" w:hAnsi="Times New Roman" w:cs="Times New Roman"/>
+                <w:sz w:val="24"/>
+                <w:szCs w:val="24"/>
+                <w:lang w:val="en-IN"/>
+              </w:rPr>
+              <w:t>def calc(a,b,c):</w:t>
+            </w:r>
+          </w:p>
+          <w:p>
+            <w:pPr>
+              <w:pStyle w:val="TableParagraph"/>
+              <w:spacing w:line="276" w:lineRule="auto"/>
+              <w:rPr>
+                <w:rFonts w:ascii="Times New Roman" w:hAnsi="Times New Roman" w:cs="Times New Roman"/>
+                <w:sz w:val="24"/>
+                <w:szCs w:val="24"/>
+                <w:lang w:val="en-IN"/>
+              </w:rPr>
+            </w:pPr>
+            <w:r>
+              <w:rPr>
+                <w:rFonts w:ascii="Times New Roman" w:hAnsi="Times New Roman" w:cs="Times New Roman"/>
+                <w:sz w:val="24"/>
+                <w:szCs w:val="24"/>
+                <w:lang w:val="en-IN"/>
+              </w:rPr>
+              <w:t xml:space="preserve">    if c=="add":</w:t>
+            </w:r>
+          </w:p>
+          <w:p>
+            <w:pPr>
+              <w:pStyle w:val="TableParagraph"/>
+              <w:spacing w:line="276" w:lineRule="auto"/>
+              <w:rPr>
+                <w:rFonts w:ascii="Times New Roman" w:hAnsi="Times New Roman" w:cs="Times New Roman"/>
+                <w:sz w:val="24"/>
+                <w:szCs w:val="24"/>
+                <w:lang w:val="en-IN"/>
+              </w:rPr>
+            </w:pPr>
+            <w:r>
+              <w:rPr>
+                <w:rFonts w:ascii="Times New Roman" w:hAnsi="Times New Roman" w:cs="Times New Roman"/>
+                <w:sz w:val="24"/>
+                <w:szCs w:val="24"/>
+                <w:lang w:val="en-IN"/>
+              </w:rPr>
+              <w:t xml:space="preserve">        return a+b</w:t>
+            </w:r>
+          </w:p>
+          <w:p>
+            <w:pPr>
+              <w:pStyle w:val="TableParagraph"/>
+              <w:spacing w:line="276" w:lineRule="auto"/>
+              <w:rPr>
+                <w:rFonts w:ascii="Times New Roman" w:hAnsi="Times New Roman" w:cs="Times New Roman"/>
+                <w:sz w:val="24"/>
+                <w:szCs w:val="24"/>
+                <w:lang w:val="en-IN"/>
+              </w:rPr>
+            </w:pPr>
+            <w:r>
+              <w:rPr>
+                <w:rFonts w:ascii="Times New Roman" w:hAnsi="Times New Roman" w:cs="Times New Roman"/>
+                <w:sz w:val="24"/>
+                <w:szCs w:val="24"/>
+                <w:lang w:val="en-IN"/>
+              </w:rPr>
+              <w:t xml:space="preserve">    elif c=="sub":</w:t>
+            </w:r>
+          </w:p>
+          <w:p>
+            <w:pPr>
+              <w:pStyle w:val="TableParagraph"/>
+              <w:spacing w:line="276" w:lineRule="auto"/>
+              <w:rPr>
+                <w:rFonts w:ascii="Times New Roman" w:hAnsi="Times New Roman" w:cs="Times New Roman"/>
+                <w:sz w:val="24"/>
+                <w:szCs w:val="24"/>
+                <w:lang w:val="en-IN"/>
+              </w:rPr>
+            </w:pPr>
+            <w:r>
+              <w:rPr>
+                <w:rFonts w:ascii="Times New Roman" w:hAnsi="Times New Roman" w:cs="Times New Roman"/>
+                <w:sz w:val="24"/>
+                <w:szCs w:val="24"/>
+                <w:lang w:val="en-IN"/>
+              </w:rPr>
+              <w:t xml:space="preserve">        return a-b</w:t>
+            </w:r>
+          </w:p>
+          <w:p>
+            <w:pPr>
+              <w:pStyle w:val="TableParagraph"/>
+              <w:spacing w:line="276" w:lineRule="auto"/>
+              <w:rPr>
+                <w:rFonts w:ascii="Times New Roman" w:hAnsi="Times New Roman" w:cs="Times New Roman"/>
+                <w:sz w:val="24"/>
+                <w:szCs w:val="24"/>
+                <w:lang w:val="en-IN"/>
+              </w:rPr>
+            </w:pPr>
+            <w:r>
+              <w:rPr>
+                <w:rFonts w:ascii="Times New Roman" w:hAnsi="Times New Roman" w:cs="Times New Roman"/>
+                <w:sz w:val="24"/>
+                <w:szCs w:val="24"/>
+                <w:lang w:val="en-IN"/>
+              </w:rPr>
+              <w:t xml:space="preserve">    elif c=="mul":</w:t>
+            </w:r>
+          </w:p>
+          <w:p>
+            <w:pPr>
+              <w:pStyle w:val="TableParagraph"/>
+              <w:spacing w:line="276" w:lineRule="auto"/>
+              <w:rPr>
+                <w:rFonts w:ascii="Times New Roman" w:hAnsi="Times New Roman" w:cs="Times New Roman"/>
+                <w:sz w:val="24"/>
+                <w:szCs w:val="24"/>
+                <w:lang w:val="en-IN"/>
+              </w:rPr>
+            </w:pPr>
+            <w:r>
+              <w:rPr>
+                <w:rFonts w:ascii="Times New Roman" w:hAnsi="Times New Roman" w:cs="Times New Roman"/>
+                <w:sz w:val="24"/>
+                <w:szCs w:val="24"/>
+                <w:lang w:val="en-IN"/>
+              </w:rPr>
+              <w:t xml:space="preserve">        return a*b</w:t>
+            </w:r>
+          </w:p>
+          <w:p>
+            <w:pPr>
+              <w:pStyle w:val="TableParagraph"/>
+              <w:spacing w:line="276" w:lineRule="auto"/>
+              <w:rPr>
+                <w:rFonts w:ascii="Times New Roman" w:hAnsi="Times New Roman" w:cs="Times New Roman"/>
+                <w:sz w:val="24"/>
+                <w:szCs w:val="24"/>
+                <w:lang w:val="en-IN"/>
+              </w:rPr>
+            </w:pPr>
+            <w:r>
+              <w:rPr>
+                <w:rFonts w:ascii="Times New Roman" w:hAnsi="Times New Roman" w:cs="Times New Roman"/>
+                <w:sz w:val="24"/>
+                <w:szCs w:val="24"/>
+                <w:lang w:val="en-IN"/>
+              </w:rPr>
+              <w:t xml:space="preserve">    elif c=="div":</w:t>
+            </w:r>
+          </w:p>
+          <w:p>
+            <w:pPr>
+              <w:pStyle w:val="TableParagraph"/>
+              <w:spacing w:line="276" w:lineRule="auto"/>
+              <w:rPr>
+                <w:rFonts w:ascii="Times New Roman" w:hAnsi="Times New Roman" w:cs="Times New Roman"/>
+                <w:sz w:val="24"/>
+                <w:szCs w:val="24"/>
+                <w:lang w:val="en-IN"/>
+              </w:rPr>
+            </w:pPr>
+            <w:r>
+              <w:rPr>
+                <w:rFonts w:ascii="Times New Roman" w:hAnsi="Times New Roman" w:cs="Times New Roman"/>
+                <w:sz w:val="24"/>
+                <w:szCs w:val="24"/>
+                <w:lang w:val="en-IN"/>
+              </w:rPr>
+              <w:t xml:space="preserve">        return a/b</w:t>
+            </w:r>
+          </w:p>
+          <w:p>
+            <w:pPr>
+              <w:pStyle w:val="TableParagraph"/>
+              <w:spacing w:line="276" w:lineRule="auto"/>
+              <w:rPr>
+                <w:rFonts w:ascii="Times New Roman" w:hAnsi="Times New Roman" w:cs="Times New Roman"/>
+                <w:sz w:val="24"/>
+                <w:szCs w:val="24"/>
+                <w:lang w:val="en-IN"/>
+              </w:rPr>
+            </w:pPr>
+          </w:p>
+          <w:p>
+            <w:pPr>
+              <w:pStyle w:val="TableParagraph"/>
+              <w:numPr>
+                <w:ilvl w:val="0"/>
+                <w:numId w:val="40"/>
+              </w:numPr>
+              <w:spacing w:line="276" w:lineRule="auto"/>
+              <w:jc w:val="both"/>
+              <w:rPr>
+                <w:rFonts w:ascii="Times New Roman" w:hAnsi="Times New Roman" w:cs="Times New Roman"/>
+                <w:sz w:val="24"/>
+                <w:szCs w:val="24"/>
+              </w:rPr>
+            </w:pPr>
+            <w:r>
+              <w:rPr>
+                <w:rFonts w:ascii="Times New Roman" w:hAnsi="Times New Roman" w:cs="Times New Roman"/>
+                <w:sz w:val="24"/>
+                <w:szCs w:val="24"/>
+              </w:rPr>
+              <w:t>Use AI to review this code for readability, naming, and documentation issues.</w:t>
+            </w:r>
+          </w:p>
+          <w:p>
+            <w:pPr>
+              <w:pStyle w:val="TableParagraph"/>
+              <w:numPr>
+                <w:ilvl w:val="0"/>
+                <w:numId w:val="40"/>
+              </w:numPr>
+              <w:spacing w:line="276" w:lineRule="auto"/>
+              <w:rPr>
+                <w:rFonts w:ascii="Times New Roman" w:hAnsi="Times New Roman" w:cs="Times New Roman"/>
+                <w:sz w:val="24"/>
+                <w:szCs w:val="24"/>
+              </w:rPr>
+            </w:pPr>
+            <w:r>
+              <w:rPr>
+                <w:rFonts w:ascii="Times New Roman" w:hAnsi="Times New Roman" w:cs="Times New Roman"/>
+                <w:sz w:val="24"/>
+                <w:szCs w:val="24"/>
+              </w:rPr>
+              <w:t>Prompt AI to the code with:</w:t>
+            </w:r>
+          </w:p>
+          <w:p>
+            <w:pPr>
+              <w:pStyle w:val="TableParagraph"/>
+              <w:numPr>
+                <w:ilvl w:val="0"/>
+                <w:numId w:val="41"/>
+              </w:numPr>
+              <w:spacing w:line="276" w:lineRule="auto"/>
+              <w:ind w:left="1120" w:hanging="25"/>
+              <w:rPr>
+                <w:rFonts w:ascii="Times New Roman" w:hAnsi="Times New Roman" w:cs="Times New Roman"/>
+                <w:sz w:val="24"/>
+                <w:szCs w:val="24"/>
+              </w:rPr>
+            </w:pPr>
+            <w:r>
+              <w:rPr>
+                <w:rFonts w:ascii="Times New Roman" w:hAnsi="Times New Roman" w:cs="Times New Roman"/>
+                <w:sz w:val="24"/>
+                <w:szCs w:val="24"/>
+              </w:rPr>
+              <w:t>Clear function &amp; variable names.</w:t>
+            </w:r>
+          </w:p>
+          <w:p>
+            <w:pPr>
+              <w:pStyle w:val="TableParagraph"/>
+              <w:numPr>
+                <w:ilvl w:val="0"/>
+                <w:numId w:val="41"/>
+              </w:numPr>
+              <w:spacing w:line="276" w:lineRule="auto"/>
+              <w:ind w:left="1120" w:hanging="25"/>
+              <w:rPr>
+                <w:rFonts w:ascii="Times New Roman" w:hAnsi="Times New Roman" w:cs="Times New Roman"/>
+                <w:sz w:val="24"/>
+                <w:szCs w:val="24"/>
+              </w:rPr>
+            </w:pPr>
+            <w:r>
+              <w:rPr>
+                <w:rFonts w:ascii="Times New Roman" w:hAnsi="Times New Roman" w:cs="Times New Roman"/>
+                <w:sz w:val="24"/>
+                <w:szCs w:val="24"/>
+              </w:rPr>
+              <w:t>Proper docstrings.</w:t>
+            </w:r>
+          </w:p>
+          <w:p>
+            <w:pPr>
+              <w:pStyle w:val="TableParagraph"/>
+              <w:numPr>
+                <w:ilvl w:val="0"/>
+                <w:numId w:val="41"/>
+              </w:numPr>
+              <w:spacing w:line="276" w:lineRule="auto"/>
+              <w:ind w:left="1120" w:hanging="25"/>
+              <w:rPr>
+                <w:rFonts w:ascii="Times New Roman" w:hAnsi="Times New Roman" w:cs="Times New Roman"/>
+                <w:sz w:val="24"/>
+                <w:szCs w:val="24"/>
+              </w:rPr>
+            </w:pPr>
+            <w:r>
+              <w:rPr>
+                <w:rFonts w:ascii="Times New Roman" w:hAnsi="Times New Roman" w:cs="Times New Roman"/>
+                <w:sz w:val="24"/>
+                <w:szCs w:val="24"/>
+              </w:rPr>
+              <w:t>Exception handling for division by zero.</w:t>
+            </w:r>
+          </w:p>
+          <w:p>
+            <w:pPr>
+              <w:pStyle w:val="TableParagraph"/>
+              <w:numPr>
+                <w:ilvl w:val="0"/>
+                <w:numId w:val="40"/>
+              </w:numPr>
+              <w:spacing w:line="276" w:lineRule="auto"/>
+              <w:rPr>
+                <w:rFonts w:ascii="Times New Roman" w:hAnsi="Times New Roman" w:cs="Times New Roman"/>
+                <w:sz w:val="24"/>
+                <w:szCs w:val="24"/>
+              </w:rPr>
+            </w:pPr>
+            <w:r>
+              <w:rPr>
+                <w:rFonts w:ascii="Times New Roman" w:hAnsi="Times New Roman" w:cs="Times New Roman"/>
+                <w:sz w:val="24"/>
+                <w:szCs w:val="24"/>
+              </w:rPr>
+              <w:t xml:space="preserve">Compare the before-and-after versions </w:t>
+            </w:r>
+            <w:r>
+              <w:rPr>
+                <w:rFonts w:ascii="Times New Roman" w:hAnsi="Times New Roman" w:cs="Times New Roman"/>
+                <w:sz w:val="24"/>
+                <w:szCs w:val="24"/>
+              </w:rPr>
+              <w:t xml:space="preserve">rewrite </w:t>
+            </w:r>
+            <w:r>
+              <w:rPr>
+                <w:rFonts w:ascii="Times New Roman" w:hAnsi="Times New Roman" w:cs="Times New Roman"/>
+                <w:sz w:val="24"/>
+                <w:szCs w:val="24"/>
+              </w:rPr>
+              <w:t>to evaluate AI’s contribution.</w:t>
+            </w:r>
+          </w:p>
+          <w:p>
+            <w:pPr>
+              <w:pStyle w:val="TableParagraph"/>
+              <w:spacing w:line="276" w:lineRule="auto"/>
+              <w:ind w:left="720"/>
+              <w:rPr>
+                <w:rFonts w:ascii="Times New Roman" w:hAnsi="Times New Roman" w:cs="Times New Roman"/>
+                <w:sz w:val="24"/>
+                <w:szCs w:val="24"/>
+              </w:rPr>
+            </w:pPr>
+          </w:p>
+          <w:p>
+            <w:pPr>
+              <w:pStyle w:val="TableParagraph"/>
+              <w:spacing w:line="276" w:lineRule="auto"/>
+              <w:ind w:left="720"/>
+              <w:rPr>
+                <w:rFonts w:ascii="Times New Roman" w:hAnsi="Times New Roman" w:cs="Times New Roman"/>
+                <w:sz w:val="24"/>
+                <w:szCs w:val="24"/>
+              </w:rPr>
+            </w:pPr>
+          </w:p>
+          <w:p>
+            <w:pPr>
+              <w:pStyle w:val="TableParagraph"/>
+              <w:spacing w:line="276" w:lineRule="auto"/>
+              <w:ind w:left="720"/>
+              <w:rPr>
+                <w:rFonts w:ascii="Times New Roman" w:hAnsi="Times New Roman" w:cs="Times New Roman"/>
+                <w:sz w:val="24"/>
+                <w:szCs w:val="24"/>
+              </w:rPr>
+            </w:pPr>
+          </w:p>
+          <w:p>
+            <w:pPr>
+              <w:pStyle w:val="TableParagraph"/>
+              <w:spacing w:line="276" w:lineRule="auto"/>
+              <w:ind w:left="720"/>
+              <w:rPr>
+                <w:rFonts w:ascii="Times New Roman" w:hAnsi="Times New Roman" w:cs="Times New Roman"/>
+                <w:sz w:val="24"/>
+                <w:szCs w:val="24"/>
+              </w:rPr>
+            </w:pPr>
+          </w:p>
+          <w:p>
+            <w:pPr>
+              <w:pStyle w:val="TableParagraph"/>
+              <w:spacing w:line="276" w:lineRule="auto"/>
+              <w:ind w:left="720"/>
+              <w:rPr>
+                <w:rFonts w:ascii="Times New Roman" w:hAnsi="Times New Roman" w:cs="Times New Roman"/>
+                <w:sz w:val="24"/>
+                <w:szCs w:val="24"/>
+              </w:rPr>
+            </w:pPr>
+          </w:p>
+          <w:p>
+            <w:pPr>
+              <w:pStyle w:val="TableParagraph"/>
+              <w:spacing w:line="276" w:lineRule="auto"/>
+              <w:ind w:left="720"/>
+              <w:rPr>
+                <w:rFonts w:ascii="Times New Roman" w:hAnsi="Times New Roman" w:cs="Times New Roman"/>
+                <w:sz w:val="24"/>
+                <w:szCs w:val="24"/>
+              </w:rPr>
+            </w:pPr>
+          </w:p>
+          <w:p>
+            <w:pPr>
+              <w:pStyle w:val="TableParagraph"/>
+              <w:spacing w:line="276" w:lineRule="auto"/>
+              <w:ind w:left="720"/>
+              <w:rPr>
+                <w:rFonts w:ascii="Times New Roman" w:hAnsi="Times New Roman" w:cs="Times New Roman"/>
+                <w:sz w:val="24"/>
+                <w:szCs w:val="24"/>
+              </w:rPr>
+            </w:pPr>
+          </w:p>
+          <w:p>
+            <w:pPr>
+              <w:pStyle w:val="TableParagraph"/>
+              <w:spacing w:line="276" w:lineRule="auto"/>
+              <w:ind w:left="720"/>
+              <w:rPr>
+                <w:rFonts w:ascii="Times New Roman" w:hAnsi="Times New Roman" w:cs="Times New Roman"/>
+                <w:sz w:val="24"/>
+                <w:szCs w:val="24"/>
+              </w:rPr>
+            </w:pPr>
+          </w:p>
+          <w:p>
+            <w:pPr>
+              <w:pStyle w:val="TableParagraph"/>
+              <w:spacing w:line="276" w:lineRule="auto"/>
+              <w:ind w:left="720"/>
+              <w:rPr>
+                <w:rFonts w:ascii="Times New Roman" w:hAnsi="Times New Roman" w:cs="Times New Roman"/>
+                <w:sz w:val="24"/>
+                <w:szCs w:val="24"/>
+              </w:rPr>
+            </w:pPr>
+          </w:p>
+          <w:p>
+            <w:pPr>
+              <w:pStyle w:val="TableParagraph"/>
+              <w:spacing w:line="276" w:lineRule="auto"/>
+              <w:ind w:left="720"/>
+              <w:rPr>
+                <w:rFonts w:ascii="Times New Roman" w:hAnsi="Times New Roman" w:cs="Times New Roman"/>
+                <w:sz w:val="24"/>
+                <w:szCs w:val="24"/>
+              </w:rPr>
+            </w:pPr>
+          </w:p>
+          <w:p>
+            <w:pPr>
+              <w:pStyle w:val="TableParagraph"/>
+              <w:spacing w:line="276" w:lineRule="auto"/>
+              <w:ind w:left="720"/>
+              <w:rPr>
+                <w:rFonts w:ascii="Times New Roman" w:hAnsi="Times New Roman" w:cs="Times New Roman"/>
+                <w:sz w:val="24"/>
+                <w:szCs w:val="24"/>
+              </w:rPr>
+            </w:pPr>
+            <w:r>
+              <w:rPr>
+                <w:rFonts w:ascii="Times New Roman" w:hAnsi="Times New Roman" w:cs="Times New Roman"/>
+                <w:sz w:val="24"/>
+                <w:szCs w:val="24"/>
+              </w:rPr>
+              <w:t xml:space="preserve">  </w:t>
+            </w:r>
+          </w:p>
+          <w:p>
+            <w:pPr>
+              <w:pStyle w:val="TableParagraph"/>
+              <w:spacing w:line="276" w:lineRule="auto"/>
+              <w:ind w:left="0"/>
+              <w:rPr>
+                <w:rFonts w:ascii="Times New Roman" w:hAnsi="Times New Roman" w:cs="Times New Roman"/>
+                <w:sz w:val="24"/>
+                <w:szCs w:val="24"/>
+              </w:rPr>
+            </w:pPr>
+            <w:r>
+              <w:rPr>
+                <w:rFonts w:ascii="Times New Roman" w:hAnsi="Times New Roman" w:cs="Times New Roman"/>
+                <w:noProof/>
+                <w:sz w:val="24"/>
+                <w:szCs w:val="24"/>
+              </w:rPr>
+              <w:lastRenderedPageBreak/>
+              <w:drawing>
+                <wp:inline distT="0" distB="0" distL="0" distR="0" wp14:anchorId="2D10909B" wp14:editId="66735135">
+                  <wp:extent cx="4492625" cy="2914015"/>
+                  <wp:effectExtent l="0" t="0" r="3175" b="635"/>
+                  <wp:docPr id="711442247" name="Picture 1"/>
+                  <wp:cNvGraphicFramePr>
+                    <a:graphicFrameLocks xmlns:a="http://schemas.openxmlformats.org/drawingml/2006/main" noChangeAspect="1"/>
+                  </wp:cNvGraphicFramePr>
+                  <a:graphic xmlns:a="http://schemas.openxmlformats.org/drawingml/2006/main">
+                    <a:graphicData uri="http://schemas.openxmlformats.org/drawingml/2006/picture">
+                      <pic:pic xmlns:pic="http://schemas.openxmlformats.org/drawingml/2006/picture">
+                        <pic:nvPicPr>
+                          <pic:cNvPr id="711442247" name=""/>
+                          <pic:cNvPicPr/>
+                        </pic:nvPicPr>
+                        <pic:blipFill>
+                          <a:blip r:embed="rId7"/>
+                          <a:stretch>
+                            <a:fillRect/>
+                          </a:stretch>
+                        </pic:blipFill>
+                        <pic:spPr>
+                          <a:xfrm>
+                            <a:off x="0" y="0"/>
+                            <a:ext cx="4492625" cy="2914015"/>
+                          </a:xfrm>
+                          <a:prstGeom prst="rect">
+                            <a:avLst/>
+                          </a:prstGeom>
+                        </pic:spPr>
+                      </pic:pic>
+                    </a:graphicData>
+                  </a:graphic>
+                </wp:inline>
+              </w:drawing>
+            </w:r>
+            <w:r>
+              <w:rPr>
+                <w:rFonts w:ascii="Times New Roman" w:hAnsi="Times New Roman" w:cs="Times New Roman"/>
+                <w:noProof/>
+                <w:sz w:val="24"/>
+                <w:szCs w:val="24"/>
+              </w:rPr>
+              <w:drawing>
+                <wp:inline distT="0" distB="0" distL="0" distR="0" wp14:anchorId="4765FB5B" wp14:editId="6CC14228">
+                  <wp:extent cx="4492625" cy="2914015"/>
+                  <wp:effectExtent l="0" t="0" r="7620" b="635"/>
+                  <wp:docPr id="2071370799" name="Picture 1"/>
+                  <wp:cNvGraphicFramePr>
+                    <a:graphicFrameLocks xmlns:a="http://schemas.openxmlformats.org/drawingml/2006/main" noChangeAspect="1"/>
+                  </wp:cNvGraphicFramePr>
+                  <a:graphic xmlns:a="http://schemas.openxmlformats.org/drawingml/2006/main">
+                    <a:graphicData uri="http://schemas.openxmlformats.org/drawingml/2006/picture">
+                      <pic:pic xmlns:pic="http://schemas.openxmlformats.org/drawingml/2006/picture">
+                        <pic:nvPicPr>
+                          <pic:cNvPr id="2071370799" name=""/>
+                          <pic:cNvPicPr/>
+                        </pic:nvPicPr>
+                        <pic:blipFill>
+                          <a:blip r:embed="rId7"/>
+                          <a:stretch>
+                            <a:fillRect/>
+                          </a:stretch>
+                        </pic:blipFill>
+                        <pic:spPr>
+                          <a:xfrm>
+                            <a:off x="0" y="0"/>
+                            <a:ext cx="4492625" cy="2914015"/>
+                          </a:xfrm>
+                          <a:prstGeom prst="rect">
+                            <a:avLst/>
+                          </a:prstGeom>
+                        </pic:spPr>
+                      </pic:pic>
+                    </a:graphicData>
+                  </a:graphic>
+                </wp:inline>
+              </w:drawing>
+            </w:r>
+          </w:p>
+          <w:p>
+            <w:pPr>
+              <w:pStyle w:val="TableParagraph"/>
+              <w:spacing w:line="276" w:lineRule="auto"/>
+              <w:rPr>
+                <w:rFonts w:ascii="Times New Roman" w:hAnsi="Times New Roman" w:cs="Times New Roman"/>
+                <w:sz w:val="24"/>
+                <w:szCs w:val="24"/>
+                <w:lang w:val="en-IN"/>
+              </w:rPr>
+            </w:pPr>
+            <w:r>
+              <w:rPr>
+                <w:rFonts w:ascii="Times New Roman" w:hAnsi="Times New Roman" w:cs="Times New Roman"/>
+                <w:sz w:val="24"/>
+                <w:szCs w:val="24"/>
+                <w:lang w:val="en-IN"/>
+              </w:rPr>
+              <w:t>The AI made the following improvements:</w:t>
+            </w:r>
+          </w:p>
+          <w:p>
+            <w:pPr>
+              <w:pStyle w:val="TableParagraph"/>
+              <w:numPr>
+                <w:ilvl w:val="0"/>
+                <w:numId w:val="49"/>
+              </w:numPr>
+              <w:spacing w:line="276" w:lineRule="auto"/>
+              <w:rPr>
+                <w:rFonts w:ascii="Times New Roman" w:hAnsi="Times New Roman" w:cs="Times New Roman"/>
+                <w:sz w:val="24"/>
+                <w:szCs w:val="24"/>
+                <w:lang w:val="en-IN"/>
+              </w:rPr>
+            </w:pPr>
+            <w:r>
+              <w:rPr>
+                <w:rFonts w:ascii="Times New Roman" w:hAnsi="Times New Roman" w:cs="Times New Roman"/>
+                <w:b/>
+                <w:bCs/>
+                <w:sz w:val="24"/>
+                <w:szCs w:val="24"/>
+                <w:lang w:val="en-IN"/>
+              </w:rPr>
+              <w:t>Clearer Function and Variable Names:</w:t>
+            </w:r>
+            <w:r>
+              <w:rPr>
+                <w:rFonts w:ascii="Times New Roman" w:hAnsi="Times New Roman" w:cs="Times New Roman"/>
+                <w:sz w:val="24"/>
+                <w:szCs w:val="24"/>
+                <w:lang w:val="en-IN"/>
+              </w:rPr>
+              <w:t> The function name was changed from calc to </w:t>
+            </w:r>
+            <w:proofErr w:type="spellStart"/>
+            <w:r>
+              <w:rPr>
+                <w:rFonts w:ascii="Times New Roman" w:hAnsi="Times New Roman" w:cs="Times New Roman"/>
+                <w:sz w:val="24"/>
+                <w:szCs w:val="24"/>
+                <w:lang w:val="en-IN"/>
+              </w:rPr>
+              <w:t>perform_calculation</w:t>
+            </w:r>
+            <w:proofErr w:type="spellEnd"/>
+            <w:r>
+              <w:rPr>
+                <w:rFonts w:ascii="Times New Roman" w:hAnsi="Times New Roman" w:cs="Times New Roman"/>
+                <w:sz w:val="24"/>
+                <w:szCs w:val="24"/>
+                <w:lang w:val="en-IN"/>
+              </w:rPr>
+              <w:t>, and the parameters from a, b, c to num1, num2, and operation. This makes the code's purpose and inputs much more understandable.</w:t>
+            </w:r>
+          </w:p>
+          <w:p>
+            <w:pPr>
+              <w:pStyle w:val="TableParagraph"/>
+              <w:numPr>
+                <w:ilvl w:val="0"/>
+                <w:numId w:val="49"/>
+              </w:numPr>
+              <w:spacing w:line="276" w:lineRule="auto"/>
+              <w:rPr>
+                <w:rFonts w:ascii="Times New Roman" w:hAnsi="Times New Roman" w:cs="Times New Roman"/>
+                <w:sz w:val="24"/>
+                <w:szCs w:val="24"/>
+                <w:lang w:val="en-IN"/>
+              </w:rPr>
+            </w:pPr>
+            <w:r>
+              <w:rPr>
+                <w:rFonts w:ascii="Times New Roman" w:hAnsi="Times New Roman" w:cs="Times New Roman"/>
+                <w:b/>
+                <w:bCs/>
+                <w:sz w:val="24"/>
+                <w:szCs w:val="24"/>
+                <w:lang w:val="en-IN"/>
+              </w:rPr>
+              <w:t>Proper Docstrings:</w:t>
+            </w:r>
+            <w:r>
+              <w:rPr>
+                <w:rFonts w:ascii="Times New Roman" w:hAnsi="Times New Roman" w:cs="Times New Roman"/>
+                <w:sz w:val="24"/>
+                <w:szCs w:val="24"/>
+                <w:lang w:val="en-IN"/>
+              </w:rPr>
+              <w:t> A comprehensive docstring was added to explain what the function does, its arguments, what it returns, and what exceptions it might raise. This is crucial for code documentation and maintainability.</w:t>
+            </w:r>
+          </w:p>
+          <w:p>
+            <w:pPr>
+              <w:pStyle w:val="TableParagraph"/>
+              <w:numPr>
+                <w:ilvl w:val="0"/>
+                <w:numId w:val="49"/>
+              </w:numPr>
+              <w:spacing w:line="276" w:lineRule="auto"/>
+              <w:rPr>
+                <w:rFonts w:ascii="Times New Roman" w:hAnsi="Times New Roman" w:cs="Times New Roman"/>
+                <w:sz w:val="24"/>
+                <w:szCs w:val="24"/>
+                <w:lang w:val="en-IN"/>
+              </w:rPr>
+            </w:pPr>
+            <w:r>
+              <w:rPr>
+                <w:rFonts w:ascii="Times New Roman" w:hAnsi="Times New Roman" w:cs="Times New Roman"/>
+                <w:b/>
+                <w:bCs/>
+                <w:sz w:val="24"/>
+                <w:szCs w:val="24"/>
+                <w:lang w:val="en-IN"/>
+              </w:rPr>
+              <w:t>Exception Handling for Division by Zero:</w:t>
+            </w:r>
+            <w:r>
+              <w:rPr>
+                <w:rFonts w:ascii="Times New Roman" w:hAnsi="Times New Roman" w:cs="Times New Roman"/>
+                <w:sz w:val="24"/>
+                <w:szCs w:val="24"/>
+                <w:lang w:val="en-IN"/>
+              </w:rPr>
+              <w:t xml:space="preserve"> The refactored code explicitly checks if num2 is zero before performing division and </w:t>
+            </w:r>
+            <w:r>
+              <w:rPr>
+                <w:rFonts w:ascii="Times New Roman" w:hAnsi="Times New Roman" w:cs="Times New Roman"/>
+                <w:sz w:val="24"/>
+                <w:szCs w:val="24"/>
+                <w:lang w:val="en-IN"/>
+              </w:rPr>
+              <w:lastRenderedPageBreak/>
+              <w:t>raises a </w:t>
+            </w:r>
+            <w:proofErr w:type="spellStart"/>
+            <w:r>
+              <w:rPr>
+                <w:rFonts w:ascii="Times New Roman" w:hAnsi="Times New Roman" w:cs="Times New Roman"/>
+                <w:sz w:val="24"/>
+                <w:szCs w:val="24"/>
+                <w:lang w:val="en-IN"/>
+              </w:rPr>
+              <w:t>ValueError</w:t>
+            </w:r>
+            <w:proofErr w:type="spellEnd"/>
+            <w:r>
+              <w:rPr>
+                <w:rFonts w:ascii="Times New Roman" w:hAnsi="Times New Roman" w:cs="Times New Roman"/>
+                <w:sz w:val="24"/>
+                <w:szCs w:val="24"/>
+                <w:lang w:val="en-IN"/>
+              </w:rPr>
+              <w:t> if it is. This prevents a </w:t>
+            </w:r>
+            <w:proofErr w:type="spellStart"/>
+            <w:r>
+              <w:rPr>
+                <w:rFonts w:ascii="Times New Roman" w:hAnsi="Times New Roman" w:cs="Times New Roman"/>
+                <w:sz w:val="24"/>
+                <w:szCs w:val="24"/>
+                <w:lang w:val="en-IN"/>
+              </w:rPr>
+              <w:t>ZeroDivisionError</w:t>
+            </w:r>
+            <w:proofErr w:type="spellEnd"/>
+            <w:r>
+              <w:rPr>
+                <w:rFonts w:ascii="Times New Roman" w:hAnsi="Times New Roman" w:cs="Times New Roman"/>
+                <w:sz w:val="24"/>
+                <w:szCs w:val="24"/>
+                <w:lang w:val="en-IN"/>
+              </w:rPr>
+              <w:t> and makes the function more robust.</w:t>
+            </w:r>
+          </w:p>
+          <w:p>
+            <w:pPr>
+              <w:pStyle w:val="TableParagraph"/>
+              <w:spacing w:line="276" w:lineRule="auto"/>
+              <w:rPr>
+                <w:rFonts w:ascii="Times New Roman" w:hAnsi="Times New Roman" w:cs="Times New Roman"/>
+                <w:sz w:val="24"/>
+                <w:szCs w:val="24"/>
+                <w:lang w:val="en-IN"/>
+              </w:rPr>
+            </w:pPr>
+          </w:p>
+          <w:p>
+            <w:pPr>
+              <w:pStyle w:val="TableParagraph"/>
+              <w:spacing w:line="276" w:lineRule="auto"/>
+              <w:rPr>
+                <w:rFonts w:ascii="Times New Roman" w:hAnsi="Times New Roman" w:cs="Times New Roman"/>
+                <w:sz w:val="24"/>
+                <w:szCs w:val="24"/>
+                <w:lang w:val="en-IN"/>
+              </w:rPr>
+            </w:pPr>
+            <w:r>
+              <w:rPr>
+                <w:rFonts w:ascii="Times New Roman" w:hAnsi="Times New Roman" w:cs="Times New Roman"/>
+                <w:sz w:val="24"/>
+                <w:szCs w:val="24"/>
+                <w:lang w:val="en-IN"/>
+              </w:rPr>
+              <w:pict w14:anchorId="621CC287">
+                <v:rect id="_x0000_i1027" style="width:0;height:1.5pt" o:hralign="center" o:hrstd="t" o:hr="t" fillcolor="#a0a0a0" stroked="f"/>
+              </w:pict>
+            </w:r>
+          </w:p>
+          <w:p>
+            <w:pPr>
+              <w:pStyle w:val="TableParagraph"/>
+              <w:spacing w:line="276" w:lineRule="auto"/>
+              <w:rPr>
+                <w:rFonts w:ascii="Times New Roman" w:hAnsi="Times New Roman" w:cs="Times New Roman"/>
+                <w:sz w:val="24"/>
+                <w:szCs w:val="24"/>
+                <w:lang w:val="en-IN"/>
+              </w:rPr>
+            </w:pPr>
+            <w:r>
+              <w:rPr>
+                <w:rFonts w:ascii="Times New Roman" w:hAnsi="Times New Roman" w:cs="Times New Roman"/>
+                <w:b/>
+                <w:bCs/>
+                <w:sz w:val="24"/>
+                <w:szCs w:val="24"/>
+                <w:lang w:val="en-IN"/>
+              </w:rPr>
+              <w:t>Task Description #3</w:t>
+            </w:r>
+            <w:r>
+              <w:rPr>
+                <w:rFonts w:ascii="Times New Roman" w:hAnsi="Times New Roman" w:cs="Times New Roman"/>
+                <w:sz w:val="24"/>
+                <w:szCs w:val="24"/>
+                <w:lang w:val="en-IN"/>
+              </w:rPr>
+              <w:t xml:space="preserve"> (</w:t>
+            </w:r>
+            <w:r>
+              <w:rPr>
+                <w:rFonts w:ascii="Times New Roman" w:hAnsi="Times New Roman" w:cs="Times New Roman"/>
+                <w:sz w:val="24"/>
+                <w:szCs w:val="24"/>
+              </w:rPr>
+              <w:t>Enforcing Coding Standards</w:t>
+            </w:r>
+            <w:r>
+              <w:rPr>
+                <w:rFonts w:ascii="Times New Roman" w:hAnsi="Times New Roman" w:cs="Times New Roman"/>
+                <w:sz w:val="24"/>
+                <w:szCs w:val="24"/>
+                <w:lang w:val="en-IN"/>
+              </w:rPr>
+              <w:t>)</w:t>
+            </w:r>
+          </w:p>
+          <w:p>
+            <w:pPr>
+              <w:pStyle w:val="TableParagraph"/>
+              <w:spacing w:line="276" w:lineRule="auto"/>
+              <w:rPr>
+                <w:rFonts w:ascii="Times New Roman" w:hAnsi="Times New Roman" w:cs="Times New Roman"/>
+                <w:sz w:val="24"/>
+                <w:szCs w:val="24"/>
+                <w:lang w:val="en-IN"/>
+              </w:rPr>
+            </w:pPr>
+            <w:r>
+              <w:rPr>
+                <w:rFonts w:ascii="Times New Roman" w:hAnsi="Times New Roman" w:cs="Times New Roman"/>
+                <w:b/>
+                <w:bCs/>
+                <w:sz w:val="24"/>
+                <w:szCs w:val="24"/>
+              </w:rPr>
+              <w:t xml:space="preserve">Scenario: </w:t>
+            </w:r>
+            <w:r>
+              <w:rPr>
+                <w:rFonts w:ascii="Times New Roman" w:hAnsi="Times New Roman" w:cs="Times New Roman"/>
+                <w:sz w:val="24"/>
+                <w:szCs w:val="24"/>
+              </w:rPr>
+              <w:t>A team project requires following PEP8 style guide. One developer submits:</w:t>
+            </w:r>
+          </w:p>
+          <w:p>
+            <w:pPr>
+              <w:pStyle w:val="TableParagraph"/>
+              <w:spacing w:line="276" w:lineRule="auto"/>
+              <w:rPr>
+                <w:rFonts w:ascii="Times New Roman" w:hAnsi="Times New Roman" w:cs="Times New Roman"/>
+                <w:sz w:val="24"/>
+                <w:szCs w:val="24"/>
+                <w:lang w:val="en-IN"/>
+              </w:rPr>
+            </w:pPr>
+          </w:p>
+          <w:p>
+            <w:pPr>
+              <w:pStyle w:val="TableParagraph"/>
+              <w:spacing w:line="276" w:lineRule="auto"/>
+              <w:rPr>
+                <w:rFonts w:ascii="Times New Roman" w:hAnsi="Times New Roman" w:cs="Times New Roman"/>
+                <w:sz w:val="24"/>
+                <w:szCs w:val="24"/>
+                <w:lang w:val="en-IN"/>
+              </w:rPr>
+            </w:pPr>
+            <w:r>
+              <w:rPr>
+                <w:rFonts w:ascii="Times New Roman" w:hAnsi="Times New Roman" w:cs="Times New Roman"/>
+                <w:sz w:val="24"/>
+                <w:szCs w:val="24"/>
+                <w:lang w:val="en-IN"/>
+              </w:rPr>
+              <w:t xml:space="preserve">def Checkprime(n): </w:t>
+            </w:r>
+          </w:p>
+          <w:p>
+            <w:pPr>
+              <w:pStyle w:val="TableParagraph"/>
+              <w:spacing w:line="276" w:lineRule="auto"/>
+              <w:rPr>
+                <w:rFonts w:ascii="Times New Roman" w:hAnsi="Times New Roman" w:cs="Times New Roman"/>
+                <w:sz w:val="24"/>
+                <w:szCs w:val="24"/>
+                <w:lang w:val="en-IN"/>
+              </w:rPr>
+            </w:pPr>
+            <w:r>
+              <w:rPr>
+                <w:rFonts w:ascii="Times New Roman" w:hAnsi="Times New Roman" w:cs="Times New Roman"/>
+                <w:sz w:val="24"/>
+                <w:szCs w:val="24"/>
+                <w:lang w:val="en-IN"/>
+              </w:rPr>
+              <w:t xml:space="preserve"> for i in range(2,n): </w:t>
+            </w:r>
+          </w:p>
+          <w:p>
+            <w:pPr>
+              <w:pStyle w:val="TableParagraph"/>
+              <w:spacing w:line="276" w:lineRule="auto"/>
+              <w:rPr>
+                <w:rFonts w:ascii="Times New Roman" w:hAnsi="Times New Roman" w:cs="Times New Roman"/>
+                <w:sz w:val="24"/>
+                <w:szCs w:val="24"/>
+                <w:lang w:val="en-IN"/>
+              </w:rPr>
+            </w:pPr>
+            <w:r>
+              <w:rPr>
+                <w:rFonts w:ascii="Times New Roman" w:hAnsi="Times New Roman" w:cs="Times New Roman"/>
+                <w:sz w:val="24"/>
+                <w:szCs w:val="24"/>
+                <w:lang w:val="en-IN"/>
+              </w:rPr>
+              <w:t xml:space="preserve">  if n%i==0: </w:t>
+            </w:r>
+          </w:p>
+          <w:p>
+            <w:pPr>
+              <w:pStyle w:val="TableParagraph"/>
+              <w:spacing w:line="276" w:lineRule="auto"/>
+              <w:rPr>
+                <w:rFonts w:ascii="Times New Roman" w:hAnsi="Times New Roman" w:cs="Times New Roman"/>
+                <w:sz w:val="24"/>
+                <w:szCs w:val="24"/>
+                <w:lang w:val="en-IN"/>
+              </w:rPr>
+            </w:pPr>
+            <w:r>
+              <w:rPr>
+                <w:rFonts w:ascii="Times New Roman" w:hAnsi="Times New Roman" w:cs="Times New Roman"/>
+                <w:sz w:val="24"/>
+                <w:szCs w:val="24"/>
+                <w:lang w:val="en-IN"/>
+              </w:rPr>
+              <w:t xml:space="preserve">   return False</w:t>
+            </w:r>
+          </w:p>
+          <w:p>
+            <w:pPr>
+              <w:pStyle w:val="TableParagraph"/>
+              <w:spacing w:line="276" w:lineRule="auto"/>
+              <w:rPr>
+                <w:rFonts w:ascii="Times New Roman" w:hAnsi="Times New Roman" w:cs="Times New Roman"/>
+                <w:sz w:val="24"/>
+                <w:szCs w:val="24"/>
+                <w:lang w:val="en-IN"/>
+              </w:rPr>
+            </w:pPr>
+            <w:r>
+              <w:rPr>
+                <w:rFonts w:ascii="Times New Roman" w:hAnsi="Times New Roman" w:cs="Times New Roman"/>
+                <w:sz w:val="24"/>
+                <w:szCs w:val="24"/>
+                <w:lang w:val="en-IN"/>
+              </w:rPr>
+              <w:t xml:space="preserve"> return True</w:t>
+            </w:r>
+          </w:p>
+          <w:p>
+            <w:pPr>
+              <w:pStyle w:val="TableParagraph"/>
+              <w:spacing w:line="276" w:lineRule="auto"/>
+              <w:rPr>
+                <w:rFonts w:ascii="Times New Roman" w:hAnsi="Times New Roman" w:cs="Times New Roman"/>
+                <w:sz w:val="24"/>
+                <w:szCs w:val="24"/>
+                <w:lang w:val="en-IN"/>
+              </w:rPr>
+            </w:pPr>
+          </w:p>
+          <w:p>
+            <w:pPr>
+              <w:pStyle w:val="TableParagraph"/>
+              <w:numPr>
+                <w:ilvl w:val="0"/>
+                <w:numId w:val="40"/>
+              </w:numPr>
+              <w:spacing w:line="276" w:lineRule="auto"/>
+              <w:jc w:val="both"/>
+              <w:rPr>
+                <w:rFonts w:ascii="Times New Roman" w:hAnsi="Times New Roman" w:cs="Times New Roman"/>
+                <w:sz w:val="24"/>
+                <w:szCs w:val="24"/>
+              </w:rPr>
+            </w:pPr>
+            <w:r>
+              <w:rPr>
+                <w:rFonts w:ascii="Times New Roman" w:hAnsi="Times New Roman" w:cs="Times New Roman"/>
+                <w:sz w:val="24"/>
+                <w:szCs w:val="24"/>
+              </w:rPr>
+              <w:t>Run this code and verify correctness.</w:t>
+            </w:r>
+          </w:p>
+          <w:p>
+            <w:pPr>
+              <w:pStyle w:val="TableParagraph"/>
+              <w:numPr>
+                <w:ilvl w:val="0"/>
+                <w:numId w:val="40"/>
+              </w:numPr>
+              <w:spacing w:line="276" w:lineRule="auto"/>
+              <w:jc w:val="both"/>
+              <w:rPr>
+                <w:rFonts w:ascii="Times New Roman" w:hAnsi="Times New Roman" w:cs="Times New Roman"/>
+                <w:sz w:val="24"/>
+                <w:szCs w:val="24"/>
+              </w:rPr>
+            </w:pPr>
+            <w:r>
+              <w:rPr>
+                <w:rFonts w:ascii="Times New Roman" w:hAnsi="Times New Roman" w:cs="Times New Roman"/>
+                <w:sz w:val="24"/>
+                <w:szCs w:val="24"/>
+              </w:rPr>
+              <w:t>Use AI to perform a code quality review for PEP8 compliance.</w:t>
+            </w:r>
+          </w:p>
+          <w:p>
+            <w:pPr>
+              <w:pStyle w:val="TableParagraph"/>
+              <w:numPr>
+                <w:ilvl w:val="0"/>
+                <w:numId w:val="40"/>
+              </w:numPr>
+              <w:spacing w:line="276" w:lineRule="auto"/>
+              <w:jc w:val="both"/>
+              <w:rPr>
+                <w:rFonts w:ascii="Times New Roman" w:hAnsi="Times New Roman" w:cs="Times New Roman"/>
+                <w:sz w:val="24"/>
+                <w:szCs w:val="24"/>
+              </w:rPr>
+            </w:pPr>
+            <w:r>
+              <w:rPr>
+                <w:rFonts w:ascii="Times New Roman" w:hAnsi="Times New Roman" w:cs="Times New Roman"/>
+                <w:sz w:val="24"/>
+                <w:szCs w:val="24"/>
+              </w:rPr>
+              <w:t>Prompt AI to return a refactored version with proper indentation, spacing, and naming conventions.</w:t>
+            </w:r>
+          </w:p>
+          <w:p>
+            <w:pPr>
+              <w:pStyle w:val="TableParagraph"/>
+              <w:numPr>
+                <w:ilvl w:val="0"/>
+                <w:numId w:val="40"/>
+              </w:numPr>
+              <w:spacing w:line="276" w:lineRule="auto"/>
+              <w:jc w:val="both"/>
+              <w:rPr>
+                <w:rFonts w:ascii="Times New Roman" w:hAnsi="Times New Roman" w:cs="Times New Roman"/>
+                <w:sz w:val="24"/>
+                <w:szCs w:val="24"/>
+              </w:rPr>
+            </w:pPr>
+            <w:r>
+              <w:rPr>
+                <w:rFonts w:ascii="Times New Roman" w:hAnsi="Times New Roman" w:cs="Times New Roman"/>
+                <w:sz w:val="24"/>
+                <w:szCs w:val="24"/>
+              </w:rPr>
+              <w:t>Discuss how automated AI review can save time in large-scale projects.</w:t>
+            </w:r>
+          </w:p>
+          <w:p>
+            <w:pPr>
+              <w:pStyle w:val="TableParagraph"/>
+              <w:spacing w:line="276" w:lineRule="auto"/>
+              <w:ind w:left="0"/>
+              <w:jc w:val="both"/>
+              <w:rPr>
+                <w:rFonts w:ascii="Times New Roman" w:hAnsi="Times New Roman" w:cs="Times New Roman"/>
+                <w:sz w:val="24"/>
+                <w:szCs w:val="24"/>
+              </w:rPr>
+            </w:pPr>
+            <w:r>
+              <w:rPr>
+                <w:rFonts w:ascii="Times New Roman" w:hAnsi="Times New Roman" w:cs="Times New Roman"/>
+                <w:noProof/>
+                <w:sz w:val="24"/>
+                <w:szCs w:val="24"/>
+              </w:rPr>
+              <w:drawing>
+                <wp:inline distT="0" distB="0" distL="0" distR="0" wp14:anchorId="1C9F0C9F" wp14:editId="1CB3DDFF">
+                  <wp:extent cx="4492625" cy="2767330"/>
+                  <wp:effectExtent l="0" t="0" r="3175" b="0"/>
+                  <wp:docPr id="1470368625" name="Picture 1"/>
+                  <wp:cNvGraphicFramePr>
+                    <a:graphicFrameLocks xmlns:a="http://schemas.openxmlformats.org/drawingml/2006/main" noChangeAspect="1"/>
+                  </wp:cNvGraphicFramePr>
+                  <a:graphic xmlns:a="http://schemas.openxmlformats.org/drawingml/2006/main">
+                    <a:graphicData uri="http://schemas.openxmlformats.org/drawingml/2006/picture">
+                      <pic:pic xmlns:pic="http://schemas.openxmlformats.org/drawingml/2006/picture">
+                        <pic:nvPicPr>
+                          <pic:cNvPr id="1470368625" name=""/>
+                          <pic:cNvPicPr/>
+                        </pic:nvPicPr>
+                        <pic:blipFill>
+                          <a:blip r:embed="rId8"/>
+                          <a:stretch>
+                            <a:fillRect/>
+                          </a:stretch>
+                        </pic:blipFill>
+                        <pic:spPr>
+                          <a:xfrm>
+                            <a:off x="0" y="0"/>
+                            <a:ext cx="4492625" cy="2767330"/>
+                          </a:xfrm>
+                          <a:prstGeom prst="rect">
+                            <a:avLst/>
+                          </a:prstGeom>
+                        </pic:spPr>
+                      </pic:pic>
+                    </a:graphicData>
+                  </a:graphic>
+                </wp:inline>
+              </w:drawing>
+            </w:r>
+          </w:p>
+          <w:p>
+            <w:pPr>
+              <w:pStyle w:val="TableParagraph"/>
+              <w:spacing w:line="276" w:lineRule="auto"/>
+              <w:rPr>
+                <w:rFonts w:ascii="Times New Roman" w:hAnsi="Times New Roman" w:cs="Times New Roman"/>
+                <w:sz w:val="24"/>
+                <w:szCs w:val="24"/>
+                <w:lang w:val="en-IN"/>
+              </w:rPr>
+            </w:pPr>
+            <w:r>
+              <w:rPr>
+                <w:rFonts w:ascii="Times New Roman" w:hAnsi="Times New Roman" w:cs="Times New Roman"/>
+                <w:sz w:val="24"/>
+                <w:szCs w:val="24"/>
+                <w:lang w:val="en-IN"/>
+              </w:rPr>
+              <w:t>Data Analysis Key Findings</w:t>
+            </w:r>
+          </w:p>
+          <w:p>
+            <w:pPr>
+              <w:pStyle w:val="TableParagraph"/>
+              <w:numPr>
+                <w:ilvl w:val="0"/>
+                <w:numId w:val="50"/>
+              </w:numPr>
+              <w:spacing w:line="276" w:lineRule="auto"/>
+              <w:rPr>
+                <w:rFonts w:ascii="Times New Roman" w:hAnsi="Times New Roman" w:cs="Times New Roman"/>
+                <w:sz w:val="24"/>
+                <w:szCs w:val="24"/>
+                <w:lang w:val="en-IN"/>
+              </w:rPr>
+            </w:pPr>
+            <w:r>
+              <w:rPr>
+                <w:rFonts w:ascii="Times New Roman" w:hAnsi="Times New Roman" w:cs="Times New Roman"/>
+                <w:sz w:val="24"/>
+                <w:szCs w:val="24"/>
+                <w:lang w:val="en-IN"/>
+              </w:rPr>
+              <w:t>The original </w:t>
+            </w:r>
+            <w:proofErr w:type="spellStart"/>
+            <w:r>
+              <w:rPr>
+                <w:rFonts w:ascii="Times New Roman" w:hAnsi="Times New Roman" w:cs="Times New Roman"/>
+                <w:sz w:val="24"/>
+                <w:szCs w:val="24"/>
+                <w:lang w:val="en-IN"/>
+              </w:rPr>
+              <w:t>Checkprime</w:t>
+            </w:r>
+            <w:proofErr w:type="spellEnd"/>
+            <w:r>
+              <w:rPr>
+                <w:rFonts w:ascii="Times New Roman" w:hAnsi="Times New Roman" w:cs="Times New Roman"/>
+                <w:sz w:val="24"/>
+                <w:szCs w:val="24"/>
+                <w:lang w:val="en-IN"/>
+              </w:rPr>
+              <w:t> function correctly identified prime and non-prime numbers in the provided examples.</w:t>
+            </w:r>
+          </w:p>
+          <w:p>
+            <w:pPr>
+              <w:pStyle w:val="TableParagraph"/>
+              <w:numPr>
+                <w:ilvl w:val="0"/>
+                <w:numId w:val="50"/>
+              </w:numPr>
+              <w:spacing w:line="276" w:lineRule="auto"/>
+              <w:rPr>
+                <w:rFonts w:ascii="Times New Roman" w:hAnsi="Times New Roman" w:cs="Times New Roman"/>
+                <w:sz w:val="24"/>
+                <w:szCs w:val="24"/>
+                <w:lang w:val="en-IN"/>
+              </w:rPr>
+            </w:pPr>
+            <w:r>
+              <w:rPr>
+                <w:rFonts w:ascii="Times New Roman" w:hAnsi="Times New Roman" w:cs="Times New Roman"/>
+                <w:sz w:val="24"/>
+                <w:szCs w:val="24"/>
+                <w:lang w:val="en-IN"/>
+              </w:rPr>
+              <w:t>The original </w:t>
+            </w:r>
+            <w:proofErr w:type="spellStart"/>
+            <w:r>
+              <w:rPr>
+                <w:rFonts w:ascii="Times New Roman" w:hAnsi="Times New Roman" w:cs="Times New Roman"/>
+                <w:sz w:val="24"/>
+                <w:szCs w:val="24"/>
+                <w:lang w:val="en-IN"/>
+              </w:rPr>
+              <w:t>Checkprime</w:t>
+            </w:r>
+            <w:proofErr w:type="spellEnd"/>
+            <w:r>
+              <w:rPr>
+                <w:rFonts w:ascii="Times New Roman" w:hAnsi="Times New Roman" w:cs="Times New Roman"/>
+                <w:sz w:val="24"/>
+                <w:szCs w:val="24"/>
+                <w:lang w:val="en-IN"/>
+              </w:rPr>
+              <w:t> function violated PEP8 guidelines by using CamelCase for the function name (</w:t>
+            </w:r>
+            <w:proofErr w:type="spellStart"/>
+            <w:r>
+              <w:rPr>
+                <w:rFonts w:ascii="Times New Roman" w:hAnsi="Times New Roman" w:cs="Times New Roman"/>
+                <w:sz w:val="24"/>
+                <w:szCs w:val="24"/>
+                <w:lang w:val="en-IN"/>
+              </w:rPr>
+              <w:t>Checkprime</w:t>
+            </w:r>
+            <w:proofErr w:type="spellEnd"/>
+            <w:r>
+              <w:rPr>
+                <w:rFonts w:ascii="Times New Roman" w:hAnsi="Times New Roman" w:cs="Times New Roman"/>
+                <w:sz w:val="24"/>
+                <w:szCs w:val="24"/>
+                <w:lang w:val="en-IN"/>
+              </w:rPr>
+              <w:t xml:space="preserve">) and lacking proper spacing around operators (**, +) and after the </w:t>
+            </w:r>
+            <w:r>
+              <w:rPr>
+                <w:rFonts w:ascii="Times New Roman" w:hAnsi="Times New Roman" w:cs="Times New Roman"/>
+                <w:sz w:val="24"/>
+                <w:szCs w:val="24"/>
+                <w:lang w:val="en-IN"/>
+              </w:rPr>
+              <w:lastRenderedPageBreak/>
+              <w:t>comma in the range() function call.</w:t>
+            </w:r>
+          </w:p>
+          <w:p>
+            <w:pPr>
+              <w:pStyle w:val="TableParagraph"/>
+              <w:numPr>
+                <w:ilvl w:val="0"/>
+                <w:numId w:val="50"/>
+              </w:numPr>
+              <w:spacing w:line="276" w:lineRule="auto"/>
+              <w:rPr>
+                <w:rFonts w:ascii="Times New Roman" w:hAnsi="Times New Roman" w:cs="Times New Roman"/>
+                <w:sz w:val="24"/>
+                <w:szCs w:val="24"/>
+                <w:lang w:val="en-IN"/>
+              </w:rPr>
+            </w:pPr>
+            <w:r>
+              <w:rPr>
+                <w:rFonts w:ascii="Times New Roman" w:hAnsi="Times New Roman" w:cs="Times New Roman"/>
+                <w:sz w:val="24"/>
+                <w:szCs w:val="24"/>
+                <w:lang w:val="en-IN"/>
+              </w:rPr>
+              <w:t>The refactored </w:t>
+            </w:r>
+            <w:proofErr w:type="spellStart"/>
+            <w:r>
+              <w:rPr>
+                <w:rFonts w:ascii="Times New Roman" w:hAnsi="Times New Roman" w:cs="Times New Roman"/>
+                <w:sz w:val="24"/>
+                <w:szCs w:val="24"/>
+                <w:lang w:val="en-IN"/>
+              </w:rPr>
+              <w:t>is_prime</w:t>
+            </w:r>
+            <w:proofErr w:type="spellEnd"/>
+            <w:r>
+              <w:rPr>
+                <w:rFonts w:ascii="Times New Roman" w:hAnsi="Times New Roman" w:cs="Times New Roman"/>
+                <w:sz w:val="24"/>
+                <w:szCs w:val="24"/>
+                <w:lang w:val="en-IN"/>
+              </w:rPr>
+              <w:t xml:space="preserve"> function adheres to PEP8 standards with a </w:t>
+            </w:r>
+            <w:proofErr w:type="spellStart"/>
+            <w:r>
+              <w:rPr>
+                <w:rFonts w:ascii="Times New Roman" w:hAnsi="Times New Roman" w:cs="Times New Roman"/>
+                <w:sz w:val="24"/>
+                <w:szCs w:val="24"/>
+                <w:lang w:val="en-IN"/>
+              </w:rPr>
+              <w:t>snake_case</w:t>
+            </w:r>
+            <w:proofErr w:type="spellEnd"/>
+            <w:r>
+              <w:rPr>
+                <w:rFonts w:ascii="Times New Roman" w:hAnsi="Times New Roman" w:cs="Times New Roman"/>
+                <w:sz w:val="24"/>
+                <w:szCs w:val="24"/>
+                <w:lang w:val="en-IN"/>
+              </w:rPr>
+              <w:t xml:space="preserve"> name, a docstring, and appropriate spacing.</w:t>
+            </w:r>
+          </w:p>
+          <w:p>
+            <w:pPr>
+              <w:pStyle w:val="TableParagraph"/>
+              <w:numPr>
+                <w:ilvl w:val="0"/>
+                <w:numId w:val="50"/>
+              </w:numPr>
+              <w:spacing w:line="276" w:lineRule="auto"/>
+              <w:rPr>
+                <w:rFonts w:ascii="Times New Roman" w:hAnsi="Times New Roman" w:cs="Times New Roman"/>
+                <w:sz w:val="24"/>
+                <w:szCs w:val="24"/>
+                <w:lang w:val="en-IN"/>
+              </w:rPr>
+            </w:pPr>
+            <w:r>
+              <w:rPr>
+                <w:rFonts w:ascii="Times New Roman" w:hAnsi="Times New Roman" w:cs="Times New Roman"/>
+                <w:sz w:val="24"/>
+                <w:szCs w:val="24"/>
+                <w:lang w:val="en-IN"/>
+              </w:rPr>
+              <w:t>Automated AI code review tools save time by automating routine checks and improve code quality by enforcing standards and identifying potential issues.</w:t>
+            </w:r>
+          </w:p>
+          <w:p>
+            <w:pPr>
+              <w:pStyle w:val="TableParagraph"/>
+              <w:spacing w:line="276" w:lineRule="auto"/>
+              <w:rPr>
+                <w:rFonts w:ascii="Times New Roman" w:hAnsi="Times New Roman" w:cs="Times New Roman"/>
+                <w:sz w:val="24"/>
+                <w:szCs w:val="24"/>
+                <w:lang w:val="en-IN"/>
+              </w:rPr>
+            </w:pPr>
+            <w:r>
+              <w:rPr>
+                <w:rFonts w:ascii="Times New Roman" w:hAnsi="Times New Roman" w:cs="Times New Roman"/>
+                <w:sz w:val="24"/>
+                <w:szCs w:val="24"/>
+                <w:lang w:val="en-IN"/>
+              </w:rPr>
+              <w:pict w14:anchorId="74183701">
+                <v:rect id="_x0000_i1028" style="width:0;height:1.5pt" o:hralign="center" o:hrstd="t" o:hr="t" fillcolor="#a0a0a0" stroked="f"/>
+              </w:pict>
+            </w:r>
+          </w:p>
+          <w:p>
+            <w:pPr>
+              <w:pStyle w:val="TableParagraph"/>
+              <w:spacing w:line="276" w:lineRule="auto"/>
+              <w:rPr>
+                <w:rFonts w:ascii="Times New Roman" w:hAnsi="Times New Roman" w:cs="Times New Roman"/>
+                <w:sz w:val="24"/>
+                <w:szCs w:val="24"/>
+                <w:lang w:val="en-IN"/>
+              </w:rPr>
+            </w:pPr>
+            <w:r>
+              <w:rPr>
+                <w:rFonts w:ascii="Times New Roman" w:hAnsi="Times New Roman" w:cs="Times New Roman"/>
+                <w:b/>
+                <w:bCs/>
+                <w:sz w:val="24"/>
+                <w:szCs w:val="24"/>
+                <w:lang w:val="en-IN"/>
+              </w:rPr>
+              <w:t>Task Description #4</w:t>
+            </w:r>
+            <w:r>
+              <w:rPr>
+                <w:rFonts w:ascii="Times New Roman" w:hAnsi="Times New Roman" w:cs="Times New Roman"/>
+                <w:sz w:val="24"/>
+                <w:szCs w:val="24"/>
+                <w:lang w:val="en-IN"/>
+              </w:rPr>
+              <w:t xml:space="preserve"> (</w:t>
+            </w:r>
+            <w:r>
+              <w:rPr>
+                <w:rFonts w:ascii="Times New Roman" w:hAnsi="Times New Roman" w:cs="Times New Roman"/>
+                <w:sz w:val="24"/>
+                <w:szCs w:val="24"/>
+              </w:rPr>
+              <w:t>AI as a Code Reviewer in Real Projects</w:t>
+            </w:r>
+            <w:r>
+              <w:rPr>
+                <w:rFonts w:ascii="Times New Roman" w:hAnsi="Times New Roman" w:cs="Times New Roman"/>
+                <w:sz w:val="24"/>
+                <w:szCs w:val="24"/>
+                <w:lang w:val="en-IN"/>
+              </w:rPr>
+              <w:t>)</w:t>
+            </w:r>
+          </w:p>
+          <w:p>
+            <w:pPr>
+              <w:pStyle w:val="TableParagraph"/>
+              <w:spacing w:line="276" w:lineRule="auto"/>
+              <w:jc w:val="both"/>
+              <w:rPr>
+                <w:rFonts w:ascii="Times New Roman" w:hAnsi="Times New Roman" w:cs="Times New Roman"/>
+                <w:sz w:val="24"/>
+                <w:szCs w:val="24"/>
+              </w:rPr>
+            </w:pPr>
+            <w:r>
+              <w:rPr>
+                <w:rFonts w:ascii="Times New Roman" w:hAnsi="Times New Roman" w:cs="Times New Roman"/>
+                <w:b/>
+                <w:bCs/>
+                <w:sz w:val="24"/>
+                <w:szCs w:val="24"/>
+              </w:rPr>
+              <w:t>Scenario:</w:t>
+            </w:r>
+            <w:r>
+              <w:rPr>
+                <w:rFonts w:ascii="Times New Roman" w:hAnsi="Times New Roman" w:cs="Times New Roman"/>
+                <w:sz w:val="24"/>
+                <w:szCs w:val="24"/>
+              </w:rPr>
+              <w:t xml:space="preserve"> </w:t>
+            </w:r>
+            <w:r>
+              <w:rPr>
+                <w:rFonts w:ascii="Times New Roman" w:hAnsi="Times New Roman" w:cs="Times New Roman"/>
+                <w:sz w:val="24"/>
+                <w:szCs w:val="24"/>
+              </w:rPr>
+              <w:t>You are part of a GitHub project. A teammate submits this pull request:</w:t>
+            </w:r>
+          </w:p>
+          <w:p>
+            <w:pPr>
+              <w:pStyle w:val="TableParagraph"/>
+              <w:spacing w:line="276" w:lineRule="auto"/>
+              <w:jc w:val="both"/>
+              <w:rPr>
+                <w:rFonts w:ascii="Times New Roman" w:hAnsi="Times New Roman" w:cs="Times New Roman"/>
+                <w:sz w:val="24"/>
+                <w:szCs w:val="24"/>
+                <w:lang w:val="en-IN"/>
+              </w:rPr>
+            </w:pPr>
+          </w:p>
+          <w:p>
+            <w:pPr>
+              <w:pStyle w:val="TableParagraph"/>
+              <w:spacing w:line="276" w:lineRule="auto"/>
+              <w:jc w:val="both"/>
+              <w:rPr>
+                <w:rFonts w:ascii="Times New Roman" w:hAnsi="Times New Roman" w:cs="Times New Roman"/>
+                <w:sz w:val="24"/>
+                <w:szCs w:val="24"/>
+                <w:lang w:val="en-IN"/>
+              </w:rPr>
+            </w:pPr>
+            <w:r>
+              <w:rPr>
+                <w:rFonts w:ascii="Times New Roman" w:hAnsi="Times New Roman" w:cs="Times New Roman"/>
+                <w:sz w:val="24"/>
+                <w:szCs w:val="24"/>
+                <w:lang w:val="en-IN"/>
+              </w:rPr>
+              <w:t>def processData(d):</w:t>
+            </w:r>
+          </w:p>
+          <w:p>
+            <w:pPr>
+              <w:pStyle w:val="TableParagraph"/>
+              <w:spacing w:line="276" w:lineRule="auto"/>
+              <w:jc w:val="both"/>
+              <w:rPr>
+                <w:rFonts w:ascii="Times New Roman" w:hAnsi="Times New Roman" w:cs="Times New Roman"/>
+                <w:sz w:val="24"/>
+                <w:szCs w:val="24"/>
+                <w:lang w:val="en-IN"/>
+              </w:rPr>
+            </w:pPr>
+            <w:r>
+              <w:rPr>
+                <w:rFonts w:ascii="Times New Roman" w:hAnsi="Times New Roman" w:cs="Times New Roman"/>
+                <w:sz w:val="24"/>
+                <w:szCs w:val="24"/>
+                <w:lang w:val="en-IN"/>
+              </w:rPr>
+              <w:t xml:space="preserve">    return [x*2 for x in d if x%2==0]</w:t>
+            </w:r>
+          </w:p>
+          <w:p>
+            <w:pPr>
+              <w:pStyle w:val="TableParagraph"/>
+              <w:spacing w:line="276" w:lineRule="auto"/>
+              <w:jc w:val="both"/>
+              <w:rPr>
+                <w:rFonts w:ascii="Times New Roman" w:hAnsi="Times New Roman" w:cs="Times New Roman"/>
+                <w:sz w:val="24"/>
+                <w:szCs w:val="24"/>
+                <w:lang w:val="en-IN"/>
+              </w:rPr>
+            </w:pPr>
+          </w:p>
+          <w:p>
+            <w:pPr>
+              <w:pStyle w:val="TableParagraph"/>
+              <w:numPr>
+                <w:ilvl w:val="0"/>
+                <w:numId w:val="46"/>
+              </w:numPr>
+              <w:spacing w:line="276" w:lineRule="auto"/>
+              <w:jc w:val="both"/>
+              <w:rPr>
+                <w:rFonts w:ascii="Times New Roman" w:hAnsi="Times New Roman" w:cs="Times New Roman"/>
+                <w:sz w:val="24"/>
+                <w:szCs w:val="24"/>
+              </w:rPr>
+            </w:pPr>
+            <w:r>
+              <w:rPr>
+                <w:rFonts w:ascii="Times New Roman" w:hAnsi="Times New Roman" w:cs="Times New Roman"/>
+                <w:sz w:val="24"/>
+                <w:szCs w:val="24"/>
+              </w:rPr>
+              <w:t>Review this function manually for readability, reusability, and edge cases.</w:t>
+            </w:r>
+          </w:p>
+          <w:p>
+            <w:pPr>
+              <w:pStyle w:val="TableParagraph"/>
+              <w:numPr>
+                <w:ilvl w:val="0"/>
+                <w:numId w:val="46"/>
+              </w:numPr>
+              <w:spacing w:line="276" w:lineRule="auto"/>
+              <w:jc w:val="both"/>
+              <w:rPr>
+                <w:rFonts w:ascii="Times New Roman" w:hAnsi="Times New Roman" w:cs="Times New Roman"/>
+                <w:sz w:val="24"/>
+                <w:szCs w:val="24"/>
+              </w:rPr>
+            </w:pPr>
+            <w:r>
+              <w:rPr>
+                <w:rFonts w:ascii="Times New Roman" w:hAnsi="Times New Roman" w:cs="Times New Roman"/>
+                <w:sz w:val="24"/>
+                <w:szCs w:val="24"/>
+              </w:rPr>
+              <w:t>Use AI to generate a code review comment, focusing on:</w:t>
+            </w:r>
+          </w:p>
+          <w:p>
+            <w:pPr>
+              <w:pStyle w:val="TableParagraph"/>
+              <w:numPr>
+                <w:ilvl w:val="0"/>
+                <w:numId w:val="47"/>
+              </w:numPr>
+              <w:spacing w:line="276" w:lineRule="auto"/>
+              <w:ind w:left="1829"/>
+              <w:jc w:val="both"/>
+              <w:rPr>
+                <w:rFonts w:ascii="Times New Roman" w:hAnsi="Times New Roman" w:cs="Times New Roman"/>
+                <w:sz w:val="24"/>
+                <w:szCs w:val="24"/>
+              </w:rPr>
+            </w:pPr>
+            <w:r>
+              <w:rPr>
+                <w:rFonts w:ascii="Times New Roman" w:hAnsi="Times New Roman" w:cs="Times New Roman"/>
+                <w:sz w:val="24"/>
+                <w:szCs w:val="24"/>
+              </w:rPr>
+              <w:t>Naming conventions.</w:t>
+            </w:r>
+          </w:p>
+          <w:p>
+            <w:pPr>
+              <w:pStyle w:val="TableParagraph"/>
+              <w:numPr>
+                <w:ilvl w:val="0"/>
+                <w:numId w:val="47"/>
+              </w:numPr>
+              <w:spacing w:line="276" w:lineRule="auto"/>
+              <w:ind w:left="1829"/>
+              <w:jc w:val="both"/>
+              <w:rPr>
+                <w:rFonts w:ascii="Times New Roman" w:hAnsi="Times New Roman" w:cs="Times New Roman"/>
+                <w:sz w:val="24"/>
+                <w:szCs w:val="24"/>
+              </w:rPr>
+            </w:pPr>
+            <w:r>
+              <w:rPr>
+                <w:rFonts w:ascii="Times New Roman" w:hAnsi="Times New Roman" w:cs="Times New Roman"/>
+                <w:sz w:val="24"/>
+                <w:szCs w:val="24"/>
+              </w:rPr>
+              <w:t>Input validation (e.g., what if d is not a list?).</w:t>
+            </w:r>
+          </w:p>
+          <w:p>
+            <w:pPr>
+              <w:pStyle w:val="TableParagraph"/>
+              <w:numPr>
+                <w:ilvl w:val="0"/>
+                <w:numId w:val="47"/>
+              </w:numPr>
+              <w:spacing w:line="276" w:lineRule="auto"/>
+              <w:ind w:left="1829"/>
+              <w:jc w:val="both"/>
+              <w:rPr>
+                <w:rFonts w:ascii="Times New Roman" w:hAnsi="Times New Roman" w:cs="Times New Roman"/>
+                <w:sz w:val="24"/>
+                <w:szCs w:val="24"/>
+              </w:rPr>
+            </w:pPr>
+            <w:r>
+              <w:rPr>
+                <w:rFonts w:ascii="Times New Roman" w:hAnsi="Times New Roman" w:cs="Times New Roman"/>
+                <w:sz w:val="24"/>
+                <w:szCs w:val="24"/>
+              </w:rPr>
+              <w:t>Adding type hints.</w:t>
+            </w:r>
+          </w:p>
+          <w:p>
+            <w:pPr>
+              <w:pStyle w:val="TableParagraph"/>
+              <w:numPr>
+                <w:ilvl w:val="0"/>
+                <w:numId w:val="46"/>
+              </w:numPr>
+              <w:spacing w:line="276" w:lineRule="auto"/>
+              <w:jc w:val="both"/>
+              <w:rPr>
+                <w:rFonts w:ascii="Times New Roman" w:hAnsi="Times New Roman" w:cs="Times New Roman"/>
+                <w:sz w:val="24"/>
+                <w:szCs w:val="24"/>
+              </w:rPr>
+            </w:pPr>
+            <w:r>
+              <w:rPr>
+                <w:rFonts w:ascii="Times New Roman" w:hAnsi="Times New Roman" w:cs="Times New Roman"/>
+                <w:sz w:val="24"/>
+                <w:szCs w:val="24"/>
+              </w:rPr>
+              <w:t>Modify the function based on AI’s suggestions.</w:t>
+            </w:r>
+          </w:p>
+          <w:p>
+            <w:pPr>
+              <w:pStyle w:val="TableParagraph"/>
+              <w:numPr>
+                <w:ilvl w:val="0"/>
+                <w:numId w:val="46"/>
+              </w:numPr>
+              <w:spacing w:line="276" w:lineRule="auto"/>
+              <w:jc w:val="both"/>
+              <w:rPr>
+                <w:rFonts w:ascii="Times New Roman" w:hAnsi="Times New Roman" w:cs="Times New Roman"/>
+                <w:sz w:val="24"/>
+                <w:szCs w:val="24"/>
+              </w:rPr>
+            </w:pPr>
+            <w:r>
+              <w:rPr>
+                <w:rFonts w:ascii="Times New Roman" w:hAnsi="Times New Roman" w:cs="Times New Roman"/>
+                <w:sz w:val="24"/>
+                <w:szCs w:val="24"/>
+              </w:rPr>
+              <w:t xml:space="preserve">Write a short reflection: </w:t>
+            </w:r>
+            <w:r>
+              <w:rPr>
+                <w:rFonts w:ascii="Times New Roman" w:hAnsi="Times New Roman" w:cs="Times New Roman"/>
+                <w:i/>
+                <w:iCs/>
+                <w:sz w:val="24"/>
+                <w:szCs w:val="24"/>
+              </w:rPr>
+              <w:t>Would you trust AI as a standalone reviewer, or only as a support tool? Why?</w:t>
+            </w:r>
+          </w:p>
+          <w:p>
+            <w:pPr>
+              <w:pStyle w:val="TableParagraph"/>
+              <w:spacing w:line="276" w:lineRule="auto"/>
+              <w:jc w:val="both"/>
+              <w:rPr>
+                <w:rFonts w:ascii="Times New Roman" w:hAnsi="Times New Roman" w:cs="Times New Roman"/>
+                <w:sz w:val="24"/>
+                <w:szCs w:val="24"/>
+              </w:rPr>
+            </w:pPr>
+          </w:p>
+          <w:p>
+            <w:pPr>
+              <w:pStyle w:val="TableParagraph"/>
+              <w:spacing w:line="276" w:lineRule="auto"/>
+              <w:ind w:left="0"/>
+              <w:jc w:val="both"/>
+              <w:rPr>
+                <w:rFonts w:ascii="Times New Roman" w:hAnsi="Times New Roman" w:cs="Times New Roman"/>
+                <w:sz w:val="24"/>
+                <w:szCs w:val="24"/>
+              </w:rPr>
+            </w:pPr>
+            <w:r>
+              <w:rPr>
+                <w:rFonts w:ascii="Times New Roman" w:hAnsi="Times New Roman" w:cs="Times New Roman"/>
+                <w:noProof/>
+                <w:sz w:val="24"/>
+                <w:szCs w:val="24"/>
+              </w:rPr>
+              <w:drawing>
+                <wp:inline distT="0" distB="0" distL="0" distR="0" wp14:anchorId="79A63FC3" wp14:editId="05B2B390">
+                  <wp:extent cx="4492625" cy="3166745"/>
+                  <wp:effectExtent l="0" t="0" r="3175" b="7620"/>
+                  <wp:docPr id="1570039627" name="Picture 1"/>
+                  <wp:cNvGraphicFramePr>
+                    <a:graphicFrameLocks xmlns:a="http://schemas.openxmlformats.org/drawingml/2006/main" noChangeAspect="1"/>
+                  </wp:cNvGraphicFramePr>
+                  <a:graphic xmlns:a="http://schemas.openxmlformats.org/drawingml/2006/main">
+                    <a:graphicData uri="http://schemas.openxmlformats.org/drawingml/2006/picture">
+                      <pic:pic xmlns:pic="http://schemas.openxmlformats.org/drawingml/2006/picture">
+                        <pic:nvPicPr>
+                          <pic:cNvPr id="1570039627" name=""/>
                           <pic:cNvPicPr/>
                         </pic:nvPicPr>
                         <pic:blipFill>
@@ -4131,7 +4595,7 @@
                         <pic:spPr>
                           <a:xfrm>
                             <a:off x="0" y="0"/>
-                            <a:ext cx="4173799" cy="510764"/>
+                            <a:ext cx="4492625" cy="3166745"/>
                           </a:xfrm>
                           <a:prstGeom prst="rect">
                             <a:avLst/>
@@ -4148,424 +4612,31 @@
             <w:pPr>
               <w:pStyle w:val="TableParagraph"/>
               <w:spacing w:line="276" w:lineRule="auto"/>
-              <w:ind w:left="360"/>
               <w:jc w:val="both"/>
               <w:rPr>
                 <w:rFonts w:ascii="Times New Roman" w:hAnsi="Times New Roman" w:cs="Times New Roman"/>
-                <w:b/>
-                <w:bCs/>
-                <w:sz w:val="24"/>
-                <w:szCs w:val="24"/>
-              </w:rPr>
-            </w:pPr>
-            <w:r>
-              <w:rPr>
-                <w:rFonts w:ascii="Times New Roman" w:hAnsi="Times New Roman" w:cs="Times New Roman"/>
-                <w:b/>
-                <w:bCs/>
-                <w:sz w:val="24"/>
-                <w:szCs w:val="24"/>
-                <w:u w:val="single"/>
-              </w:rPr>
-              <w:t>Prompt#3:</w:t>
-            </w:r>
-          </w:p>
-          <w:p>
-            <w:pPr>
-              <w:pStyle w:val="TableParagraph"/>
-              <w:spacing w:line="276" w:lineRule="auto"/>
-              <w:ind w:left="360"/>
-              <w:jc w:val="both"/>
-            </w:pPr>
-            <w:r>
-              <w:rPr>
-                <w:rFonts w:ascii="Times New Roman" w:hAnsi="Times New Roman" w:cs="Times New Roman"/>
-                <w:b/>
-                <w:bCs/>
-                <w:sz w:val="24"/>
-                <w:szCs w:val="24"/>
-              </w:rPr>
-              <w:sym w:font="Wingdings" w:char="F0E0"/>
-            </w:r>
-            <w:r>
-              <w:t xml:space="preserve"> </w:t>
-            </w:r>
-            <w:r>
-              <w:t>Review def Checkprime(n): ... for correctness and PEP8 compliance, then return a refactored version with proper naming, spacing, and indentation, and explain how AI reviews save time and improve consistency in large projects.</w:t>
-            </w:r>
-          </w:p>
-          <w:p>
-            <w:pPr>
-              <w:pStyle w:val="TableParagraph"/>
-              <w:spacing w:line="276" w:lineRule="auto"/>
-              <w:ind w:left="360"/>
-              <w:jc w:val="both"/>
-              <w:rPr>
-                <w:rFonts w:ascii="Times New Roman" w:hAnsi="Times New Roman" w:cs="Times New Roman"/>
-                <w:sz w:val="24"/>
-                <w:szCs w:val="24"/>
-              </w:rPr>
-            </w:pPr>
-          </w:p>
-          <w:p>
-            <w:pPr>
-              <w:pStyle w:val="TableParagraph"/>
-              <w:spacing w:line="276" w:lineRule="auto"/>
-              <w:ind w:left="360"/>
-              <w:jc w:val="both"/>
-              <w:rPr>
-                <w:rFonts w:ascii="Times New Roman" w:hAnsi="Times New Roman" w:cs="Times New Roman"/>
-                <w:b/>
-                <w:bCs/>
-                <w:sz w:val="24"/>
-                <w:szCs w:val="24"/>
-              </w:rPr>
-            </w:pPr>
-            <w:r>
-              <w:rPr>
-                <w:rFonts w:ascii="Times New Roman" w:hAnsi="Times New Roman" w:cs="Times New Roman"/>
-                <w:b/>
-                <w:bCs/>
-                <w:sz w:val="24"/>
-                <w:szCs w:val="24"/>
-                <w:u w:val="single"/>
-              </w:rPr>
-              <w:t>Code after verifying:</w:t>
-            </w:r>
-          </w:p>
-          <w:p>
-            <w:pPr>
-              <w:pStyle w:val="TableParagraph"/>
-              <w:spacing w:line="276" w:lineRule="auto"/>
-              <w:ind w:left="360"/>
-              <w:jc w:val="both"/>
-              <w:rPr>
-                <w:rFonts w:ascii="Times New Roman" w:hAnsi="Times New Roman" w:cs="Times New Roman"/>
-                <w:b/>
-                <w:bCs/>
-                <w:sz w:val="24"/>
-                <w:szCs w:val="24"/>
-              </w:rPr>
-            </w:pPr>
-            <w:r>
-              <w:rPr>
-                <w:rFonts w:ascii="Times New Roman" w:hAnsi="Times New Roman" w:cs="Times New Roman"/>
-                <w:b/>
-                <w:bCs/>
-                <w:sz w:val="24"/>
-                <w:szCs w:val="24"/>
+                <w:sz w:val="24"/>
+                <w:szCs w:val="24"/>
+                <w:lang w:val="en-IN"/>
+              </w:rPr>
+            </w:pPr>
+            <w:r>
+              <w:rPr>
+                <w:rFonts w:ascii="Times New Roman" w:hAnsi="Times New Roman" w:cs="Times New Roman"/>
+                <w:sz w:val="24"/>
+                <w:szCs w:val="24"/>
+                <w:lang w:val="en-IN"/>
               </w:rPr>
               <w:lastRenderedPageBreak/>
-              <w:drawing>
-                <wp:inline distT="0" distB="0" distL="0" distR="0" wp14:anchorId="0B2739BA" wp14:editId="7ADE4E09">
-                  <wp:extent cx="4488815" cy="1866900"/>
-                  <wp:effectExtent l="0" t="0" r="6985" b="0"/>
-                  <wp:docPr id="931086096" name="Picture 1"/>
-                  <wp:cNvGraphicFramePr>
-                    <a:graphicFrameLocks xmlns:a="http://schemas.openxmlformats.org/drawingml/2006/main" noChangeAspect="1"/>
-                  </wp:cNvGraphicFramePr>
-                  <a:graphic xmlns:a="http://schemas.openxmlformats.org/drawingml/2006/main">
-                    <a:graphicData uri="http://schemas.openxmlformats.org/drawingml/2006/picture">
-                      <pic:pic xmlns:pic="http://schemas.openxmlformats.org/drawingml/2006/picture">
-                        <pic:nvPicPr>
-                          <pic:cNvPr id="931086096" name=""/>
-                          <pic:cNvPicPr/>
-                        </pic:nvPicPr>
-                        <pic:blipFill>
-                          <a:blip r:embed="rId10"/>
-                          <a:stretch>
-                            <a:fillRect/>
-                          </a:stretch>
-                        </pic:blipFill>
-                        <pic:spPr>
-                          <a:xfrm>
-                            <a:off x="0" y="0"/>
-                            <a:ext cx="4488815" cy="1866900"/>
-                          </a:xfrm>
-                          <a:prstGeom prst="rect">
-                            <a:avLst/>
-                          </a:prstGeom>
-                        </pic:spPr>
-                      </pic:pic>
-                    </a:graphicData>
-                  </a:graphic>
-                </wp:inline>
-              </w:drawing>
-            </w:r>
-          </w:p>
-          <w:p>
-            <w:pPr>
-              <w:pStyle w:val="TableParagraph"/>
-              <w:spacing w:line="276" w:lineRule="auto"/>
-              <w:rPr>
-                <w:rFonts w:ascii="Times New Roman" w:hAnsi="Times New Roman" w:cs="Times New Roman"/>
-                <w:b/>
-                <w:bCs/>
-                <w:sz w:val="24"/>
-                <w:szCs w:val="24"/>
-                <w:u w:val="single"/>
-                <w:lang w:val="en-IN"/>
-              </w:rPr>
-            </w:pPr>
-            <w:r>
-              <w:rPr>
-                <w:rFonts w:ascii="Times New Roman" w:hAnsi="Times New Roman" w:cs="Times New Roman"/>
-                <w:b/>
-                <w:bCs/>
-                <w:sz w:val="24"/>
-                <w:szCs w:val="24"/>
-                <w:lang w:val="en-IN"/>
-              </w:rPr>
-              <w:t xml:space="preserve">   </w:t>
-            </w:r>
-            <w:r>
-              <w:rPr>
-                <w:rFonts w:ascii="Times New Roman" w:hAnsi="Times New Roman" w:cs="Times New Roman"/>
-                <w:b/>
-                <w:bCs/>
-                <w:sz w:val="24"/>
-                <w:szCs w:val="24"/>
-                <w:u w:val="single"/>
-                <w:lang w:val="en-IN"/>
-              </w:rPr>
-              <w:t xml:space="preserve"> Observation#3:</w:t>
-            </w:r>
-          </w:p>
-          <w:p>
-            <w:pPr>
-              <w:pStyle w:val="TableParagraph"/>
-              <w:spacing w:line="276" w:lineRule="auto"/>
-              <w:rPr>
-                <w:rFonts w:ascii="Times New Roman" w:hAnsi="Times New Roman" w:cs="Times New Roman"/>
-                <w:sz w:val="24"/>
-                <w:szCs w:val="24"/>
-                <w:lang w:val="en-IN"/>
-              </w:rPr>
-            </w:pPr>
-            <w:r>
-              <w:rPr>
-                <w:rFonts w:ascii="Times New Roman" w:hAnsi="Times New Roman" w:cs="Times New Roman"/>
-                <w:b/>
-                <w:bCs/>
-                <w:sz w:val="24"/>
-                <w:szCs w:val="24"/>
-                <w:lang w:val="en-IN"/>
-              </w:rPr>
-              <w:t xml:space="preserve">      </w:t>
-            </w:r>
-            <w:r>
-              <w:rPr>
-                <w:rFonts w:ascii="Times New Roman" w:hAnsi="Times New Roman" w:cs="Times New Roman"/>
-                <w:b/>
-                <w:bCs/>
-                <w:sz w:val="24"/>
-                <w:szCs w:val="24"/>
-                <w:lang w:val="en-IN"/>
-              </w:rPr>
-              <w:sym w:font="Wingdings" w:char="F0E0"/>
-            </w:r>
-            <w:r>
-              <w:t xml:space="preserve"> </w:t>
-            </w:r>
-            <w:r>
-              <w:rPr>
-                <w:rFonts w:ascii="Times New Roman" w:hAnsi="Times New Roman" w:cs="Times New Roman"/>
-                <w:sz w:val="24"/>
-                <w:szCs w:val="24"/>
-              </w:rPr>
-              <w:t>The original Checkprime(n) function works correctly but violates PEP8 style by using a non–snake_case name, inconsistent indentation, missing spaces around operators, and lacking a docstring; the refactored version check_prime(number) fixes these issues, adds clear documentation, handles invalid input dynamically, and overall demonstrates how AI-assisted reviews can quickly enforce coding standards, improve readability, and save developer time in larger projects.</w:t>
-            </w:r>
-          </w:p>
-          <w:p>
-            <w:pPr>
-              <w:pStyle w:val="TableParagraph"/>
-              <w:spacing w:line="276" w:lineRule="auto"/>
-              <w:rPr>
-                <w:rFonts w:ascii="Times New Roman" w:hAnsi="Times New Roman" w:cs="Times New Roman"/>
-                <w:b/>
-                <w:bCs/>
-                <w:sz w:val="24"/>
-                <w:szCs w:val="24"/>
-                <w:lang w:val="en-IN"/>
-              </w:rPr>
-            </w:pPr>
-            <w:r>
-              <w:rPr>
-                <w:rFonts w:ascii="Times New Roman" w:hAnsi="Times New Roman" w:cs="Times New Roman"/>
-                <w:b/>
-                <w:bCs/>
-                <w:sz w:val="24"/>
-                <w:szCs w:val="24"/>
-                <w:lang w:val="en-IN"/>
-              </w:rPr>
-              <w:pict w14:anchorId="74183701">
-                <v:rect id="_x0000_i1028" style="width:0;height:1.5pt" o:hralign="center" o:hrstd="t" o:hr="t" fillcolor="#a0a0a0" stroked="f"/>
-              </w:pict>
-            </w:r>
-          </w:p>
-          <w:p>
-            <w:pPr>
-              <w:pStyle w:val="TableParagraph"/>
-              <w:spacing w:line="276" w:lineRule="auto"/>
-              <w:rPr>
-                <w:rFonts w:ascii="Times New Roman" w:hAnsi="Times New Roman" w:cs="Times New Roman"/>
-                <w:sz w:val="24"/>
-                <w:szCs w:val="24"/>
-                <w:lang w:val="en-IN"/>
-              </w:rPr>
-            </w:pPr>
-            <w:r>
-              <w:rPr>
-                <w:rFonts w:ascii="Times New Roman" w:hAnsi="Times New Roman" w:cs="Times New Roman"/>
-                <w:b/>
-                <w:bCs/>
-                <w:sz w:val="24"/>
-                <w:szCs w:val="24"/>
-                <w:lang w:val="en-IN"/>
-              </w:rPr>
-              <w:t>Task Description #4</w:t>
-            </w:r>
-            <w:r>
-              <w:rPr>
-                <w:rFonts w:ascii="Times New Roman" w:hAnsi="Times New Roman" w:cs="Times New Roman"/>
-                <w:sz w:val="24"/>
-                <w:szCs w:val="24"/>
-                <w:lang w:val="en-IN"/>
-              </w:rPr>
-              <w:t xml:space="preserve"> (</w:t>
-            </w:r>
-            <w:r>
-              <w:rPr>
-                <w:rFonts w:ascii="Times New Roman" w:hAnsi="Times New Roman" w:cs="Times New Roman"/>
-                <w:sz w:val="24"/>
-                <w:szCs w:val="24"/>
-              </w:rPr>
-              <w:t>AI as a Code Reviewer in Real Projects</w:t>
-            </w:r>
-            <w:r>
-              <w:rPr>
-                <w:rFonts w:ascii="Times New Roman" w:hAnsi="Times New Roman" w:cs="Times New Roman"/>
-                <w:sz w:val="24"/>
-                <w:szCs w:val="24"/>
-                <w:lang w:val="en-IN"/>
-              </w:rPr>
-              <w:t>)</w:t>
-            </w:r>
-          </w:p>
-          <w:p>
-            <w:pPr>
-              <w:pStyle w:val="TableParagraph"/>
-              <w:spacing w:line="276" w:lineRule="auto"/>
-              <w:jc w:val="both"/>
-              <w:rPr>
-                <w:rFonts w:ascii="Times New Roman" w:hAnsi="Times New Roman" w:cs="Times New Roman"/>
-                <w:sz w:val="24"/>
-                <w:szCs w:val="24"/>
-              </w:rPr>
-            </w:pPr>
-            <w:r>
-              <w:rPr>
-                <w:rFonts w:ascii="Times New Roman" w:hAnsi="Times New Roman" w:cs="Times New Roman"/>
-                <w:b/>
-                <w:bCs/>
-                <w:sz w:val="24"/>
-                <w:szCs w:val="24"/>
-              </w:rPr>
-              <w:t>Scenario:</w:t>
-            </w:r>
-            <w:r>
-              <w:rPr>
-                <w:rFonts w:ascii="Times New Roman" w:hAnsi="Times New Roman" w:cs="Times New Roman"/>
-                <w:sz w:val="24"/>
-                <w:szCs w:val="24"/>
-              </w:rPr>
-              <w:t xml:space="preserve"> </w:t>
-            </w:r>
-            <w:r>
-              <w:rPr>
-                <w:rFonts w:ascii="Times New Roman" w:hAnsi="Times New Roman" w:cs="Times New Roman"/>
-                <w:sz w:val="24"/>
-                <w:szCs w:val="24"/>
-              </w:rPr>
-              <w:t>You are part of a GitHub project. A teammate submits this pull request:</w:t>
-            </w:r>
-          </w:p>
-          <w:p>
-            <w:pPr>
-              <w:pStyle w:val="TableParagraph"/>
-              <w:spacing w:line="276" w:lineRule="auto"/>
-              <w:jc w:val="both"/>
-              <w:rPr>
-                <w:rFonts w:ascii="Times New Roman" w:hAnsi="Times New Roman" w:cs="Times New Roman"/>
-                <w:sz w:val="24"/>
-                <w:szCs w:val="24"/>
-                <w:lang w:val="en-IN"/>
-              </w:rPr>
-            </w:pPr>
-          </w:p>
-          <w:p>
-            <w:pPr>
-              <w:pStyle w:val="TableParagraph"/>
-              <w:spacing w:line="276" w:lineRule="auto"/>
-              <w:jc w:val="both"/>
-              <w:rPr>
-                <w:rFonts w:ascii="Times New Roman" w:hAnsi="Times New Roman" w:cs="Times New Roman"/>
-                <w:sz w:val="24"/>
-                <w:szCs w:val="24"/>
-                <w:lang w:val="en-IN"/>
-              </w:rPr>
-            </w:pPr>
-            <w:r>
-              <w:rPr>
-                <w:rFonts w:ascii="Times New Roman" w:hAnsi="Times New Roman" w:cs="Times New Roman"/>
-                <w:sz w:val="24"/>
-                <w:szCs w:val="24"/>
-                <w:lang w:val="en-IN"/>
-              </w:rPr>
-              <w:t>def processData(d):</w:t>
-            </w:r>
-          </w:p>
-          <w:p>
-            <w:pPr>
-              <w:pStyle w:val="TableParagraph"/>
-              <w:spacing w:line="276" w:lineRule="auto"/>
-              <w:jc w:val="both"/>
-              <w:rPr>
-                <w:rFonts w:ascii="Times New Roman" w:hAnsi="Times New Roman" w:cs="Times New Roman"/>
-                <w:sz w:val="24"/>
-                <w:szCs w:val="24"/>
-                <w:lang w:val="en-IN"/>
-              </w:rPr>
-            </w:pPr>
-            <w:r>
-              <w:rPr>
-                <w:rFonts w:ascii="Times New Roman" w:hAnsi="Times New Roman" w:cs="Times New Roman"/>
-                <w:sz w:val="24"/>
-                <w:szCs w:val="24"/>
-                <w:lang w:val="en-IN"/>
-              </w:rPr>
-              <w:t xml:space="preserve">    return [x*2 for x in d if x%2==0]</w:t>
-            </w:r>
-          </w:p>
-          <w:p>
-            <w:pPr>
-              <w:pStyle w:val="TableParagraph"/>
-              <w:spacing w:line="276" w:lineRule="auto"/>
-              <w:jc w:val="both"/>
-              <w:rPr>
-                <w:rFonts w:ascii="Times New Roman" w:hAnsi="Times New Roman" w:cs="Times New Roman"/>
-                <w:sz w:val="24"/>
-                <w:szCs w:val="24"/>
-                <w:lang w:val="en-IN"/>
-              </w:rPr>
-            </w:pPr>
+              <w:t>Data Analysis Key Findings</w:t>
+            </w:r>
           </w:p>
           <w:p>
             <w:pPr>
               <w:pStyle w:val="TableParagraph"/>
               <w:numPr>
                 <w:ilvl w:val="0"/>
-                <w:numId w:val="46"/>
+                <w:numId w:val="51"/>
               </w:numPr>
               <w:spacing w:line="276" w:lineRule="auto"/>
               <w:jc w:val="both"/>
@@ -4573,15 +4644,37 @@
                 <w:rFonts w:ascii="Times New Roman" w:hAnsi="Times New Roman" w:cs="Times New Roman"/>
                 <w:sz w:val="24"/>
                 <w:szCs w:val="24"/>
-              </w:rPr>
-            </w:pPr>
-            <w:r>
-              <w:rPr>
-                <w:rFonts w:ascii="Times New Roman" w:hAnsi="Times New Roman" w:cs="Times New Roman"/>
-                <w:sz w:val="24"/>
-                <w:szCs w:val="24"/>
-              </w:rPr>
-              <w:t>Review this function manually for readability, reusability, and edge cases.</w:t>
+                <w:lang w:val="en-IN"/>
+              </w:rPr>
+            </w:pPr>
+            <w:r>
+              <w:rPr>
+                <w:rFonts w:ascii="Times New Roman" w:hAnsi="Times New Roman" w:cs="Times New Roman"/>
+                <w:sz w:val="24"/>
+                <w:szCs w:val="24"/>
+                <w:lang w:val="en-IN"/>
+              </w:rPr>
+              <w:t>The initial manual code review could not be completed because the </w:t>
+            </w:r>
+            <w:proofErr w:type="spellStart"/>
+            <w:r>
+              <w:rPr>
+                <w:rFonts w:ascii="Times New Roman" w:hAnsi="Times New Roman" w:cs="Times New Roman"/>
+                <w:sz w:val="24"/>
+                <w:szCs w:val="24"/>
+                <w:lang w:val="en-IN"/>
+              </w:rPr>
+              <w:t>processData</w:t>
+            </w:r>
+            <w:proofErr w:type="spellEnd"/>
+            <w:r>
+              <w:rPr>
+                <w:rFonts w:ascii="Times New Roman" w:hAnsi="Times New Roman" w:cs="Times New Roman"/>
+                <w:sz w:val="24"/>
+                <w:szCs w:val="24"/>
+                <w:lang w:val="en-IN"/>
+              </w:rPr>
+              <w:t> function definition was missing.</w:t>
             </w:r>
           </w:p>
           <w:p>
@@ -4589,7 +4682,7 @@
               <w:pStyle w:val="TableParagraph"/>
               <w:numPr>
                 <w:ilvl w:val="0"/>
-                <w:numId w:val="46"/>
+                <w:numId w:val="51"/>
               </w:numPr>
               <w:spacing w:line="276" w:lineRule="auto"/>
               <w:jc w:val="both"/>
@@ -4597,15 +4690,17 @@
                 <w:rFonts w:ascii="Times New Roman" w:hAnsi="Times New Roman" w:cs="Times New Roman"/>
                 <w:sz w:val="24"/>
                 <w:szCs w:val="24"/>
-              </w:rPr>
-            </w:pPr>
-            <w:r>
-              <w:rPr>
-                <w:rFonts w:ascii="Times New Roman" w:hAnsi="Times New Roman" w:cs="Times New Roman"/>
-                <w:sz w:val="24"/>
-                <w:szCs w:val="24"/>
-              </w:rPr>
-              <w:t>Use AI to generate a code review comment, focusing on:</w:t>
+                <w:lang w:val="en-IN"/>
+              </w:rPr>
+            </w:pPr>
+            <w:r>
+              <w:rPr>
+                <w:rFonts w:ascii="Times New Roman" w:hAnsi="Times New Roman" w:cs="Times New Roman"/>
+                <w:sz w:val="24"/>
+                <w:szCs w:val="24"/>
+                <w:lang w:val="en-IN"/>
+              </w:rPr>
+              <w:t>AI was successfully used to generate instructions for a code review focusing on naming conventions, input validation, and type hints.</w:t>
             </w:r>
           </w:p>
           <w:p>
@@ -4613,82 +4708,7 @@
               <w:pStyle w:val="TableParagraph"/>
               <w:numPr>
                 <w:ilvl w:val="0"/>
-                <w:numId w:val="47"/>
-              </w:numPr>
-              <w:spacing w:line="276" w:lineRule="auto"/>
-              <w:ind w:left="1829"/>
-              <w:jc w:val="both"/>
-              <w:rPr>
-                <w:rFonts w:ascii="Times New Roman" w:hAnsi="Times New Roman" w:cs="Times New Roman"/>
-                <w:sz w:val="24"/>
-                <w:szCs w:val="24"/>
-              </w:rPr>
-            </w:pPr>
-            <w:r>
-              <w:rPr>
-                <w:rFonts w:ascii="Times New Roman" w:hAnsi="Times New Roman" w:cs="Times New Roman"/>
-                <w:sz w:val="24"/>
-                <w:szCs w:val="24"/>
-              </w:rPr>
-              <w:t>Naming conventions.</w:t>
-            </w:r>
-          </w:p>
-          <w:p>
-            <w:pPr>
-              <w:pStyle w:val="TableParagraph"/>
-              <w:numPr>
-                <w:ilvl w:val="0"/>
-                <w:numId w:val="47"/>
-              </w:numPr>
-              <w:spacing w:line="276" w:lineRule="auto"/>
-              <w:ind w:left="1829"/>
-              <w:jc w:val="both"/>
-              <w:rPr>
-                <w:rFonts w:ascii="Times New Roman" w:hAnsi="Times New Roman" w:cs="Times New Roman"/>
-                <w:sz w:val="24"/>
-                <w:szCs w:val="24"/>
-              </w:rPr>
-            </w:pPr>
-            <w:r>
-              <w:rPr>
-                <w:rFonts w:ascii="Times New Roman" w:hAnsi="Times New Roman" w:cs="Times New Roman"/>
-                <w:sz w:val="24"/>
-                <w:szCs w:val="24"/>
-              </w:rPr>
-              <w:t>Input validation (e.g., what if d is not a list?).</w:t>
-            </w:r>
-          </w:p>
-          <w:p>
-            <w:pPr>
-              <w:pStyle w:val="TableParagraph"/>
-              <w:numPr>
-                <w:ilvl w:val="0"/>
-                <w:numId w:val="47"/>
-              </w:numPr>
-              <w:spacing w:line="276" w:lineRule="auto"/>
-              <w:ind w:left="1829"/>
-              <w:jc w:val="both"/>
-              <w:rPr>
-                <w:rFonts w:ascii="Times New Roman" w:hAnsi="Times New Roman" w:cs="Times New Roman"/>
-                <w:sz w:val="24"/>
-                <w:szCs w:val="24"/>
-              </w:rPr>
-            </w:pPr>
-            <w:r>
-              <w:rPr>
-                <w:rFonts w:ascii="Times New Roman" w:hAnsi="Times New Roman" w:cs="Times New Roman"/>
-                <w:sz w:val="24"/>
-                <w:szCs w:val="24"/>
-              </w:rPr>
-              <w:t>Adding type hints.</w:t>
-            </w:r>
-          </w:p>
-          <w:p>
-            <w:pPr>
-              <w:pStyle w:val="TableParagraph"/>
-              <w:numPr>
-                <w:ilvl w:val="0"/>
-                <w:numId w:val="46"/>
+                <w:numId w:val="51"/>
               </w:numPr>
               <w:spacing w:line="276" w:lineRule="auto"/>
               <w:jc w:val="both"/>
@@ -4696,15 +4716,77 @@
                 <w:rFonts w:ascii="Times New Roman" w:hAnsi="Times New Roman" w:cs="Times New Roman"/>
                 <w:sz w:val="24"/>
                 <w:szCs w:val="24"/>
-              </w:rPr>
-            </w:pPr>
-            <w:r>
-              <w:rPr>
-                <w:rFonts w:ascii="Times New Roman" w:hAnsi="Times New Roman" w:cs="Times New Roman"/>
-                <w:sz w:val="24"/>
-                <w:szCs w:val="24"/>
-              </w:rPr>
-              <w:t>Modify the function based on AI’s suggestions.</w:t>
+                <w:lang w:val="en-IN"/>
+              </w:rPr>
+            </w:pPr>
+            <w:r>
+              <w:rPr>
+                <w:rFonts w:ascii="Times New Roman" w:hAnsi="Times New Roman" w:cs="Times New Roman"/>
+                <w:sz w:val="24"/>
+                <w:szCs w:val="24"/>
+                <w:lang w:val="en-IN"/>
+              </w:rPr>
+              <w:t>A refactored </w:t>
+            </w:r>
+            <w:proofErr w:type="spellStart"/>
+            <w:r>
+              <w:rPr>
+                <w:rFonts w:ascii="Times New Roman" w:hAnsi="Times New Roman" w:cs="Times New Roman"/>
+                <w:sz w:val="24"/>
+                <w:szCs w:val="24"/>
+                <w:lang w:val="en-IN"/>
+              </w:rPr>
+              <w:t>process_data</w:t>
+            </w:r>
+            <w:proofErr w:type="spellEnd"/>
+            <w:r>
+              <w:rPr>
+                <w:rFonts w:ascii="Times New Roman" w:hAnsi="Times New Roman" w:cs="Times New Roman"/>
+                <w:sz w:val="24"/>
+                <w:szCs w:val="24"/>
+                <w:lang w:val="en-IN"/>
+              </w:rPr>
+              <w:t xml:space="preserve"> function was created based on the hypothetical AI suggestions, incorporating </w:t>
+            </w:r>
+            <w:proofErr w:type="spellStart"/>
+            <w:r>
+              <w:rPr>
+                <w:rFonts w:ascii="Times New Roman" w:hAnsi="Times New Roman" w:cs="Times New Roman"/>
+                <w:sz w:val="24"/>
+                <w:szCs w:val="24"/>
+                <w:lang w:val="en-IN"/>
+              </w:rPr>
+              <w:t>snake_case</w:t>
+            </w:r>
+            <w:proofErr w:type="spellEnd"/>
+            <w:r>
+              <w:rPr>
+                <w:rFonts w:ascii="Times New Roman" w:hAnsi="Times New Roman" w:cs="Times New Roman"/>
+                <w:sz w:val="24"/>
+                <w:szCs w:val="24"/>
+                <w:lang w:val="en-IN"/>
+              </w:rPr>
+              <w:t xml:space="preserve"> naming, type hints (list and list[int]), input validation for lists using </w:t>
+            </w:r>
+            <w:proofErr w:type="spellStart"/>
+            <w:r>
+              <w:rPr>
+                <w:rFonts w:ascii="Times New Roman" w:hAnsi="Times New Roman" w:cs="Times New Roman"/>
+                <w:sz w:val="24"/>
+                <w:szCs w:val="24"/>
+                <w:lang w:val="en-IN"/>
+              </w:rPr>
+              <w:t>isinstance</w:t>
+            </w:r>
+            <w:proofErr w:type="spellEnd"/>
+            <w:r>
+              <w:rPr>
+                <w:rFonts w:ascii="Times New Roman" w:hAnsi="Times New Roman" w:cs="Times New Roman"/>
+                <w:sz w:val="24"/>
+                <w:szCs w:val="24"/>
+                <w:lang w:val="en-IN"/>
+              </w:rPr>
+              <w:t>, and a docstring.</w:t>
             </w:r>
           </w:p>
           <w:p>
@@ -4712,7 +4794,7 @@
               <w:pStyle w:val="TableParagraph"/>
               <w:numPr>
                 <w:ilvl w:val="0"/>
-                <w:numId w:val="46"/>
+                <w:numId w:val="51"/>
               </w:numPr>
               <w:spacing w:line="276" w:lineRule="auto"/>
               <w:jc w:val="both"/>
@@ -4720,75 +4802,70 @@
                 <w:rFonts w:ascii="Times New Roman" w:hAnsi="Times New Roman" w:cs="Times New Roman"/>
                 <w:sz w:val="24"/>
                 <w:szCs w:val="24"/>
-              </w:rPr>
-            </w:pPr>
-            <w:r>
-              <w:rPr>
-                <w:rFonts w:ascii="Times New Roman" w:hAnsi="Times New Roman" w:cs="Times New Roman"/>
-                <w:sz w:val="24"/>
-                <w:szCs w:val="24"/>
-              </w:rPr>
-              <w:t xml:space="preserve">Write a short reflection: </w:t>
-            </w:r>
-            <w:r>
-              <w:rPr>
-                <w:rFonts w:ascii="Times New Roman" w:hAnsi="Times New Roman" w:cs="Times New Roman"/>
-                <w:i/>
-                <w:iCs/>
-                <w:sz w:val="24"/>
-                <w:szCs w:val="24"/>
-              </w:rPr>
-              <w:t>Would you trust AI as a standalone reviewer, or only as a support tool? Why?</w:t>
-            </w:r>
-          </w:p>
-          <w:p>
-            <w:pPr>
-              <w:pStyle w:val="TableParagraph"/>
+                <w:lang w:val="en-IN"/>
+              </w:rPr>
+            </w:pPr>
+            <w:r>
+              <w:rPr>
+                <w:rFonts w:ascii="Times New Roman" w:hAnsi="Times New Roman" w:cs="Times New Roman"/>
+                <w:sz w:val="24"/>
+                <w:szCs w:val="24"/>
+                <w:lang w:val="en-IN"/>
+              </w:rPr>
+              <w:t>The refactored function correctly handles valid list inputs and raises a </w:t>
+            </w:r>
+            <w:proofErr w:type="spellStart"/>
+            <w:r>
+              <w:rPr>
+                <w:rFonts w:ascii="Times New Roman" w:hAnsi="Times New Roman" w:cs="Times New Roman"/>
+                <w:sz w:val="24"/>
+                <w:szCs w:val="24"/>
+                <w:lang w:val="en-IN"/>
+              </w:rPr>
+              <w:t>TypeError</w:t>
+            </w:r>
+            <w:proofErr w:type="spellEnd"/>
+            <w:r>
+              <w:rPr>
+                <w:rFonts w:ascii="Times New Roman" w:hAnsi="Times New Roman" w:cs="Times New Roman"/>
+                <w:sz w:val="24"/>
+                <w:szCs w:val="24"/>
+                <w:lang w:val="en-IN"/>
+              </w:rPr>
+              <w:t> for invalid non-list inputs.</w:t>
+            </w:r>
+          </w:p>
+          <w:p>
+            <w:pPr>
+              <w:pStyle w:val="TableParagraph"/>
+              <w:numPr>
+                <w:ilvl w:val="0"/>
+                <w:numId w:val="51"/>
+              </w:numPr>
               <w:spacing w:line="276" w:lineRule="auto"/>
               <w:jc w:val="both"/>
               <w:rPr>
                 <w:rFonts w:ascii="Times New Roman" w:hAnsi="Times New Roman" w:cs="Times New Roman"/>
-                <w:b/>
-                <w:bCs/>
-                <w:sz w:val="24"/>
-                <w:szCs w:val="24"/>
-              </w:rPr>
-            </w:pPr>
-            <w:r>
-              <w:rPr>
-                <w:rFonts w:ascii="Times New Roman" w:hAnsi="Times New Roman" w:cs="Times New Roman"/>
-                <w:sz w:val="24"/>
-                <w:szCs w:val="24"/>
-              </w:rPr>
-              <w:t xml:space="preserve">         </w:t>
-            </w:r>
-            <w:r>
-              <w:rPr>
-                <w:rFonts w:ascii="Times New Roman" w:hAnsi="Times New Roman" w:cs="Times New Roman"/>
-                <w:b/>
-                <w:bCs/>
-                <w:sz w:val="24"/>
-                <w:szCs w:val="24"/>
-                <w:u w:val="single"/>
-              </w:rPr>
-              <w:t xml:space="preserve">Code before </w:t>
-            </w:r>
-            <w:r>
-              <w:rPr>
-                <w:rFonts w:ascii="Times New Roman" w:hAnsi="Times New Roman" w:cs="Times New Roman"/>
-                <w:b/>
-                <w:bCs/>
-                <w:sz w:val="24"/>
-                <w:szCs w:val="24"/>
-                <w:u w:val="single"/>
-              </w:rPr>
-              <w:t>Reviewing:</w:t>
+                <w:sz w:val="24"/>
+                <w:szCs w:val="24"/>
+                <w:lang w:val="en-IN"/>
+              </w:rPr>
+            </w:pPr>
+            <w:r>
+              <w:rPr>
+                <w:rFonts w:ascii="Times New Roman" w:hAnsi="Times New Roman" w:cs="Times New Roman"/>
+                <w:sz w:val="24"/>
+                <w:szCs w:val="24"/>
+                <w:lang w:val="en-IN"/>
+              </w:rPr>
+              <w:t>A reflection was generated concluding that AI is a valuable supporting tool in code review for handling routine checks and enforcing standards, but should not be a standalone reviewer due to its lack of understanding of complex logic, business requirements, and architectural nuances.</w:t>
             </w:r>
           </w:p>
           <w:p>
             <w:pPr>
               <w:pStyle w:val="TableParagraph"/>
               <w:spacing w:line="276" w:lineRule="auto"/>
+              <w:ind w:left="0"/>
               <w:jc w:val="both"/>
               <w:rPr>
                 <w:rFonts w:ascii="Times New Roman" w:hAnsi="Times New Roman" w:cs="Times New Roman"/>
@@ -4796,323 +4873,11 @@
                 <w:szCs w:val="24"/>
               </w:rPr>
             </w:pPr>
-            <w:r>
-              <w:rPr>
-                <w:rFonts w:ascii="Times New Roman" w:hAnsi="Times New Roman" w:cs="Times New Roman"/>
-                <w:sz w:val="24"/>
-                <w:szCs w:val="24"/>
-              </w:rPr>
-              <w:drawing>
-                <wp:inline distT="0" distB="0" distL="0" distR="0" wp14:anchorId="7004BBBA" wp14:editId="34D5F31D">
-                  <wp:extent cx="4468906" cy="345440"/>
-                  <wp:effectExtent l="0" t="0" r="8255" b="0"/>
-                  <wp:docPr id="1614316883" name="Picture 1"/>
-                  <wp:cNvGraphicFramePr>
-                    <a:graphicFrameLocks xmlns:a="http://schemas.openxmlformats.org/drawingml/2006/main" noChangeAspect="1"/>
-                  </wp:cNvGraphicFramePr>
-                  <a:graphic xmlns:a="http://schemas.openxmlformats.org/drawingml/2006/main">
-                    <a:graphicData uri="http://schemas.openxmlformats.org/drawingml/2006/picture">
-                      <pic:pic xmlns:pic="http://schemas.openxmlformats.org/drawingml/2006/picture">
-                        <pic:nvPicPr>
-                          <pic:cNvPr id="1614316883" name=""/>
-                          <pic:cNvPicPr/>
-                        </pic:nvPicPr>
-                        <pic:blipFill>
-                          <a:blip r:embed="rId11"/>
-                          <a:stretch>
-                            <a:fillRect/>
-                          </a:stretch>
-                        </pic:blipFill>
-                        <pic:spPr>
-                          <a:xfrm>
-                            <a:off x="0" y="0"/>
-                            <a:ext cx="4674459" cy="361329"/>
-                          </a:xfrm>
-                          <a:prstGeom prst="rect">
-                            <a:avLst/>
-                          </a:prstGeom>
-                        </pic:spPr>
-                      </pic:pic>
-                    </a:graphicData>
-                  </a:graphic>
-                </wp:inline>
-              </w:drawing>
-            </w:r>
-          </w:p>
-          <w:p>
-            <w:pPr>
-              <w:pStyle w:val="TableParagraph"/>
-              <w:spacing w:line="276" w:lineRule="auto"/>
-              <w:jc w:val="both"/>
-              <w:rPr>
-                <w:rFonts w:ascii="Times New Roman" w:hAnsi="Times New Roman" w:cs="Times New Roman"/>
-                <w:b/>
-                <w:bCs/>
-                <w:sz w:val="24"/>
-                <w:szCs w:val="24"/>
-              </w:rPr>
-            </w:pPr>
-            <w:r>
-              <w:rPr>
-                <w:rFonts w:ascii="Times New Roman" w:hAnsi="Times New Roman" w:cs="Times New Roman"/>
-                <w:b/>
-                <w:bCs/>
-                <w:sz w:val="24"/>
-                <w:szCs w:val="24"/>
-              </w:rPr>
-              <w:t xml:space="preserve">    </w:t>
-            </w:r>
-          </w:p>
-          <w:p>
-            <w:pPr>
-              <w:pStyle w:val="TableParagraph"/>
-              <w:spacing w:line="276" w:lineRule="auto"/>
-              <w:jc w:val="both"/>
-              <w:rPr>
-                <w:rFonts w:ascii="Times New Roman" w:hAnsi="Times New Roman" w:cs="Times New Roman"/>
-                <w:b/>
-                <w:bCs/>
-                <w:sz w:val="24"/>
-                <w:szCs w:val="24"/>
-                <w:u w:val="single"/>
-              </w:rPr>
-            </w:pPr>
-            <w:r>
-              <w:rPr>
-                <w:rFonts w:ascii="Times New Roman" w:hAnsi="Times New Roman" w:cs="Times New Roman"/>
-                <w:b/>
-                <w:bCs/>
-                <w:sz w:val="24"/>
-                <w:szCs w:val="24"/>
-              </w:rPr>
-              <w:t xml:space="preserve">   </w:t>
-            </w:r>
-            <w:r>
-              <w:rPr>
-                <w:rFonts w:ascii="Times New Roman" w:hAnsi="Times New Roman" w:cs="Times New Roman"/>
-                <w:b/>
-                <w:bCs/>
-                <w:sz w:val="24"/>
-                <w:szCs w:val="24"/>
-                <w:u w:val="single"/>
-              </w:rPr>
-              <w:t xml:space="preserve"> </w:t>
-            </w:r>
-            <w:r>
-              <w:rPr>
-                <w:rFonts w:ascii="Times New Roman" w:hAnsi="Times New Roman" w:cs="Times New Roman"/>
-                <w:b/>
-                <w:bCs/>
-                <w:sz w:val="24"/>
-                <w:szCs w:val="24"/>
-                <w:u w:val="single"/>
-              </w:rPr>
-              <w:t>Prompt#4:</w:t>
-            </w:r>
-          </w:p>
-          <w:p>
-            <w:pPr>
-              <w:pStyle w:val="TableParagraph"/>
-              <w:spacing w:line="276" w:lineRule="auto"/>
-              <w:jc w:val="both"/>
-              <w:rPr>
-                <w:rFonts w:ascii="Times New Roman" w:hAnsi="Times New Roman" w:cs="Times New Roman"/>
-                <w:sz w:val="24"/>
-                <w:szCs w:val="24"/>
-              </w:rPr>
-            </w:pPr>
-            <w:r>
-              <w:rPr>
-                <w:rFonts w:ascii="Times New Roman" w:hAnsi="Times New Roman" w:cs="Times New Roman"/>
-                <w:b/>
-                <w:bCs/>
-                <w:sz w:val="24"/>
-                <w:szCs w:val="24"/>
-              </w:rPr>
-              <w:lastRenderedPageBreak/>
-              <w:t xml:space="preserve">   </w:t>
-            </w:r>
-            <w:r>
-              <w:rPr>
-                <w:rFonts w:ascii="Times New Roman" w:hAnsi="Times New Roman" w:cs="Times New Roman"/>
-                <w:b/>
-                <w:bCs/>
-                <w:sz w:val="24"/>
-                <w:szCs w:val="24"/>
-              </w:rPr>
-              <w:sym w:font="Wingdings" w:char="F0E0"/>
-            </w:r>
-            <w:r>
-              <w:t xml:space="preserve"> </w:t>
-            </w:r>
-            <w:r>
-              <w:rPr>
-                <w:rFonts w:ascii="Times New Roman" w:hAnsi="Times New Roman" w:cs="Times New Roman"/>
-                <w:sz w:val="24"/>
-                <w:szCs w:val="24"/>
-              </w:rPr>
-              <w:t>Review the function def processData(d): ... for readability, reusability, and edge cases. Suggest improvements including proper naming conventions, type hints, input validation (e.g., if d is not a list), and a docstring. Then provide a refactored version of the function and explain your changes.</w:t>
-            </w:r>
-          </w:p>
-          <w:p>
-            <w:pPr>
-              <w:pStyle w:val="TableParagraph"/>
-              <w:spacing w:line="276" w:lineRule="auto"/>
-              <w:jc w:val="both"/>
-              <w:rPr>
-                <w:rFonts w:ascii="Times New Roman" w:hAnsi="Times New Roman" w:cs="Times New Roman"/>
-                <w:b/>
-                <w:bCs/>
-                <w:sz w:val="24"/>
-                <w:szCs w:val="24"/>
-                <w:u w:val="single"/>
-              </w:rPr>
-            </w:pPr>
-            <w:r>
-              <w:rPr>
-                <w:rFonts w:ascii="Times New Roman" w:hAnsi="Times New Roman" w:cs="Times New Roman"/>
-                <w:b/>
-                <w:bCs/>
-                <w:sz w:val="24"/>
-                <w:szCs w:val="24"/>
-                <w:u w:val="single"/>
-              </w:rPr>
-              <w:t>Code after Reviewing:</w:t>
-            </w:r>
-          </w:p>
-          <w:p>
-            <w:pPr>
-              <w:pStyle w:val="TableParagraph"/>
-              <w:spacing w:line="276" w:lineRule="auto"/>
-              <w:jc w:val="both"/>
-              <w:rPr>
-                <w:rFonts w:ascii="Times New Roman" w:hAnsi="Times New Roman" w:cs="Times New Roman"/>
-                <w:b/>
-                <w:bCs/>
-                <w:sz w:val="24"/>
-                <w:szCs w:val="24"/>
-              </w:rPr>
-            </w:pPr>
-            <w:r>
-              <w:rPr>
-                <w:rFonts w:ascii="Times New Roman" w:hAnsi="Times New Roman" w:cs="Times New Roman"/>
-                <w:b/>
-                <w:bCs/>
-                <w:sz w:val="24"/>
-                <w:szCs w:val="24"/>
-              </w:rPr>
-              <w:drawing>
-                <wp:inline distT="0" distB="0" distL="0" distR="0" wp14:anchorId="2BB9F077" wp14:editId="0A48BC2A">
-                  <wp:extent cx="4338918" cy="1483360"/>
-                  <wp:effectExtent l="0" t="0" r="5080" b="2540"/>
-                  <wp:docPr id="1922688677" name="Picture 1"/>
-                  <wp:cNvGraphicFramePr>
-                    <a:graphicFrameLocks xmlns:a="http://schemas.openxmlformats.org/drawingml/2006/main" noChangeAspect="1"/>
-                  </wp:cNvGraphicFramePr>
-                  <a:graphic xmlns:a="http://schemas.openxmlformats.org/drawingml/2006/main">
-                    <a:graphicData uri="http://schemas.openxmlformats.org/drawingml/2006/picture">
-                      <pic:pic xmlns:pic="http://schemas.openxmlformats.org/drawingml/2006/picture">
-                        <pic:nvPicPr>
-                          <pic:cNvPr id="1922688677" name=""/>
-                          <pic:cNvPicPr/>
-                        </pic:nvPicPr>
-                        <pic:blipFill>
-                          <a:blip r:embed="rId12"/>
-                          <a:stretch>
-                            <a:fillRect/>
-                          </a:stretch>
-                        </pic:blipFill>
-                        <pic:spPr>
-                          <a:xfrm>
-                            <a:off x="0" y="0"/>
-                            <a:ext cx="4342285" cy="1484511"/>
-                          </a:xfrm>
-                          <a:prstGeom prst="rect">
-                            <a:avLst/>
-                          </a:prstGeom>
-                        </pic:spPr>
-                      </pic:pic>
-                    </a:graphicData>
-                  </a:graphic>
-                </wp:inline>
-              </w:drawing>
-            </w:r>
-          </w:p>
-          <w:p>
-            <w:pPr>
-              <w:pStyle w:val="TableParagraph"/>
-              <w:spacing w:line="276" w:lineRule="auto"/>
-              <w:jc w:val="both"/>
-              <w:rPr>
-                <w:rFonts w:ascii="Times New Roman" w:hAnsi="Times New Roman" w:cs="Times New Roman"/>
-                <w:b/>
-                <w:bCs/>
-                <w:sz w:val="24"/>
-                <w:szCs w:val="24"/>
-                <w:u w:val="single"/>
-              </w:rPr>
-            </w:pPr>
-            <w:r>
-              <w:rPr>
-                <w:rFonts w:ascii="Times New Roman" w:hAnsi="Times New Roman" w:cs="Times New Roman"/>
-                <w:b/>
-                <w:bCs/>
-                <w:sz w:val="24"/>
-                <w:szCs w:val="24"/>
-                <w:u w:val="single"/>
-              </w:rPr>
-              <w:t>Obsevation#4:</w:t>
-            </w:r>
-          </w:p>
-          <w:p>
-            <w:pPr>
-              <w:pStyle w:val="TableParagraph"/>
-              <w:spacing w:line="276" w:lineRule="auto"/>
-              <w:jc w:val="both"/>
-              <w:rPr>
-                <w:rFonts w:ascii="Times New Roman" w:hAnsi="Times New Roman" w:cs="Times New Roman"/>
-                <w:b/>
-                <w:bCs/>
-                <w:sz w:val="24"/>
-                <w:szCs w:val="24"/>
-              </w:rPr>
-            </w:pPr>
-            <w:r>
-              <w:rPr>
-                <w:rFonts w:ascii="Times New Roman" w:hAnsi="Times New Roman" w:cs="Times New Roman"/>
-                <w:b/>
-                <w:bCs/>
-                <w:sz w:val="24"/>
-                <w:szCs w:val="24"/>
-              </w:rPr>
-              <w:t xml:space="preserve">      </w:t>
-            </w:r>
-            <w:r>
-              <w:rPr>
-                <w:rFonts w:ascii="Times New Roman" w:hAnsi="Times New Roman" w:cs="Times New Roman"/>
-                <w:b/>
-                <w:bCs/>
-                <w:sz w:val="24"/>
-                <w:szCs w:val="24"/>
-              </w:rPr>
-              <w:sym w:font="Wingdings" w:char="F0E0"/>
-            </w:r>
-            <w:r>
-              <w:t xml:space="preserve"> </w:t>
-            </w:r>
-            <w:r>
-              <w:rPr>
-                <w:rFonts w:ascii="Times New Roman" w:hAnsi="Times New Roman" w:cs="Times New Roman"/>
-                <w:sz w:val="24"/>
-                <w:szCs w:val="24"/>
-              </w:rPr>
-              <w:t>This code efficiently takes dynamic user input, validates it, and returns a list of doubled even numbers; it is compact, readable, handles invalid inputs gracefully, and clearly separates input processing from computation.</w:t>
-            </w:r>
           </w:p>
         </w:tc>
         <w:tc>
           <w:tcPr>
-            <w:tcW w:w="1123" w:type="dxa"/>
+            <w:tcW w:w="1117" w:type="dxa"/>
             <w:vAlign w:val="center"/>
           </w:tcPr>
           <w:p>
@@ -5188,12 +4953,7 @@
     </w:tbl>
     <w:p>
       <w:pPr>
-        <w:spacing w:line="276" w:lineRule="auto"/>
-        <w:rPr>
-          <w:rFonts w:ascii="Times New Roman" w:hAnsi="Times New Roman" w:cs="Times New Roman"/>
-          <w:sz w:val="24"/>
-          <w:szCs w:val="24"/>
-        </w:rPr>
+        <w:pStyle w:val="TableParagraph"/>
       </w:pPr>
     </w:p>
     <w:sectPr>
@@ -5995,6 +5755,155 @@
     </w:lvl>
   </w:abstractNum>
   <w:abstractNum w:abstractNumId="6" w15:restartNumberingAfterBreak="0">
+    <w:nsid w:val="182E4ACD"/>
+    <w:multiLevelType w:val="multilevel"/>
+    <w:tmpl w:val="DF44BFE4"/>
+    <w:lvl w:ilvl="0">
+      <w:start w:val="1"/>
+      <w:numFmt w:val="bullet"/>
+      <w:lvlText w:val=""/>
+      <w:lvlJc w:val="left"/>
+      <w:pPr>
+        <w:tabs>
+          <w:tab w:val="num" w:pos="720"/>
+        </w:tabs>
+        <w:ind w:left="720" w:hanging="360"/>
+      </w:pPr>
+      <w:rPr>
+        <w:rFonts w:ascii="Symbol" w:hAnsi="Symbol" w:hint="default"/>
+        <w:sz w:val="20"/>
+      </w:rPr>
+    </w:lvl>
+    <w:lvl w:ilvl="1" w:tentative="1">
+      <w:start w:val="1"/>
+      <w:numFmt w:val="bullet"/>
+      <w:lvlText w:val="o"/>
+      <w:lvlJc w:val="left"/>
+      <w:pPr>
+        <w:tabs>
+          <w:tab w:val="num" w:pos="1440"/>
+        </w:tabs>
+        <w:ind w:left="1440" w:hanging="360"/>
+      </w:pPr>
+      <w:rPr>
+        <w:rFonts w:ascii="Courier New" w:hAnsi="Courier New" w:hint="default"/>
+        <w:sz w:val="20"/>
+      </w:rPr>
+    </w:lvl>
+    <w:lvl w:ilvl="2" w:tentative="1">
+      <w:start w:val="1"/>
+      <w:numFmt w:val="bullet"/>
+      <w:lvlText w:val=""/>
+      <w:lvlJc w:val="left"/>
+      <w:pPr>
+        <w:tabs>
+          <w:tab w:val="num" w:pos="2160"/>
+        </w:tabs>
+        <w:ind w:left="2160" w:hanging="360"/>
+      </w:pPr>
+      <w:rPr>
+        <w:rFonts w:ascii="Wingdings" w:hAnsi="Wingdings" w:hint="default"/>
+        <w:sz w:val="20"/>
+      </w:rPr>
+    </w:lvl>
+    <w:lvl w:ilvl="3" w:tentative="1">
+      <w:start w:val="1"/>
+      <w:numFmt w:val="bullet"/>
+      <w:lvlText w:val=""/>
+      <w:lvlJc w:val="left"/>
+      <w:pPr>
+        <w:tabs>
+          <w:tab w:val="num" w:pos="2880"/>
+        </w:tabs>
+        <w:ind w:left="2880" w:hanging="360"/>
+      </w:pPr>
+      <w:rPr>
+        <w:rFonts w:ascii="Wingdings" w:hAnsi="Wingdings" w:hint="default"/>
+        <w:sz w:val="20"/>
+      </w:rPr>
+    </w:lvl>
+    <w:lvl w:ilvl="4" w:tentative="1">
+      <w:start w:val="1"/>
+      <w:numFmt w:val="bullet"/>
+      <w:lvlText w:val=""/>
+      <w:lvlJc w:val="left"/>
+      <w:pPr>
+        <w:tabs>
+          <w:tab w:val="num" w:pos="3600"/>
+        </w:tabs>
+        <w:ind w:left="3600" w:hanging="360"/>
+      </w:pPr>
+      <w:rPr>
+        <w:rFonts w:ascii="Wingdings" w:hAnsi="Wingdings" w:hint="default"/>
+        <w:sz w:val="20"/>
+      </w:rPr>
+    </w:lvl>
+    <w:lvl w:ilvl="5" w:tentative="1">
+      <w:start w:val="1"/>
+      <w:numFmt w:val="bullet"/>
+      <w:lvlText w:val=""/>
+      <w:lvlJc w:val="left"/>
+      <w:pPr>
+        <w:tabs>
+          <w:tab w:val="num" w:pos="4320"/>
+        </w:tabs>
+        <w:ind w:left="4320" w:hanging="360"/>
+      </w:pPr>
+      <w:rPr>
+        <w:rFonts w:ascii="Wingdings" w:hAnsi="Wingdings" w:hint="default"/>
+        <w:sz w:val="20"/>
+      </w:rPr>
+    </w:lvl>
+    <w:lvl w:ilvl="6" w:tentative="1">
+      <w:start w:val="1"/>
+      <w:numFmt w:val="bullet"/>
+      <w:lvlText w:val=""/>
+      <w:lvlJc w:val="left"/>
+      <w:pPr>
+        <w:tabs>
+          <w:tab w:val="num" w:pos="5040"/>
+        </w:tabs>
+        <w:ind w:left="5040" w:hanging="360"/>
+      </w:pPr>
+      <w:rPr>
+        <w:rFonts w:ascii="Wingdings" w:hAnsi="Wingdings" w:hint="default"/>
+        <w:sz w:val="20"/>
+      </w:rPr>
+    </w:lvl>
+    <w:lvl w:ilvl="7" w:tentative="1">
+      <w:start w:val="1"/>
+      <w:numFmt w:val="bullet"/>
+      <w:lvlText w:val=""/>
+      <w:lvlJc w:val="left"/>
+      <w:pPr>
+        <w:tabs>
+          <w:tab w:val="num" w:pos="5760"/>
+        </w:tabs>
+        <w:ind w:left="5760" w:hanging="360"/>
+      </w:pPr>
+      <w:rPr>
+        <w:rFonts w:ascii="Wingdings" w:hAnsi="Wingdings" w:hint="default"/>
+        <w:sz w:val="20"/>
+      </w:rPr>
+    </w:lvl>
+    <w:lvl w:ilvl="8" w:tentative="1">
+      <w:start w:val="1"/>
+      <w:numFmt w:val="bullet"/>
+      <w:lvlText w:val=""/>
+      <w:lvlJc w:val="left"/>
+      <w:pPr>
+        <w:tabs>
+          <w:tab w:val="num" w:pos="6480"/>
+        </w:tabs>
+        <w:ind w:left="6480" w:hanging="360"/>
+      </w:pPr>
+      <w:rPr>
+        <w:rFonts w:ascii="Wingdings" w:hAnsi="Wingdings" w:hint="default"/>
+        <w:sz w:val="20"/>
+      </w:rPr>
+    </w:lvl>
+  </w:abstractNum>
+  <w:abstractNum w:abstractNumId="7" w15:restartNumberingAfterBreak="0">
     <w:nsid w:val="1AF3167B"/>
     <w:multiLevelType w:val="multilevel"/>
     <w:tmpl w:val="2EAE106E"/>
@@ -6143,7 +6052,7 @@
       </w:rPr>
     </w:lvl>
   </w:abstractNum>
-  <w:abstractNum w:abstractNumId="7" w15:restartNumberingAfterBreak="0">
+  <w:abstractNum w:abstractNumId="8" w15:restartNumberingAfterBreak="0">
     <w:nsid w:val="1B745B4F"/>
     <w:multiLevelType w:val="multilevel"/>
     <w:tmpl w:val="778830EC"/>
@@ -6292,7 +6201,7 @@
       </w:rPr>
     </w:lvl>
   </w:abstractNum>
-  <w:abstractNum w:abstractNumId="8" w15:restartNumberingAfterBreak="0">
+  <w:abstractNum w:abstractNumId="9" w15:restartNumberingAfterBreak="0">
     <w:nsid w:val="25F96EBE"/>
     <w:multiLevelType w:val="multilevel"/>
     <w:tmpl w:val="6720B3B0"/>
@@ -6441,7 +6350,7 @@
       </w:rPr>
     </w:lvl>
   </w:abstractNum>
-  <w:abstractNum w:abstractNumId="9" w15:restartNumberingAfterBreak="0">
+  <w:abstractNum w:abstractNumId="10" w15:restartNumberingAfterBreak="0">
     <w:nsid w:val="2B132137"/>
     <w:multiLevelType w:val="hybridMultilevel"/>
     <w:tmpl w:val="E17E5586"/>
@@ -6554,7 +6463,7 @@
       </w:rPr>
     </w:lvl>
   </w:abstractNum>
-  <w:abstractNum w:abstractNumId="10" w15:restartNumberingAfterBreak="0">
+  <w:abstractNum w:abstractNumId="11" w15:restartNumberingAfterBreak="0">
     <w:nsid w:val="2B325C8A"/>
     <w:multiLevelType w:val="hybridMultilevel"/>
     <w:tmpl w:val="E92021EC"/>
@@ -6667,7 +6576,7 @@
       </w:rPr>
     </w:lvl>
   </w:abstractNum>
-  <w:abstractNum w:abstractNumId="11" w15:restartNumberingAfterBreak="0">
+  <w:abstractNum w:abstractNumId="12" w15:restartNumberingAfterBreak="0">
     <w:nsid w:val="2EA811B4"/>
     <w:multiLevelType w:val="multilevel"/>
     <w:tmpl w:val="C88AD8AA"/>
@@ -6816,7 +6725,7 @@
       </w:rPr>
     </w:lvl>
   </w:abstractNum>
-  <w:abstractNum w:abstractNumId="12" w15:restartNumberingAfterBreak="0">
+  <w:abstractNum w:abstractNumId="13" w15:restartNumberingAfterBreak="0">
     <w:nsid w:val="35AF3A53"/>
     <w:multiLevelType w:val="multilevel"/>
     <w:tmpl w:val="73AC17DE"/>
@@ -6965,7 +6874,7 @@
       </w:rPr>
     </w:lvl>
   </w:abstractNum>
-  <w:abstractNum w:abstractNumId="13" w15:restartNumberingAfterBreak="0">
+  <w:abstractNum w:abstractNumId="14" w15:restartNumberingAfterBreak="0">
     <w:nsid w:val="3634231F"/>
     <w:multiLevelType w:val="multilevel"/>
     <w:tmpl w:val="17B01AD0"/>
@@ -7114,7 +7023,7 @@
       </w:rPr>
     </w:lvl>
   </w:abstractNum>
-  <w:abstractNum w:abstractNumId="14" w15:restartNumberingAfterBreak="0">
+  <w:abstractNum w:abstractNumId="15" w15:restartNumberingAfterBreak="0">
     <w:nsid w:val="38240EDB"/>
     <w:multiLevelType w:val="multilevel"/>
     <w:tmpl w:val="479EC57E"/>
@@ -7263,7 +7172,7 @@
       </w:rPr>
     </w:lvl>
   </w:abstractNum>
-  <w:abstractNum w:abstractNumId="15" w15:restartNumberingAfterBreak="0">
+  <w:abstractNum w:abstractNumId="16" w15:restartNumberingAfterBreak="0">
     <w:nsid w:val="385D0CD7"/>
     <w:multiLevelType w:val="hybridMultilevel"/>
     <w:tmpl w:val="751AE726"/>
@@ -7376,7 +7285,7 @@
       </w:rPr>
     </w:lvl>
   </w:abstractNum>
-  <w:abstractNum w:abstractNumId="16" w15:restartNumberingAfterBreak="0">
+  <w:abstractNum w:abstractNumId="17" w15:restartNumberingAfterBreak="0">
     <w:nsid w:val="394839BD"/>
     <w:multiLevelType w:val="hybridMultilevel"/>
     <w:tmpl w:val="77A4647C"/>
@@ -7489,7 +7398,7 @@
       </w:rPr>
     </w:lvl>
   </w:abstractNum>
-  <w:abstractNum w:abstractNumId="17" w15:restartNumberingAfterBreak="0">
+  <w:abstractNum w:abstractNumId="18" w15:restartNumberingAfterBreak="0">
     <w:nsid w:val="3BD0616B"/>
     <w:multiLevelType w:val="multilevel"/>
     <w:tmpl w:val="070A5D1A"/>
@@ -7638,7 +7547,7 @@
       </w:rPr>
     </w:lvl>
   </w:abstractNum>
-  <w:abstractNum w:abstractNumId="18" w15:restartNumberingAfterBreak="0">
+  <w:abstractNum w:abstractNumId="19" w15:restartNumberingAfterBreak="0">
     <w:nsid w:val="3F2704AB"/>
     <w:multiLevelType w:val="multilevel"/>
     <w:tmpl w:val="8D403618"/>
@@ -7787,7 +7696,120 @@
       </w:rPr>
     </w:lvl>
   </w:abstractNum>
-  <w:abstractNum w:abstractNumId="19" w15:restartNumberingAfterBreak="0">
+  <w:abstractNum w:abstractNumId="20" w15:restartNumberingAfterBreak="0">
+    <w:nsid w:val="43D04650"/>
+    <w:multiLevelType w:val="multilevel"/>
+    <w:tmpl w:val="47249774"/>
+    <w:lvl w:ilvl="0">
+      <w:start w:val="1"/>
+      <w:numFmt w:val="decimal"/>
+      <w:lvlText w:val="%1."/>
+      <w:lvlJc w:val="left"/>
+      <w:pPr>
+        <w:tabs>
+          <w:tab w:val="num" w:pos="720"/>
+        </w:tabs>
+        <w:ind w:left="720" w:hanging="360"/>
+      </w:pPr>
+    </w:lvl>
+    <w:lvl w:ilvl="1" w:tentative="1">
+      <w:start w:val="1"/>
+      <w:numFmt w:val="decimal"/>
+      <w:lvlText w:val="%2."/>
+      <w:lvlJc w:val="left"/>
+      <w:pPr>
+        <w:tabs>
+          <w:tab w:val="num" w:pos="1440"/>
+        </w:tabs>
+        <w:ind w:left="1440" w:hanging="360"/>
+      </w:pPr>
+    </w:lvl>
+    <w:lvl w:ilvl="2" w:tentative="1">
+      <w:start w:val="1"/>
+      <w:numFmt w:val="decimal"/>
+      <w:lvlText w:val="%3."/>
+      <w:lvlJc w:val="left"/>
+      <w:pPr>
+        <w:tabs>
+          <w:tab w:val="num" w:pos="2160"/>
+        </w:tabs>
+        <w:ind w:left="2160" w:hanging="360"/>
+      </w:pPr>
+    </w:lvl>
+    <w:lvl w:ilvl="3" w:tentative="1">
+      <w:start w:val="1"/>
+      <w:numFmt w:val="decimal"/>
+      <w:lvlText w:val="%4."/>
+      <w:lvlJc w:val="left"/>
+      <w:pPr>
+        <w:tabs>
+          <w:tab w:val="num" w:pos="2880"/>
+        </w:tabs>
+        <w:ind w:left="2880" w:hanging="360"/>
+      </w:pPr>
+    </w:lvl>
+    <w:lvl w:ilvl="4" w:tentative="1">
+      <w:start w:val="1"/>
+      <w:numFmt w:val="decimal"/>
+      <w:lvlText w:val="%5."/>
+      <w:lvlJc w:val="left"/>
+      <w:pPr>
+        <w:tabs>
+          <w:tab w:val="num" w:pos="3600"/>
+        </w:tabs>
+        <w:ind w:left="3600" w:hanging="360"/>
+      </w:pPr>
+    </w:lvl>
+    <w:lvl w:ilvl="5" w:tentative="1">
+      <w:start w:val="1"/>
+      <w:numFmt w:val="decimal"/>
+      <w:lvlText w:val="%6."/>
+      <w:lvlJc w:val="left"/>
+      <w:pPr>
+        <w:tabs>
+          <w:tab w:val="num" w:pos="4320"/>
+        </w:tabs>
+        <w:ind w:left="4320" w:hanging="360"/>
+      </w:pPr>
+    </w:lvl>
+    <w:lvl w:ilvl="6" w:tentative="1">
+      <w:start w:val="1"/>
+      <w:numFmt w:val="decimal"/>
+      <w:lvlText w:val="%7."/>
+      <w:lvlJc w:val="left"/>
+      <w:pPr>
+        <w:tabs>
+          <w:tab w:val="num" w:pos="5040"/>
+        </w:tabs>
+        <w:ind w:left="5040" w:hanging="360"/>
+      </w:pPr>
+    </w:lvl>
+    <w:lvl w:ilvl="7" w:tentative="1">
+      <w:start w:val="1"/>
+      <w:numFmt w:val="decimal"/>
+      <w:lvlText w:val="%8."/>
+      <w:lvlJc w:val="left"/>
+      <w:pPr>
+        <w:tabs>
+          <w:tab w:val="num" w:pos="5760"/>
+        </w:tabs>
+        <w:ind w:left="5760" w:hanging="360"/>
+      </w:pPr>
+    </w:lvl>
+    <w:lvl w:ilvl="8" w:tentative="1">
+      <w:start w:val="1"/>
+      <w:numFmt w:val="decimal"/>
+      <w:lvlText w:val="%9."/>
+      <w:lvlJc w:val="left"/>
+      <w:pPr>
+        <w:tabs>
+          <w:tab w:val="num" w:pos="6480"/>
+        </w:tabs>
+        <w:ind w:left="6480" w:hanging="360"/>
+      </w:pPr>
+    </w:lvl>
+  </w:abstractNum>
+  <w:abstractNum w:abstractNumId="21" w15:restartNumberingAfterBreak="0">
     <w:nsid w:val="450101D7"/>
     <w:multiLevelType w:val="multilevel"/>
     <w:tmpl w:val="78F6E4F0"/>
@@ -7936,7 +7958,7 @@
       </w:rPr>
     </w:lvl>
   </w:abstractNum>
-  <w:abstractNum w:abstractNumId="20" w15:restartNumberingAfterBreak="0">
+  <w:abstractNum w:abstractNumId="22" w15:restartNumberingAfterBreak="0">
     <w:nsid w:val="453B19B3"/>
     <w:multiLevelType w:val="multilevel"/>
     <w:tmpl w:val="531A60F8"/>
@@ -8085,7 +8107,7 @@
       </w:rPr>
     </w:lvl>
   </w:abstractNum>
-  <w:abstractNum w:abstractNumId="21" w15:restartNumberingAfterBreak="0">
+  <w:abstractNum w:abstractNumId="23" w15:restartNumberingAfterBreak="0">
     <w:nsid w:val="49923411"/>
     <w:multiLevelType w:val="multilevel"/>
     <w:tmpl w:val="468E1542"/>
@@ -8198,7 +8220,7 @@
       </w:pPr>
     </w:lvl>
   </w:abstractNum>
-  <w:abstractNum w:abstractNumId="22" w15:restartNumberingAfterBreak="0">
+  <w:abstractNum w:abstractNumId="24" w15:restartNumberingAfterBreak="0">
     <w:nsid w:val="4BCE5B6F"/>
     <w:multiLevelType w:val="multilevel"/>
     <w:tmpl w:val="E826B616"/>
@@ -8347,7 +8369,7 @@
       </w:rPr>
     </w:lvl>
   </w:abstractNum>
-  <w:abstractNum w:abstractNumId="23" w15:restartNumberingAfterBreak="0">
+  <w:abstractNum w:abstractNumId="25" w15:restartNumberingAfterBreak="0">
     <w:nsid w:val="4D73680D"/>
     <w:multiLevelType w:val="hybridMultilevel"/>
     <w:tmpl w:val="2EAE3218"/>
@@ -8460,7 +8482,7 @@
       </w:rPr>
     </w:lvl>
   </w:abstractNum>
-  <w:abstractNum w:abstractNumId="24" w15:restartNumberingAfterBreak="0">
+  <w:abstractNum w:abstractNumId="26" w15:restartNumberingAfterBreak="0">
     <w:nsid w:val="54C72D8F"/>
     <w:multiLevelType w:val="multilevel"/>
     <w:tmpl w:val="E2CEB182"/>
@@ -8609,7 +8631,7 @@
       </w:rPr>
     </w:lvl>
   </w:abstractNum>
-  <w:abstractNum w:abstractNumId="25" w15:restartNumberingAfterBreak="0">
+  <w:abstractNum w:abstractNumId="27" w15:restartNumberingAfterBreak="0">
     <w:nsid w:val="54E64F68"/>
     <w:multiLevelType w:val="hybridMultilevel"/>
     <w:tmpl w:val="A7644474"/>
@@ -8722,7 +8744,7 @@
       </w:rPr>
     </w:lvl>
   </w:abstractNum>
-  <w:abstractNum w:abstractNumId="26" w15:restartNumberingAfterBreak="0">
+  <w:abstractNum w:abstractNumId="28" w15:restartNumberingAfterBreak="0">
     <w:nsid w:val="62BB711B"/>
     <w:multiLevelType w:val="multilevel"/>
     <w:tmpl w:val="B448DF06"/>
@@ -8871,7 +8893,156 @@
       </w:rPr>
     </w:lvl>
   </w:abstractNum>
-  <w:abstractNum w:abstractNumId="27" w15:restartNumberingAfterBreak="0">
+  <w:abstractNum w:abstractNumId="29" w15:restartNumberingAfterBreak="0">
+    <w:nsid w:val="63AF0720"/>
+    <w:multiLevelType w:val="multilevel"/>
+    <w:tmpl w:val="E7A2DD62"/>
+    <w:lvl w:ilvl="0">
+      <w:start w:val="1"/>
+      <w:numFmt w:val="bullet"/>
+      <w:lvlText w:val=""/>
+      <w:lvlJc w:val="left"/>
+      <w:pPr>
+        <w:tabs>
+          <w:tab w:val="num" w:pos="720"/>
+        </w:tabs>
+        <w:ind w:left="720" w:hanging="360"/>
+      </w:pPr>
+      <w:rPr>
+        <w:rFonts w:ascii="Symbol" w:hAnsi="Symbol" w:hint="default"/>
+        <w:sz w:val="20"/>
+      </w:rPr>
+    </w:lvl>
+    <w:lvl w:ilvl="1" w:tentative="1">
+      <w:start w:val="1"/>
+      <w:numFmt w:val="bullet"/>
+      <w:lvlText w:val="o"/>
+      <w:lvlJc w:val="left"/>
+      <w:pPr>
+        <w:tabs>
+          <w:tab w:val="num" w:pos="1440"/>
+        </w:tabs>
+        <w:ind w:left="1440" w:hanging="360"/>
+      </w:pPr>
+      <w:rPr>
+        <w:rFonts w:ascii="Courier New" w:hAnsi="Courier New" w:hint="default"/>
+        <w:sz w:val="20"/>
+      </w:rPr>
+    </w:lvl>
+    <w:lvl w:ilvl="2" w:tentative="1">
+      <w:start w:val="1"/>
+      <w:numFmt w:val="bullet"/>
+      <w:lvlText w:val=""/>
+      <w:lvlJc w:val="left"/>
+      <w:pPr>
+        <w:tabs>
+          <w:tab w:val="num" w:pos="2160"/>
+        </w:tabs>
+        <w:ind w:left="2160" w:hanging="360"/>
+      </w:pPr>
+      <w:rPr>
+        <w:rFonts w:ascii="Wingdings" w:hAnsi="Wingdings" w:hint="default"/>
+        <w:sz w:val="20"/>
+      </w:rPr>
+    </w:lvl>
+    <w:lvl w:ilvl="3" w:tentative="1">
+      <w:start w:val="1"/>
+      <w:numFmt w:val="bullet"/>
+      <w:lvlText w:val=""/>
+      <w:lvlJc w:val="left"/>
+      <w:pPr>
+        <w:tabs>
+          <w:tab w:val="num" w:pos="2880"/>
+        </w:tabs>
+        <w:ind w:left="2880" w:hanging="360"/>
+      </w:pPr>
+      <w:rPr>
+        <w:rFonts w:ascii="Wingdings" w:hAnsi="Wingdings" w:hint="default"/>
+        <w:sz w:val="20"/>
+      </w:rPr>
+    </w:lvl>
+    <w:lvl w:ilvl="4" w:tentative="1">
+      <w:start w:val="1"/>
+      <w:numFmt w:val="bullet"/>
+      <w:lvlText w:val=""/>
+      <w:lvlJc w:val="left"/>
+      <w:pPr>
+        <w:tabs>
+          <w:tab w:val="num" w:pos="3600"/>
+        </w:tabs>
+        <w:ind w:left="3600" w:hanging="360"/>
+      </w:pPr>
+      <w:rPr>
+        <w:rFonts w:ascii="Wingdings" w:hAnsi="Wingdings" w:hint="default"/>
+        <w:sz w:val="20"/>
+      </w:rPr>
+    </w:lvl>
+    <w:lvl w:ilvl="5" w:tentative="1">
+      <w:start w:val="1"/>
+      <w:numFmt w:val="bullet"/>
+      <w:lvlText w:val=""/>
+      <w:lvlJc w:val="left"/>
+      <w:pPr>
+        <w:tabs>
+          <w:tab w:val="num" w:pos="4320"/>
+        </w:tabs>
+        <w:ind w:left="4320" w:hanging="360"/>
+      </w:pPr>
+      <w:rPr>
+        <w:rFonts w:ascii="Wingdings" w:hAnsi="Wingdings" w:hint="default"/>
+        <w:sz w:val="20"/>
+      </w:rPr>
+    </w:lvl>
+    <w:lvl w:ilvl="6" w:tentative="1">
+      <w:start w:val="1"/>
+      <w:numFmt w:val="bullet"/>
+      <w:lvlText w:val=""/>
+      <w:lvlJc w:val="left"/>
+      <w:pPr>
+        <w:tabs>
+          <w:tab w:val="num" w:pos="5040"/>
+        </w:tabs>
+        <w:ind w:left="5040" w:hanging="360"/>
+      </w:pPr>
+      <w:rPr>
+        <w:rFonts w:ascii="Wingdings" w:hAnsi="Wingdings" w:hint="default"/>
+        <w:sz w:val="20"/>
+      </w:rPr>
+    </w:lvl>
+    <w:lvl w:ilvl="7" w:tentative="1">
+      <w:start w:val="1"/>
+      <w:numFmt w:val="bullet"/>
+      <w:lvlText w:val=""/>
+      <w:lvlJc w:val="left"/>
+      <w:pPr>
+        <w:tabs>
+          <w:tab w:val="num" w:pos="5760"/>
+        </w:tabs>
+        <w:ind w:left="5760" w:hanging="360"/>
+      </w:pPr>
+      <w:rPr>
+        <w:rFonts w:ascii="Wingdings" w:hAnsi="Wingdings" w:hint="default"/>
+        <w:sz w:val="20"/>
+      </w:rPr>
+    </w:lvl>
+    <w:lvl w:ilvl="8" w:tentative="1">
+      <w:start w:val="1"/>
+      <w:numFmt w:val="bullet"/>
+      <w:lvlText w:val=""/>
+      <w:lvlJc w:val="left"/>
+      <w:pPr>
+        <w:tabs>
+          <w:tab w:val="num" w:pos="6480"/>
+        </w:tabs>
+        <w:ind w:left="6480" w:hanging="360"/>
+      </w:pPr>
+      <w:rPr>
+        <w:rFonts w:ascii="Wingdings" w:hAnsi="Wingdings" w:hint="default"/>
+        <w:sz w:val="20"/>
+      </w:rPr>
+    </w:lvl>
+  </w:abstractNum>
+  <w:abstractNum w:abstractNumId="30" w15:restartNumberingAfterBreak="0">
     <w:nsid w:val="65FC3C5E"/>
     <w:multiLevelType w:val="multilevel"/>
     <w:tmpl w:val="4AAE5578"/>
@@ -9020,7 +9191,7 @@
       </w:rPr>
     </w:lvl>
   </w:abstractNum>
-  <w:abstractNum w:abstractNumId="28" w15:restartNumberingAfterBreak="0">
+  <w:abstractNum w:abstractNumId="31" w15:restartNumberingAfterBreak="0">
     <w:nsid w:val="66116857"/>
     <w:multiLevelType w:val="multilevel"/>
     <w:tmpl w:val="37D44994"/>
@@ -9169,7 +9340,7 @@
       </w:rPr>
     </w:lvl>
   </w:abstractNum>
-  <w:abstractNum w:abstractNumId="29" w15:restartNumberingAfterBreak="0">
+  <w:abstractNum w:abstractNumId="32" w15:restartNumberingAfterBreak="0">
     <w:nsid w:val="66FA5C12"/>
     <w:multiLevelType w:val="hybridMultilevel"/>
     <w:tmpl w:val="D5B40052"/>
@@ -9282,7 +9453,7 @@
       </w:rPr>
     </w:lvl>
   </w:abstractNum>
-  <w:abstractNum w:abstractNumId="30" w15:restartNumberingAfterBreak="0">
+  <w:abstractNum w:abstractNumId="33" w15:restartNumberingAfterBreak="0">
     <w:nsid w:val="670461C6"/>
     <w:multiLevelType w:val="multilevel"/>
     <w:tmpl w:val="76E83DC0"/>
@@ -9431,7 +9602,7 @@
       </w:rPr>
     </w:lvl>
   </w:abstractNum>
-  <w:abstractNum w:abstractNumId="31" w15:restartNumberingAfterBreak="0">
+  <w:abstractNum w:abstractNumId="34" w15:restartNumberingAfterBreak="0">
     <w:nsid w:val="67C96772"/>
     <w:multiLevelType w:val="hybridMultilevel"/>
     <w:tmpl w:val="B838C636"/>
@@ -9544,7 +9715,7 @@
       </w:rPr>
     </w:lvl>
   </w:abstractNum>
-  <w:abstractNum w:abstractNumId="32" w15:restartNumberingAfterBreak="0">
+  <w:abstractNum w:abstractNumId="35" w15:restartNumberingAfterBreak="0">
     <w:nsid w:val="684E4921"/>
     <w:multiLevelType w:val="hybridMultilevel"/>
     <w:tmpl w:val="8F484650"/>
@@ -9657,7 +9828,156 @@
       </w:rPr>
     </w:lvl>
   </w:abstractNum>
-  <w:abstractNum w:abstractNumId="33" w15:restartNumberingAfterBreak="0">
+  <w:abstractNum w:abstractNumId="36" w15:restartNumberingAfterBreak="0">
+    <w:nsid w:val="6A232016"/>
+    <w:multiLevelType w:val="multilevel"/>
+    <w:tmpl w:val="2A4274B4"/>
+    <w:lvl w:ilvl="0">
+      <w:start w:val="1"/>
+      <w:numFmt w:val="bullet"/>
+      <w:lvlText w:val=""/>
+      <w:lvlJc w:val="left"/>
+      <w:pPr>
+        <w:tabs>
+          <w:tab w:val="num" w:pos="720"/>
+        </w:tabs>
+        <w:ind w:left="720" w:hanging="360"/>
+      </w:pPr>
+      <w:rPr>
+        <w:rFonts w:ascii="Symbol" w:hAnsi="Symbol" w:hint="default"/>
+        <w:sz w:val="20"/>
+      </w:rPr>
+    </w:lvl>
+    <w:lvl w:ilvl="1" w:tentative="1">
+      <w:start w:val="1"/>
+      <w:numFmt w:val="bullet"/>
+      <w:lvlText w:val="o"/>
+      <w:lvlJc w:val="left"/>
+      <w:pPr>
+        <w:tabs>
+          <w:tab w:val="num" w:pos="1440"/>
+        </w:tabs>
+        <w:ind w:left="1440" w:hanging="360"/>
+      </w:pPr>
+      <w:rPr>
+        <w:rFonts w:ascii="Courier New" w:hAnsi="Courier New" w:hint="default"/>
+        <w:sz w:val="20"/>
+      </w:rPr>
+    </w:lvl>
+    <w:lvl w:ilvl="2" w:tentative="1">
+      <w:start w:val="1"/>
+      <w:numFmt w:val="bullet"/>
+      <w:lvlText w:val=""/>
+      <w:lvlJc w:val="left"/>
+      <w:pPr>
+        <w:tabs>
+          <w:tab w:val="num" w:pos="2160"/>
+        </w:tabs>
+        <w:ind w:left="2160" w:hanging="360"/>
+      </w:pPr>
+      <w:rPr>
+        <w:rFonts w:ascii="Wingdings" w:hAnsi="Wingdings" w:hint="default"/>
+        <w:sz w:val="20"/>
+      </w:rPr>
+    </w:lvl>
+    <w:lvl w:ilvl="3" w:tentative="1">
+      <w:start w:val="1"/>
+      <w:numFmt w:val="bullet"/>
+      <w:lvlText w:val=""/>
+      <w:lvlJc w:val="left"/>
+      <w:pPr>
+        <w:tabs>
+          <w:tab w:val="num" w:pos="2880"/>
+        </w:tabs>
+        <w:ind w:left="2880" w:hanging="360"/>
+      </w:pPr>
+      <w:rPr>
+        <w:rFonts w:ascii="Wingdings" w:hAnsi="Wingdings" w:hint="default"/>
+        <w:sz w:val="20"/>
+      </w:rPr>
+    </w:lvl>
+    <w:lvl w:ilvl="4" w:tentative="1">
+      <w:start w:val="1"/>
+      <w:numFmt w:val="bullet"/>
+      <w:lvlText w:val=""/>
+      <w:lvlJc w:val="left"/>
+      <w:pPr>
+        <w:tabs>
+          <w:tab w:val="num" w:pos="3600"/>
+        </w:tabs>
+        <w:ind w:left="3600" w:hanging="360"/>
+      </w:pPr>
+      <w:rPr>
+        <w:rFonts w:ascii="Wingdings" w:hAnsi="Wingdings" w:hint="default"/>
+        <w:sz w:val="20"/>
+      </w:rPr>
+    </w:lvl>
+    <w:lvl w:ilvl="5" w:tentative="1">
+      <w:start w:val="1"/>
+      <w:numFmt w:val="bullet"/>
+      <w:lvlText w:val=""/>
+      <w:lvlJc w:val="left"/>
+      <w:pPr>
+        <w:tabs>
+          <w:tab w:val="num" w:pos="4320"/>
+        </w:tabs>
+        <w:ind w:left="4320" w:hanging="360"/>
+      </w:pPr>
+      <w:rPr>
+        <w:rFonts w:ascii="Wingdings" w:hAnsi="Wingdings" w:hint="default"/>
+        <w:sz w:val="20"/>
+      </w:rPr>
+    </w:lvl>
+    <w:lvl w:ilvl="6" w:tentative="1">
+      <w:start w:val="1"/>
+      <w:numFmt w:val="bullet"/>
+      <w:lvlText w:val=""/>
+      <w:lvlJc w:val="left"/>
+      <w:pPr>
+        <w:tabs>
+          <w:tab w:val="num" w:pos="5040"/>
+        </w:tabs>
+        <w:ind w:left="5040" w:hanging="360"/>
+      </w:pPr>
+      <w:rPr>
+        <w:rFonts w:ascii="Wingdings" w:hAnsi="Wingdings" w:hint="default"/>
+        <w:sz w:val="20"/>
+      </w:rPr>
+    </w:lvl>
+    <w:lvl w:ilvl="7" w:tentative="1">
+      <w:start w:val="1"/>
+      <w:numFmt w:val="bullet"/>
+      <w:lvlText w:val=""/>
+      <w:lvlJc w:val="left"/>
+      <w:pPr>
+        <w:tabs>
+          <w:tab w:val="num" w:pos="5760"/>
+        </w:tabs>
+        <w:ind w:left="5760" w:hanging="360"/>
+      </w:pPr>
+      <w:rPr>
+        <w:rFonts w:ascii="Wingdings" w:hAnsi="Wingdings" w:hint="default"/>
+        <w:sz w:val="20"/>
+      </w:rPr>
+    </w:lvl>
+    <w:lvl w:ilvl="8" w:tentative="1">
+      <w:start w:val="1"/>
+      <w:numFmt w:val="bullet"/>
+      <w:lvlText w:val=""/>
+      <w:lvlJc w:val="left"/>
+      <w:pPr>
+        <w:tabs>
+          <w:tab w:val="num" w:pos="6480"/>
+        </w:tabs>
+        <w:ind w:left="6480" w:hanging="360"/>
+      </w:pPr>
+      <w:rPr>
+        <w:rFonts w:ascii="Wingdings" w:hAnsi="Wingdings" w:hint="default"/>
+        <w:sz w:val="20"/>
+      </w:rPr>
+    </w:lvl>
+  </w:abstractNum>
+  <w:abstractNum w:abstractNumId="37" w15:restartNumberingAfterBreak="0">
     <w:nsid w:val="6B404B10"/>
     <w:multiLevelType w:val="hybridMultilevel"/>
     <w:tmpl w:val="0C56B1F8"/>
@@ -9770,7 +10090,7 @@
       </w:rPr>
     </w:lvl>
   </w:abstractNum>
-  <w:abstractNum w:abstractNumId="34" w15:restartNumberingAfterBreak="0">
+  <w:abstractNum w:abstractNumId="38" w15:restartNumberingAfterBreak="0">
     <w:nsid w:val="6EC665E8"/>
     <w:multiLevelType w:val="multilevel"/>
     <w:tmpl w:val="9A703398"/>
@@ -9919,7 +10239,7 @@
       </w:rPr>
     </w:lvl>
   </w:abstractNum>
-  <w:abstractNum w:abstractNumId="35" w15:restartNumberingAfterBreak="0">
+  <w:abstractNum w:abstractNumId="39" w15:restartNumberingAfterBreak="0">
     <w:nsid w:val="7157743E"/>
     <w:multiLevelType w:val="hybridMultilevel"/>
     <w:tmpl w:val="CEA2AC92"/>
@@ -10032,7 +10352,7 @@
       </w:rPr>
     </w:lvl>
   </w:abstractNum>
-  <w:abstractNum w:abstractNumId="36" w15:restartNumberingAfterBreak="0">
+  <w:abstractNum w:abstractNumId="40" w15:restartNumberingAfterBreak="0">
     <w:nsid w:val="734D24CC"/>
     <w:multiLevelType w:val="multilevel"/>
     <w:tmpl w:val="E1B0CDEC"/>
@@ -10181,7 +10501,7 @@
       </w:rPr>
     </w:lvl>
   </w:abstractNum>
-  <w:abstractNum w:abstractNumId="37" w15:restartNumberingAfterBreak="0">
+  <w:abstractNum w:abstractNumId="41" w15:restartNumberingAfterBreak="0">
     <w:nsid w:val="75A345B2"/>
     <w:multiLevelType w:val="multilevel"/>
     <w:tmpl w:val="E7184A52"/>
@@ -10330,7 +10650,7 @@
       </w:rPr>
     </w:lvl>
   </w:abstractNum>
-  <w:abstractNum w:abstractNumId="38" w15:restartNumberingAfterBreak="0">
+  <w:abstractNum w:abstractNumId="42" w15:restartNumberingAfterBreak="0">
     <w:nsid w:val="76782088"/>
     <w:multiLevelType w:val="hybridMultilevel"/>
     <w:tmpl w:val="5FC0D988"/>
@@ -10443,7 +10763,7 @@
       </w:rPr>
     </w:lvl>
   </w:abstractNum>
-  <w:abstractNum w:abstractNumId="39" w15:restartNumberingAfterBreak="0">
+  <w:abstractNum w:abstractNumId="43" w15:restartNumberingAfterBreak="0">
     <w:nsid w:val="77890B3C"/>
     <w:multiLevelType w:val="multilevel"/>
     <w:tmpl w:val="36BE7FA0"/>
@@ -10592,7 +10912,7 @@
       </w:rPr>
     </w:lvl>
   </w:abstractNum>
-  <w:abstractNum w:abstractNumId="40" w15:restartNumberingAfterBreak="0">
+  <w:abstractNum w:abstractNumId="44" w15:restartNumberingAfterBreak="0">
     <w:nsid w:val="784B3727"/>
     <w:multiLevelType w:val="hybridMultilevel"/>
     <w:tmpl w:val="7FBA83F0"/>
@@ -10705,7 +11025,7 @@
       </w:rPr>
     </w:lvl>
   </w:abstractNum>
-  <w:abstractNum w:abstractNumId="41" w15:restartNumberingAfterBreak="0">
+  <w:abstractNum w:abstractNumId="45" w15:restartNumberingAfterBreak="0">
     <w:nsid w:val="792E2E1B"/>
     <w:multiLevelType w:val="hybridMultilevel"/>
     <w:tmpl w:val="03123760"/>
@@ -10818,7 +11138,7 @@
       </w:rPr>
     </w:lvl>
   </w:abstractNum>
-  <w:abstractNum w:abstractNumId="42" w15:restartNumberingAfterBreak="0">
+  <w:abstractNum w:abstractNumId="46" w15:restartNumberingAfterBreak="0">
     <w:nsid w:val="793B0DBA"/>
     <w:multiLevelType w:val="multilevel"/>
     <w:tmpl w:val="AF3C3052"/>
@@ -10967,7 +11287,7 @@
       </w:rPr>
     </w:lvl>
   </w:abstractNum>
-  <w:abstractNum w:abstractNumId="43" w15:restartNumberingAfterBreak="0">
+  <w:abstractNum w:abstractNumId="47" w15:restartNumberingAfterBreak="0">
     <w:nsid w:val="7BA822A4"/>
     <w:multiLevelType w:val="hybridMultilevel"/>
     <w:tmpl w:val="99EEC160"/>
@@ -11080,7 +11400,7 @@
       </w:rPr>
     </w:lvl>
   </w:abstractNum>
-  <w:abstractNum w:abstractNumId="44" w15:restartNumberingAfterBreak="0">
+  <w:abstractNum w:abstractNumId="48" w15:restartNumberingAfterBreak="0">
     <w:nsid w:val="7BAB2C43"/>
     <w:multiLevelType w:val="hybridMultilevel"/>
     <w:tmpl w:val="67A81E30"/>
@@ -11193,7 +11513,7 @@
       </w:rPr>
     </w:lvl>
   </w:abstractNum>
-  <w:abstractNum w:abstractNumId="45" w15:restartNumberingAfterBreak="0">
+  <w:abstractNum w:abstractNumId="49" w15:restartNumberingAfterBreak="0">
     <w:nsid w:val="7E334253"/>
     <w:multiLevelType w:val="hybridMultilevel"/>
     <w:tmpl w:val="7A464082"/>
@@ -11306,7 +11626,7 @@
       </w:rPr>
     </w:lvl>
   </w:abstractNum>
-  <w:abstractNum w:abstractNumId="46" w15:restartNumberingAfterBreak="0">
+  <w:abstractNum w:abstractNumId="50" w15:restartNumberingAfterBreak="0">
     <w:nsid w:val="7E6E1804"/>
     <w:multiLevelType w:val="hybridMultilevel"/>
     <w:tmpl w:val="23FA7870"/>
@@ -11420,145 +11740,157 @@
     </w:lvl>
   </w:abstractNum>
   <w:num w:numId="1" w16cid:durableId="919296035">
-    <w:abstractNumId w:val="19"/>
+    <w:abstractNumId w:val="21"/>
   </w:num>
   <w:num w:numId="2" w16cid:durableId="268777193">
-    <w:abstractNumId w:val="20"/>
+    <w:abstractNumId w:val="22"/>
   </w:num>
   <w:num w:numId="3" w16cid:durableId="2119906187">
-    <w:abstractNumId w:val="46"/>
+    <w:abstractNumId w:val="50"/>
   </w:num>
   <w:num w:numId="4" w16cid:durableId="1567379293">
     <w:abstractNumId w:val="4"/>
   </w:num>
   <w:num w:numId="5" w16cid:durableId="1295867037">
-    <w:abstractNumId w:val="45"/>
+    <w:abstractNumId w:val="49"/>
   </w:num>
   <w:num w:numId="6" w16cid:durableId="1009794576">
-    <w:abstractNumId w:val="33"/>
+    <w:abstractNumId w:val="37"/>
   </w:num>
   <w:num w:numId="7" w16cid:durableId="749424799">
-    <w:abstractNumId w:val="40"/>
+    <w:abstractNumId w:val="44"/>
   </w:num>
   <w:num w:numId="8" w16cid:durableId="286859289">
     <w:abstractNumId w:val="5"/>
   </w:num>
   <w:num w:numId="9" w16cid:durableId="1149981699">
+    <w:abstractNumId w:val="10"/>
+  </w:num>
+  <w:num w:numId="10" w16cid:durableId="1606116376">
+    <w:abstractNumId w:val="38"/>
+  </w:num>
+  <w:num w:numId="11" w16cid:durableId="1339431610">
+    <w:abstractNumId w:val="19"/>
+  </w:num>
+  <w:num w:numId="12" w16cid:durableId="1172447666">
+    <w:abstractNumId w:val="7"/>
+  </w:num>
+  <w:num w:numId="13" w16cid:durableId="695232593">
+    <w:abstractNumId w:val="30"/>
+  </w:num>
+  <w:num w:numId="14" w16cid:durableId="145635437">
+    <w:abstractNumId w:val="18"/>
+  </w:num>
+  <w:num w:numId="15" w16cid:durableId="2137481256">
+    <w:abstractNumId w:val="46"/>
+  </w:num>
+  <w:num w:numId="16" w16cid:durableId="116221063">
     <w:abstractNumId w:val="9"/>
   </w:num>
-  <w:num w:numId="10" w16cid:durableId="1606116376">
-    <w:abstractNumId w:val="34"/>
-  </w:num>
-  <w:num w:numId="11" w16cid:durableId="1339431610">
-    <w:abstractNumId w:val="18"/>
-  </w:num>
-  <w:num w:numId="12" w16cid:durableId="1172447666">
-    <w:abstractNumId w:val="6"/>
-  </w:num>
-  <w:num w:numId="13" w16cid:durableId="695232593">
-    <w:abstractNumId w:val="27"/>
-  </w:num>
-  <w:num w:numId="14" w16cid:durableId="145635437">
-    <w:abstractNumId w:val="17"/>
-  </w:num>
-  <w:num w:numId="15" w16cid:durableId="2137481256">
-    <w:abstractNumId w:val="42"/>
-  </w:num>
-  <w:num w:numId="16" w16cid:durableId="116221063">
-    <w:abstractNumId w:val="8"/>
-  </w:num>
   <w:num w:numId="17" w16cid:durableId="139931528">
-    <w:abstractNumId w:val="28"/>
+    <w:abstractNumId w:val="31"/>
   </w:num>
   <w:num w:numId="18" w16cid:durableId="1983654210">
-    <w:abstractNumId w:val="12"/>
+    <w:abstractNumId w:val="13"/>
   </w:num>
   <w:num w:numId="19" w16cid:durableId="408776426">
     <w:abstractNumId w:val="1"/>
   </w:num>
   <w:num w:numId="20" w16cid:durableId="1955093552">
-    <w:abstractNumId w:val="21"/>
+    <w:abstractNumId w:val="23"/>
   </w:num>
   <w:num w:numId="21" w16cid:durableId="1424718612">
-    <w:abstractNumId w:val="39"/>
+    <w:abstractNumId w:val="43"/>
   </w:num>
   <w:num w:numId="22" w16cid:durableId="1688874004">
     <w:abstractNumId w:val="2"/>
   </w:num>
   <w:num w:numId="23" w16cid:durableId="1914974408">
-    <w:abstractNumId w:val="13"/>
+    <w:abstractNumId w:val="14"/>
   </w:num>
   <w:num w:numId="24" w16cid:durableId="145247785">
-    <w:abstractNumId w:val="14"/>
+    <w:abstractNumId w:val="15"/>
   </w:num>
   <w:num w:numId="25" w16cid:durableId="2021196548">
-    <w:abstractNumId w:val="22"/>
+    <w:abstractNumId w:val="24"/>
   </w:num>
   <w:num w:numId="26" w16cid:durableId="854881966">
-    <w:abstractNumId w:val="30"/>
+    <w:abstractNumId w:val="33"/>
   </w:num>
   <w:num w:numId="27" w16cid:durableId="437140711">
-    <w:abstractNumId w:val="24"/>
+    <w:abstractNumId w:val="26"/>
   </w:num>
   <w:num w:numId="28" w16cid:durableId="1408570294">
-    <w:abstractNumId w:val="11"/>
+    <w:abstractNumId w:val="12"/>
   </w:num>
   <w:num w:numId="29" w16cid:durableId="669912880">
-    <w:abstractNumId w:val="36"/>
+    <w:abstractNumId w:val="40"/>
   </w:num>
   <w:num w:numId="30" w16cid:durableId="1290286950">
-    <w:abstractNumId w:val="26"/>
+    <w:abstractNumId w:val="28"/>
   </w:num>
   <w:num w:numId="31" w16cid:durableId="1757629728">
     <w:abstractNumId w:val="0"/>
   </w:num>
   <w:num w:numId="32" w16cid:durableId="1649625023">
-    <w:abstractNumId w:val="15"/>
+    <w:abstractNumId w:val="16"/>
   </w:num>
   <w:num w:numId="33" w16cid:durableId="2012636802">
-    <w:abstractNumId w:val="29"/>
+    <w:abstractNumId w:val="32"/>
   </w:num>
   <w:num w:numId="34" w16cid:durableId="1449424759">
-    <w:abstractNumId w:val="31"/>
+    <w:abstractNumId w:val="34"/>
   </w:num>
   <w:num w:numId="35" w16cid:durableId="1706366703">
-    <w:abstractNumId w:val="44"/>
+    <w:abstractNumId w:val="48"/>
   </w:num>
   <w:num w:numId="36" w16cid:durableId="1362585754">
-    <w:abstractNumId w:val="16"/>
+    <w:abstractNumId w:val="17"/>
   </w:num>
   <w:num w:numId="37" w16cid:durableId="1464958959">
-    <w:abstractNumId w:val="37"/>
+    <w:abstractNumId w:val="41"/>
   </w:num>
   <w:num w:numId="38" w16cid:durableId="2144999828">
-    <w:abstractNumId w:val="32"/>
+    <w:abstractNumId w:val="35"/>
   </w:num>
   <w:num w:numId="39" w16cid:durableId="90900187">
-    <w:abstractNumId w:val="10"/>
+    <w:abstractNumId w:val="11"/>
   </w:num>
   <w:num w:numId="40" w16cid:durableId="577322066">
-    <w:abstractNumId w:val="25"/>
+    <w:abstractNumId w:val="27"/>
   </w:num>
   <w:num w:numId="41" w16cid:durableId="394202214">
-    <w:abstractNumId w:val="43"/>
+    <w:abstractNumId w:val="47"/>
   </w:num>
   <w:num w:numId="42" w16cid:durableId="970748184">
-    <w:abstractNumId w:val="38"/>
+    <w:abstractNumId w:val="42"/>
   </w:num>
   <w:num w:numId="43" w16cid:durableId="773324971">
-    <w:abstractNumId w:val="7"/>
+    <w:abstractNumId w:val="8"/>
   </w:num>
   <w:num w:numId="44" w16cid:durableId="2113166335">
     <w:abstractNumId w:val="3"/>
   </w:num>
   <w:num w:numId="45" w16cid:durableId="1811481846">
-    <w:abstractNumId w:val="41"/>
+    <w:abstractNumId w:val="45"/>
   </w:num>
   <w:num w:numId="46" w16cid:durableId="1803377495">
-    <w:abstractNumId w:val="35"/>
+    <w:abstractNumId w:val="39"/>
   </w:num>
   <w:num w:numId="47" w16cid:durableId="2099788280">
-    <w:abstractNumId w:val="23"/>
+    <w:abstractNumId w:val="25"/>
+  </w:num>
+  <w:num w:numId="48" w16cid:durableId="1179656835">
+    <w:abstractNumId w:val="36"/>
+  </w:num>
+  <w:num w:numId="49" w16cid:durableId="1545023844">
+    <w:abstractNumId w:val="20"/>
+  </w:num>
+  <w:num w:numId="50" w16cid:durableId="1437947197">
+    <w:abstractNumId w:val="29"/>
+  </w:num>
+  <w:num w:numId="51" w16cid:durableId="474222497">
+    <w:abstractNumId w:val="6"/>
   </w:num>
 </w:numbering>
 </file>
@@ -12174,6 +12506,7 @@
   <w:style w:type="character" w:default="1" w:styleId="DefaultParagraphFont">
     <w:name w:val="Default Paragraph Font"/>
     <w:uiPriority w:val="1"/>
+    <w:semiHidden/>
     <w:unhideWhenUsed/>
   </w:style>
   <w:style w:type="table" w:default="1" w:styleId="TableNormal">
